--- a/Documentatie/PingFin (1).docx
+++ b/Documentatie/PingFin (1).docx
@@ -91,13 +91,13 @@
               </wp:anchor>
             </w:drawing>
           </mc:Choice>
-          <mc:Fallback xmlns:arto="http://schemas.microsoft.com/office/word/2006/arto" xmlns:a14="http://schemas.microsoft.com/office/drawing/2010/main" xmlns:pic="http://schemas.openxmlformats.org/drawingml/2006/picture" xmlns:a="http://schemas.openxmlformats.org/drawingml/2006/main">
+          <mc:Fallback>
             <w:pict>
-              <v:shapetype id="_x0000_t202" coordsize="21600,21600" o:spt="202" path="m,l,21600r21600,l21600,xe" w14:anchorId="2C750BFD">
+              <v:shapetype w14:anchorId="2C750BFD" id="_x0000_t202" coordsize="21600,21600" o:spt="202" path="m,l,21600r21600,l21600,xe">
                 <v:stroke joinstyle="miter"/>
                 <v:path gradientshapeok="t" o:connecttype="rect"/>
               </v:shapetype>
-              <v:shape id="Text Box 2" style="position:absolute;margin-left:426.7pt;margin-top:113.4pt;width:477.9pt;height:60.15pt;z-index:251658240;visibility:visible;mso-wrap-style:square;mso-width-percent:0;mso-height-percent:200;mso-wrap-distance-left:9pt;mso-wrap-distance-top:0;mso-wrap-distance-right:9pt;mso-wrap-distance-bottom:0;mso-position-horizontal:right;mso-position-horizontal-relative:margin;mso-position-vertical:absolute;mso-position-vertical-relative:page;mso-width-percent:0;mso-height-percent:200;mso-width-relative:margin;mso-height-relative:margin;v-text-anchor:top" o:spid="_x0000_s1026" strokecolor="white" type="#_x0000_t202" o:gfxdata="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">
+              <v:shape id="Text Box 2" o:spid="_x0000_s1026" type="#_x0000_t202" style="position:absolute;margin-left:426.7pt;margin-top:113.4pt;width:477.9pt;height:60.15pt;z-index:251658240;visibility:visible;mso-wrap-style:square;mso-width-percent:0;mso-height-percent:200;mso-wrap-distance-left:9pt;mso-wrap-distance-top:0;mso-wrap-distance-right:9pt;mso-wrap-distance-bottom:0;mso-position-horizontal:right;mso-position-horizontal-relative:margin;mso-position-vertical:absolute;mso-position-vertical-relative:page;mso-width-percent:0;mso-height-percent:200;mso-width-relative:margin;mso-height-relative:margin;v-text-anchor:top" o:gfxdata="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" strokecolor="white">
                 <v:textbox style="mso-fit-shape-to-text:t">
                   <w:txbxContent>
                     <w:p>
@@ -192,7 +192,7 @@
               </w:sdtPr>
               <w:sdtEndPr>
                 <w:rPr>
-                  <w:rStyle w:val="DefaultParagraphFont"/>
+                  <w:rStyle w:val="Standaardalinea-lettertype"/>
                   <w:rFonts w:asciiTheme="minorHAnsi" w:hAnsiTheme="minorHAnsi"/>
                 </w:rPr>
               </w:sdtEndPr>
@@ -255,7 +255,7 @@
               </w:sdtPr>
               <w:sdtEndPr>
                 <w:rPr>
-                  <w:rStyle w:val="DefaultParagraphFont"/>
+                  <w:rStyle w:val="Standaardalinea-lettertype"/>
                   <w:rFonts w:asciiTheme="minorHAnsi" w:hAnsiTheme="minorHAnsi"/>
                 </w:rPr>
               </w:sdtEndPr>
@@ -295,7 +295,7 @@
             </w:sdtPr>
             <w:sdtEndPr>
               <w:rPr>
-                <w:rStyle w:val="DefaultParagraphFont"/>
+                <w:rStyle w:val="Standaardalinea-lettertype"/>
                 <w:rFonts w:asciiTheme="minorHAnsi" w:hAnsiTheme="minorHAnsi"/>
               </w:rPr>
             </w:sdtEndPr>
@@ -309,28 +309,28 @@
                 </w:pPr>
                 <w:r>
                   <w:rPr>
-                    <w:rStyle w:val="PlaceholderText"/>
+                    <w:rStyle w:val="Tekstvantijdelijkeaanduiding"/>
                     <w:vanish/>
                   </w:rPr>
                   <w:t>Afst</w:t>
                 </w:r>
                 <w:r>
                   <w:rPr>
-                    <w:rStyle w:val="PlaceholderText"/>
+                    <w:rStyle w:val="Tekstvantijdelijkeaanduiding"/>
                     <w:vanish/>
                   </w:rPr>
                   <w:t>ud</w:t>
                 </w:r>
                 <w:r>
                   <w:rPr>
-                    <w:rStyle w:val="PlaceholderText"/>
+                    <w:rStyle w:val="Tekstvantijdelijkeaanduiding"/>
                     <w:vanish/>
                   </w:rPr>
                   <w:t>eerrichting</w:t>
                 </w:r>
                 <w:r>
                   <w:rPr>
-                    <w:rStyle w:val="PlaceholderText"/>
+                    <w:rStyle w:val="Tekstvantijdelijkeaanduiding"/>
                     <w:vanish/>
                   </w:rPr>
                   <w:t>?</w:t>
@@ -438,8 +438,13 @@
               <w:pStyle w:val="kadertitelblad"/>
             </w:pPr>
             <w:r>
-              <w:t>Adam Bouchikhi</w:t>
-            </w:r>
+              <w:t xml:space="preserve">Adam </w:t>
+            </w:r>
+            <w:proofErr w:type="spellStart"/>
+            <w:r>
+              <w:t>Bouchikhi</w:t>
+            </w:r>
+            <w:proofErr w:type="spellEnd"/>
             <w:r>
               <w:t xml:space="preserve"> (</w:t>
             </w:r>
@@ -478,8 +483,21 @@
               <w:pStyle w:val="kadertitelblad"/>
             </w:pPr>
             <w:r>
-              <w:t>Larissa Mbonazo Lusakueno</w:t>
-            </w:r>
+              <w:t xml:space="preserve">Larissa </w:t>
+            </w:r>
+            <w:proofErr w:type="spellStart"/>
+            <w:r>
+              <w:t>Mbonazo</w:t>
+            </w:r>
+            <w:proofErr w:type="spellEnd"/>
+            <w:r>
+              <w:t xml:space="preserve"> </w:t>
+            </w:r>
+            <w:proofErr w:type="spellStart"/>
+            <w:r>
+              <w:t>Lusakueno</w:t>
+            </w:r>
+            <w:proofErr w:type="spellEnd"/>
             <w:r>
               <w:t xml:space="preserve"> (r1029256)</w:t>
             </w:r>
@@ -544,7 +562,7 @@
     </w:tbl>
     <w:tbl>
       <w:tblPr>
-        <w:tblStyle w:val="TableGrid"/>
+        <w:tblStyle w:val="Tabelraster"/>
         <w:tblpPr w:leftFromText="141" w:rightFromText="141" w:vertAnchor="text" w:horzAnchor="margin" w:tblpX="-459" w:tblpY="5388"/>
         <w:tblOverlap w:val="never"/>
         <w:tblW w:w="8665" w:type="dxa"/>
@@ -570,7 +588,7 @@
           </w:sdtPr>
           <w:sdtEndPr>
             <w:rPr>
-              <w:rStyle w:val="DefaultParagraphFont"/>
+              <w:rStyle w:val="Standaardalinea-lettertype"/>
               <w:rFonts w:ascii="Times New Roman" w:hAnsi="Times New Roman"/>
               <w:b w:val="0"/>
               <w:bCs w:val="0"/>
@@ -597,12 +615,14 @@
                     <w:rStyle w:val="Titel1"/>
                   </w:rPr>
                 </w:pPr>
+                <w:proofErr w:type="spellStart"/>
                 <w:r>
                   <w:rPr>
                     <w:rStyle w:val="Titel1"/>
                   </w:rPr>
                   <w:t>PingFin</w:t>
                 </w:r>
+                <w:proofErr w:type="spellEnd"/>
               </w:p>
             </w:tc>
           </w:sdtContent>
@@ -634,7 +654,7 @@
     </w:tbl>
     <w:p>
       <w:pPr>
-        <w:pStyle w:val="Title"/>
+        <w:pStyle w:val="Titel"/>
         <w:framePr w:wrap="around" w:hAnchor="text"/>
       </w:pPr>
     </w:p>
@@ -674,7 +694,7 @@
       <w:sdtContent>
         <w:p>
           <w:pPr>
-            <w:pStyle w:val="TOC1"/>
+            <w:pStyle w:val="Inhopg1"/>
             <w:tabs>
               <w:tab w:val="right" w:leader="dot" w:pos="9060"/>
             </w:tabs>
@@ -723,7 +743,7 @@
         </w:p>
         <w:p>
           <w:pPr>
-            <w:pStyle w:val="TOC2"/>
+            <w:pStyle w:val="Inhopg2"/>
             <w:tabs>
               <w:tab w:val="right" w:leader="dot" w:pos="9060"/>
             </w:tabs>
@@ -763,7 +783,7 @@
         </w:p>
         <w:p>
           <w:pPr>
-            <w:pStyle w:val="TOC3"/>
+            <w:pStyle w:val="Inhopg3"/>
             <w:tabs>
               <w:tab w:val="right" w:leader="dot" w:pos="9060"/>
             </w:tabs>
@@ -803,7 +823,7 @@
         </w:p>
         <w:p>
           <w:pPr>
-            <w:pStyle w:val="TOC3"/>
+            <w:pStyle w:val="Inhopg3"/>
             <w:tabs>
               <w:tab w:val="right" w:leader="dot" w:pos="9060"/>
             </w:tabs>
@@ -843,7 +863,7 @@
         </w:p>
         <w:p>
           <w:pPr>
-            <w:pStyle w:val="TOC3"/>
+            <w:pStyle w:val="Inhopg3"/>
             <w:tabs>
               <w:tab w:val="right" w:leader="dot" w:pos="9060"/>
             </w:tabs>
@@ -883,7 +903,7 @@
         </w:p>
         <w:p>
           <w:pPr>
-            <w:pStyle w:val="TOC3"/>
+            <w:pStyle w:val="Inhopg3"/>
             <w:tabs>
               <w:tab w:val="right" w:leader="dot" w:pos="9060"/>
             </w:tabs>
@@ -923,7 +943,7 @@
         </w:p>
         <w:p>
           <w:pPr>
-            <w:pStyle w:val="TOC3"/>
+            <w:pStyle w:val="Inhopg3"/>
             <w:tabs>
               <w:tab w:val="right" w:leader="dot" w:pos="9060"/>
             </w:tabs>
@@ -963,7 +983,7 @@
         </w:p>
         <w:p>
           <w:pPr>
-            <w:pStyle w:val="TOC3"/>
+            <w:pStyle w:val="Inhopg3"/>
             <w:tabs>
               <w:tab w:val="right" w:leader="dot" w:pos="9060"/>
             </w:tabs>
@@ -1003,7 +1023,7 @@
         </w:p>
         <w:p>
           <w:pPr>
-            <w:pStyle w:val="TOC2"/>
+            <w:pStyle w:val="Inhopg2"/>
             <w:tabs>
               <w:tab w:val="right" w:leader="dot" w:pos="9060"/>
             </w:tabs>
@@ -1043,7 +1063,7 @@
         </w:p>
         <w:p>
           <w:pPr>
-            <w:pStyle w:val="TOC3"/>
+            <w:pStyle w:val="Inhopg3"/>
             <w:tabs>
               <w:tab w:val="right" w:leader="dot" w:pos="9060"/>
             </w:tabs>
@@ -1083,7 +1103,7 @@
         </w:p>
         <w:p>
           <w:pPr>
-            <w:pStyle w:val="TOC3"/>
+            <w:pStyle w:val="Inhopg3"/>
             <w:tabs>
               <w:tab w:val="right" w:leader="dot" w:pos="9060"/>
             </w:tabs>
@@ -1123,7 +1143,7 @@
         </w:p>
         <w:p>
           <w:pPr>
-            <w:pStyle w:val="TOC3"/>
+            <w:pStyle w:val="Inhopg3"/>
             <w:tabs>
               <w:tab w:val="right" w:leader="dot" w:pos="9060"/>
             </w:tabs>
@@ -1163,7 +1183,7 @@
         </w:p>
         <w:p>
           <w:pPr>
-            <w:pStyle w:val="TOC3"/>
+            <w:pStyle w:val="Inhopg3"/>
             <w:tabs>
               <w:tab w:val="right" w:leader="dot" w:pos="9060"/>
             </w:tabs>
@@ -1203,7 +1223,7 @@
         </w:p>
         <w:p>
           <w:pPr>
-            <w:pStyle w:val="TOC2"/>
+            <w:pStyle w:val="Inhopg2"/>
             <w:tabs>
               <w:tab w:val="right" w:leader="dot" w:pos="9060"/>
             </w:tabs>
@@ -1243,7 +1263,7 @@
         </w:p>
         <w:p>
           <w:pPr>
-            <w:pStyle w:val="TOC3"/>
+            <w:pStyle w:val="Inhopg3"/>
             <w:tabs>
               <w:tab w:val="right" w:leader="dot" w:pos="9060"/>
             </w:tabs>
@@ -1283,7 +1303,7 @@
         </w:p>
         <w:p>
           <w:pPr>
-            <w:pStyle w:val="TOC3"/>
+            <w:pStyle w:val="Inhopg3"/>
             <w:tabs>
               <w:tab w:val="right" w:leader="dot" w:pos="9060"/>
             </w:tabs>
@@ -1323,7 +1343,7 @@
         </w:p>
         <w:p>
           <w:pPr>
-            <w:pStyle w:val="TOC3"/>
+            <w:pStyle w:val="Inhopg3"/>
             <w:tabs>
               <w:tab w:val="right" w:leader="dot" w:pos="9060"/>
             </w:tabs>
@@ -1363,7 +1383,7 @@
         </w:p>
         <w:p>
           <w:pPr>
-            <w:pStyle w:val="TOC3"/>
+            <w:pStyle w:val="Inhopg3"/>
             <w:tabs>
               <w:tab w:val="right" w:leader="dot" w:pos="9060"/>
             </w:tabs>
@@ -1403,7 +1423,7 @@
         </w:p>
         <w:p>
           <w:pPr>
-            <w:pStyle w:val="TOC2"/>
+            <w:pStyle w:val="Inhopg2"/>
             <w:tabs>
               <w:tab w:val="right" w:leader="dot" w:pos="9060"/>
             </w:tabs>
@@ -1443,7 +1463,7 @@
         </w:p>
         <w:p>
           <w:pPr>
-            <w:pStyle w:val="TOC3"/>
+            <w:pStyle w:val="Inhopg3"/>
             <w:tabs>
               <w:tab w:val="right" w:leader="dot" w:pos="9060"/>
             </w:tabs>
@@ -1483,7 +1503,7 @@
         </w:p>
         <w:p>
           <w:pPr>
-            <w:pStyle w:val="TOC3"/>
+            <w:pStyle w:val="Inhopg3"/>
             <w:tabs>
               <w:tab w:val="right" w:leader="dot" w:pos="9060"/>
             </w:tabs>
@@ -1523,7 +1543,7 @@
         </w:p>
         <w:p>
           <w:pPr>
-            <w:pStyle w:val="TOC3"/>
+            <w:pStyle w:val="Inhopg3"/>
             <w:tabs>
               <w:tab w:val="right" w:leader="dot" w:pos="9060"/>
             </w:tabs>
@@ -1563,7 +1583,7 @@
         </w:p>
         <w:p>
           <w:pPr>
-            <w:pStyle w:val="TOC3"/>
+            <w:pStyle w:val="Inhopg3"/>
             <w:tabs>
               <w:tab w:val="right" w:leader="dot" w:pos="9060"/>
             </w:tabs>
@@ -1603,7 +1623,7 @@
         </w:p>
         <w:p>
           <w:pPr>
-            <w:pStyle w:val="TOC3"/>
+            <w:pStyle w:val="Inhopg3"/>
             <w:tabs>
               <w:tab w:val="right" w:leader="dot" w:pos="9060"/>
             </w:tabs>
@@ -1643,7 +1663,7 @@
         </w:p>
         <w:p>
           <w:pPr>
-            <w:pStyle w:val="TOC2"/>
+            <w:pStyle w:val="Inhopg2"/>
             <w:tabs>
               <w:tab w:val="right" w:leader="dot" w:pos="9060"/>
             </w:tabs>
@@ -1683,7 +1703,7 @@
         </w:p>
         <w:p>
           <w:pPr>
-            <w:pStyle w:val="TOC3"/>
+            <w:pStyle w:val="Inhopg3"/>
             <w:tabs>
               <w:tab w:val="right" w:leader="dot" w:pos="9060"/>
             </w:tabs>
@@ -1723,7 +1743,7 @@
         </w:p>
         <w:p>
           <w:pPr>
-            <w:pStyle w:val="TOC3"/>
+            <w:pStyle w:val="Inhopg3"/>
             <w:tabs>
               <w:tab w:val="right" w:leader="dot" w:pos="9060"/>
             </w:tabs>
@@ -1763,7 +1783,7 @@
         </w:p>
         <w:p>
           <w:pPr>
-            <w:pStyle w:val="TOC3"/>
+            <w:pStyle w:val="Inhopg3"/>
             <w:tabs>
               <w:tab w:val="right" w:leader="dot" w:pos="9060"/>
             </w:tabs>
@@ -1803,7 +1823,7 @@
         </w:p>
         <w:p>
           <w:pPr>
-            <w:pStyle w:val="TOC3"/>
+            <w:pStyle w:val="Inhopg3"/>
             <w:tabs>
               <w:tab w:val="right" w:leader="dot" w:pos="9060"/>
             </w:tabs>
@@ -1843,7 +1863,7 @@
         </w:p>
         <w:p>
           <w:pPr>
-            <w:pStyle w:val="TOC2"/>
+            <w:pStyle w:val="Inhopg2"/>
             <w:tabs>
               <w:tab w:val="right" w:leader="dot" w:pos="9060"/>
             </w:tabs>
@@ -1883,7 +1903,7 @@
         </w:p>
         <w:p>
           <w:pPr>
-            <w:pStyle w:val="TOC3"/>
+            <w:pStyle w:val="Inhopg3"/>
             <w:tabs>
               <w:tab w:val="right" w:leader="dot" w:pos="9060"/>
             </w:tabs>
@@ -1923,7 +1943,7 @@
         </w:p>
         <w:p>
           <w:pPr>
-            <w:pStyle w:val="TOC3"/>
+            <w:pStyle w:val="Inhopg3"/>
             <w:tabs>
               <w:tab w:val="right" w:leader="dot" w:pos="9060"/>
             </w:tabs>
@@ -1963,7 +1983,7 @@
         </w:p>
         <w:p>
           <w:pPr>
-            <w:pStyle w:val="TOC3"/>
+            <w:pStyle w:val="Inhopg3"/>
             <w:tabs>
               <w:tab w:val="right" w:leader="dot" w:pos="9060"/>
             </w:tabs>
@@ -2003,7 +2023,7 @@
         </w:p>
         <w:p>
           <w:pPr>
-            <w:pStyle w:val="TOC3"/>
+            <w:pStyle w:val="Inhopg3"/>
             <w:tabs>
               <w:tab w:val="right" w:leader="dot" w:pos="9060"/>
             </w:tabs>
@@ -2043,7 +2063,7 @@
         </w:p>
         <w:p>
           <w:pPr>
-            <w:pStyle w:val="TOC3"/>
+            <w:pStyle w:val="Inhopg3"/>
             <w:tabs>
               <w:tab w:val="right" w:leader="dot" w:pos="9060"/>
             </w:tabs>
@@ -2083,7 +2103,7 @@
         </w:p>
         <w:p>
           <w:pPr>
-            <w:pStyle w:val="TOC1"/>
+            <w:pStyle w:val="Inhopg1"/>
             <w:tabs>
               <w:tab w:val="right" w:leader="dot" w:pos="9060"/>
             </w:tabs>
@@ -2123,7 +2143,7 @@
         </w:p>
         <w:p>
           <w:pPr>
-            <w:pStyle w:val="TOC3"/>
+            <w:pStyle w:val="Inhopg3"/>
             <w:tabs>
               <w:tab w:val="right" w:leader="dot" w:pos="9060"/>
             </w:tabs>
@@ -2163,7 +2183,7 @@
         </w:p>
         <w:p>
           <w:pPr>
-            <w:pStyle w:val="TOC3"/>
+            <w:pStyle w:val="Inhopg3"/>
             <w:tabs>
               <w:tab w:val="right" w:leader="dot" w:pos="9060"/>
             </w:tabs>
@@ -2203,7 +2223,7 @@
         </w:p>
         <w:p>
           <w:pPr>
-            <w:pStyle w:val="TOC1"/>
+            <w:pStyle w:val="Inhopg1"/>
             <w:tabs>
               <w:tab w:val="right" w:leader="dot" w:pos="9060"/>
             </w:tabs>
@@ -2243,7 +2263,7 @@
         </w:p>
         <w:p>
           <w:pPr>
-            <w:pStyle w:val="TOC1"/>
+            <w:pStyle w:val="Inhopg1"/>
             <w:tabs>
               <w:tab w:val="right" w:leader="dot" w:pos="9060"/>
             </w:tabs>
@@ -2310,17 +2330,17 @@
     <w:p/>
     <w:p>
       <w:pPr>
-        <w:pStyle w:val="Heading1"/>
-      </w:pPr>
-    </w:p>
-    <w:p>
-      <w:pPr>
-        <w:pStyle w:val="Heading1"/>
-      </w:pPr>
-    </w:p>
-    <w:p>
-      <w:pPr>
-        <w:pStyle w:val="Heading1"/>
+        <w:pStyle w:val="Kop1"/>
+      </w:pPr>
+    </w:p>
+    <w:p>
+      <w:pPr>
+        <w:pStyle w:val="Kop1"/>
+      </w:pPr>
+    </w:p>
+    <w:p>
+      <w:pPr>
+        <w:pStyle w:val="Kop1"/>
       </w:pPr>
       <w:bookmarkStart w:id="0" w:name="_Toc1553251329"/>
       <w:r>
@@ -2336,7 +2356,35 @@
         <w:rPr>
           <w:rFonts w:ascii="Calibri" w:eastAsia="Calibri" w:hAnsi="Calibri" w:cs="Calibri"/>
         </w:rPr>
-        <w:t>Dit project wordt uitgevoerd in het kader van de vierdaagse vak “international week” "PingFin", waarin een vereenvoudigd SEPA-betalingssysteem wordt gesimuleerd. Het onderliggende probleem dat binnen ons team wordt aangepakt, is de noodzaak voor een stabiele, veilige en centrale omgeving waarin verschillende bank-applicaties met elkaar kunnen communiceren via een clearing bank. Zonder een goed geconfigureerd netwerk en serverbeheer kunnen de transacties tussen de deelnemende teams niet plaatsvinden.</w:t>
+        <w:t>Dit project wordt uitgevoerd in het kader van de vierdaagse vak “</w:t>
+      </w:r>
+      <w:proofErr w:type="spellStart"/>
+      <w:r>
+        <w:rPr>
+          <w:rFonts w:ascii="Calibri" w:eastAsia="Calibri" w:hAnsi="Calibri" w:cs="Calibri"/>
+        </w:rPr>
+        <w:t>international</w:t>
+      </w:r>
+      <w:proofErr w:type="spellEnd"/>
+      <w:r>
+        <w:rPr>
+          <w:rFonts w:ascii="Calibri" w:eastAsia="Calibri" w:hAnsi="Calibri" w:cs="Calibri"/>
+        </w:rPr>
+        <w:t xml:space="preserve"> week” "</w:t>
+      </w:r>
+      <w:proofErr w:type="spellStart"/>
+      <w:r>
+        <w:rPr>
+          <w:rFonts w:ascii="Calibri" w:eastAsia="Calibri" w:hAnsi="Calibri" w:cs="Calibri"/>
+        </w:rPr>
+        <w:t>PingFin</w:t>
+      </w:r>
+      <w:proofErr w:type="spellEnd"/>
+      <w:r>
+        <w:rPr>
+          <w:rFonts w:ascii="Calibri" w:eastAsia="Calibri" w:hAnsi="Calibri" w:cs="Calibri"/>
+        </w:rPr>
+        <w:t>", waarin een vereenvoudigd SEPA-betalingssysteem wordt gesimuleerd. Het onderliggende probleem dat binnen ons team wordt aangepakt, is de noodzaak voor een stabiele, veilige en centrale omgeving waarin verschillende bank-applicaties met elkaar kunnen communiceren via een clearing bank. Zonder een goed geconfigureerd netwerk en serverbeheer kunnen de transacties tussen de deelnemende teams niet plaatsvinden.</w:t>
       </w:r>
     </w:p>
     <w:p>
@@ -2363,7 +2411,7 @@
     </w:p>
     <w:p>
       <w:pPr>
-        <w:pStyle w:val="ListParagraph"/>
+        <w:pStyle w:val="Lijstalinea"/>
         <w:numPr>
           <w:ilvl w:val="0"/>
           <w:numId w:val="6"/>
@@ -2395,7 +2443,7 @@
     </w:p>
     <w:p>
       <w:pPr>
-        <w:pStyle w:val="ListParagraph"/>
+        <w:pStyle w:val="Lijstalinea"/>
         <w:numPr>
           <w:ilvl w:val="0"/>
           <w:numId w:val="6"/>
@@ -2414,7 +2462,7 @@
     </w:p>
     <w:p>
       <w:pPr>
-        <w:pStyle w:val="ListParagraph"/>
+        <w:pStyle w:val="Lijstalinea"/>
         <w:numPr>
           <w:ilvl w:val="0"/>
           <w:numId w:val="6"/>
@@ -2428,12 +2476,20 @@
         <w:t>Docker-integratie</w:t>
       </w:r>
       <w:r>
-        <w:t>: Het ondersteunen van de bankteams bij het "Dockerizen" van hun apps en het centraal uitrollen van deze containers op de server.</w:t>
-      </w:r>
-    </w:p>
-    <w:p>
-      <w:pPr>
-        <w:pStyle w:val="ListParagraph"/>
+        <w:t>: Het ondersteunen van de bankteams bij het "</w:t>
+      </w:r>
+      <w:proofErr w:type="spellStart"/>
+      <w:r>
+        <w:t>Dockerizen</w:t>
+      </w:r>
+      <w:proofErr w:type="spellEnd"/>
+      <w:r>
+        <w:t>" van hun apps en het centraal uitrollen van deze containers op de server.</w:t>
+      </w:r>
+    </w:p>
+    <w:p>
+      <w:pPr>
+        <w:pStyle w:val="Lijstalinea"/>
         <w:numPr>
           <w:ilvl w:val="0"/>
           <w:numId w:val="6"/>
@@ -2452,7 +2508,7 @@
     </w:p>
     <w:p>
       <w:pPr>
-        <w:pStyle w:val="ListParagraph"/>
+        <w:pStyle w:val="Lijstalinea"/>
         <w:numPr>
           <w:ilvl w:val="0"/>
           <w:numId w:val="6"/>
@@ -2481,7 +2537,21 @@
         <w:rPr>
           <w:rFonts w:ascii="Calibri" w:eastAsia="Calibri" w:hAnsi="Calibri" w:cs="Calibri"/>
         </w:rPr>
-        <w:t>Dit project adresseert de uitdagingen binnen het digitale betalingsverkeer door een gesimuleerde bankomgeving op te zetten. Wij als studenten van het netwerkteam zorgen voor een directe en stabiele verbinding tussen de verschillende bank-applicaties en de centrale clearing bank, zodat betalingen binnen de Single Euro Payments Area (SEPA) vlot en veilig verlopen.</w:t>
+        <w:t xml:space="preserve">Dit project adresseert de uitdagingen binnen het digitale betalingsverkeer door een gesimuleerde bankomgeving op te zetten. Wij als studenten van het netwerkteam zorgen voor een directe en stabiele verbinding tussen de verschillende bank-applicaties en de centrale clearing bank, zodat betalingen binnen de Single Euro </w:t>
+      </w:r>
+      <w:proofErr w:type="spellStart"/>
+      <w:r>
+        <w:rPr>
+          <w:rFonts w:ascii="Calibri" w:eastAsia="Calibri" w:hAnsi="Calibri" w:cs="Calibri"/>
+        </w:rPr>
+        <w:t>Payments</w:t>
+      </w:r>
+      <w:proofErr w:type="spellEnd"/>
+      <w:r>
+        <w:rPr>
+          <w:rFonts w:ascii="Calibri" w:eastAsia="Calibri" w:hAnsi="Calibri" w:cs="Calibri"/>
+        </w:rPr>
+        <w:t xml:space="preserve"> Area (SEPA) vlot en veilig verlopen.</w:t>
       </w:r>
     </w:p>
     <w:p>
@@ -2503,26 +2573,62 @@
         <w:rPr>
           <w:rFonts w:ascii="Calibri" w:eastAsia="Calibri" w:hAnsi="Calibri" w:cs="Calibri"/>
         </w:rPr>
-        <w:t>Door deze infrastructuur aan te bieden, dragen wij bij aan een realistische simulatie waarin banken foutloos betalingsopdrachten naar elkaar kunnen sturen en verwerken. Het projectresultaat voor ons team omvat de volledige inrichting van het bekabelde netwerk en de serveromgeving. Het eindresultaat is een werkend ecosysteem waarin studententeams veilig transacties kunnen uitvoeren, ondersteund door onze technische documentatie en ondersteuning bij het live zetten van hun systemen.</w:t>
-      </w:r>
-    </w:p>
-    <w:p>
-      <w:pPr>
-        <w:pStyle w:val="Heading2"/>
+        <w:t xml:space="preserve">Door deze infrastructuur aan te bieden, dragen wij bij aan een realistische simulatie waarin banken foutloos betalingsopdrachten naar elkaar kunnen sturen en verwerken. Het </w:t>
+      </w:r>
+      <w:r>
+        <w:rPr>
+          <w:rFonts w:ascii="Calibri" w:eastAsia="Calibri" w:hAnsi="Calibri" w:cs="Calibri"/>
+        </w:rPr>
+        <w:lastRenderedPageBreak/>
+        <w:t>projectresultaat voor ons team omvat de volledige inrichting van het bekabelde netwerk en de serveromgeving. Het eindresultaat is een werkend ecosysteem waarin studententeams veilig transacties kunnen uitvoeren, ondersteund door onze technische documentatie en ondersteuning bij het live zetten van hun systemen.</w:t>
+      </w:r>
+    </w:p>
+    <w:p>
+      <w:pPr>
+        <w:pStyle w:val="Kop2"/>
         <w:spacing w:before="281" w:after="281"/>
       </w:pPr>
       <w:bookmarkStart w:id="1" w:name="_Toc845738618"/>
       <w:r>
-        <w:t>Functionele requirements</w:t>
+        <w:t xml:space="preserve">Functionele </w:t>
+      </w:r>
+      <w:proofErr w:type="spellStart"/>
+      <w:r>
+        <w:t>requirements</w:t>
       </w:r>
       <w:bookmarkEnd w:id="1"/>
+      <w:proofErr w:type="spellEnd"/>
     </w:p>
     <w:p>
       <w:pPr>
         <w:spacing w:before="281" w:after="281"/>
       </w:pPr>
       <w:r>
-        <w:t>Om het PingFin-project technisch mogelijk te maken, hebben wij als netwerkteam een aantal essentiële functies vastgesteld waaraan ons systeem moet voldoen. Ten eerste realiseren we de fysieke basis door een lokaal bekabeld netwerk op te zetten met switches en kabels, zodat alle apparaten van de verschillende teams vlekkeloos met elkaar kunnen communiceren. Centraal in dit netwerk staat de server die wij installeren en configureren om alle bankapplicaties te hosten. We zorgen ervoor dat elke applicatie voor andere teams bereikbaar is via een specifiek IP-adres en poort. De implementatie gebeurt via Docker, waarbij we de containers van de bankteams deployen, managen en tegelijkertijd laten draaien op de centrale server. Tot slot monitoren we continu de beschikbaarheid en connectiviteit van alle actieve services. Wanneer er fouten optreden in het netwerk, de server of de Docker-configuraties, bieden wij de nodige ondersteuning en troubleshooting om het systeem stabiel te houden.</w:t>
+        <w:t xml:space="preserve">Om het </w:t>
+      </w:r>
+      <w:proofErr w:type="spellStart"/>
+      <w:r>
+        <w:t>PingFin</w:t>
+      </w:r>
+      <w:proofErr w:type="spellEnd"/>
+      <w:r>
+        <w:t xml:space="preserve">-project technisch mogelijk te maken, hebben wij als netwerkteam een aantal essentiële functies vastgesteld waaraan ons systeem moet voldoen. Ten eerste realiseren we de fysieke basis door een lokaal bekabeld netwerk op te zetten met switches en kabels, zodat alle apparaten van de verschillende teams vlekkeloos met elkaar kunnen communiceren. Centraal in dit netwerk staat de server die wij installeren en configureren om alle bankapplicaties te hosten. We zorgen ervoor dat elke applicatie voor andere teams bereikbaar is via een specifiek IP-adres en poort. De implementatie gebeurt via Docker, waarbij we de containers van de bankteams </w:t>
+      </w:r>
+      <w:proofErr w:type="spellStart"/>
+      <w:r>
+        <w:t>deployen</w:t>
+      </w:r>
+      <w:proofErr w:type="spellEnd"/>
+      <w:r>
+        <w:t xml:space="preserve">, managen en tegelijkertijd laten draaien op de centrale server. Tot slot monitoren we continu de beschikbaarheid en connectiviteit van alle actieve services. Wanneer er fouten optreden in het netwerk, de server of de Docker-configuraties, bieden wij de nodige ondersteuning en </w:t>
+      </w:r>
+      <w:proofErr w:type="spellStart"/>
+      <w:r>
+        <w:t>troubleshooting</w:t>
+      </w:r>
+      <w:proofErr w:type="spellEnd"/>
+      <w:r>
+        <w:t xml:space="preserve"> om het systeem stabiel te houden.</w:t>
       </w:r>
     </w:p>
     <w:p>
@@ -2535,12 +2641,17 @@
         <w:spacing w:before="281" w:after="281"/>
       </w:pPr>
       <w:r>
-        <w:t>Hieronder volgt een overzicht van de functionele requirements</w:t>
-      </w:r>
-    </w:p>
-    <w:p>
-      <w:pPr>
-        <w:pStyle w:val="Heading3"/>
+        <w:t xml:space="preserve">Hieronder volgt een overzicht van de functionele </w:t>
+      </w:r>
+      <w:proofErr w:type="spellStart"/>
+      <w:r>
+        <w:t>requirements</w:t>
+      </w:r>
+      <w:proofErr w:type="spellEnd"/>
+    </w:p>
+    <w:p>
+      <w:pPr>
+        <w:pStyle w:val="Kop3"/>
         <w:spacing w:before="281" w:after="281"/>
         <w:rPr>
           <w:rFonts w:ascii="Calibri" w:eastAsia="Calibri" w:hAnsi="Calibri" w:cs="Calibri"/>
@@ -2561,7 +2672,7 @@
     </w:p>
     <w:p>
       <w:pPr>
-        <w:pStyle w:val="Heading3"/>
+        <w:pStyle w:val="Kop3"/>
         <w:rPr>
           <w:rFonts w:ascii="Calibri" w:eastAsia="Calibri" w:hAnsi="Calibri" w:cs="Calibri"/>
           <w:b/>
@@ -2571,7 +2682,7 @@
     </w:p>
     <w:p>
       <w:pPr>
-        <w:pStyle w:val="ListParagraph"/>
+        <w:pStyle w:val="Lijstalinea"/>
         <w:numPr>
           <w:ilvl w:val="0"/>
           <w:numId w:val="65"/>
@@ -2612,7 +2723,7 @@
     </w:p>
     <w:p>
       <w:pPr>
-        <w:pStyle w:val="ListParagraph"/>
+        <w:pStyle w:val="Lijstalinea"/>
         <w:numPr>
           <w:ilvl w:val="0"/>
           <w:numId w:val="65"/>
@@ -2653,7 +2764,7 @@
     </w:p>
     <w:p>
       <w:pPr>
-        <w:pStyle w:val="Heading3"/>
+        <w:pStyle w:val="Kop3"/>
         <w:spacing w:before="281" w:after="281"/>
         <w:rPr>
           <w:rFonts w:ascii="Calibri" w:eastAsia="Calibri" w:hAnsi="Calibri" w:cs="Calibri"/>
@@ -2674,7 +2785,7 @@
     </w:p>
     <w:p>
       <w:pPr>
-        <w:pStyle w:val="ListParagraph"/>
+        <w:pStyle w:val="Lijstalinea"/>
         <w:numPr>
           <w:ilvl w:val="0"/>
           <w:numId w:val="64"/>
@@ -2715,7 +2826,7 @@
     </w:p>
     <w:p>
       <w:pPr>
-        <w:pStyle w:val="ListParagraph"/>
+        <w:pStyle w:val="Lijstalinea"/>
         <w:numPr>
           <w:ilvl w:val="0"/>
           <w:numId w:val="64"/>
@@ -2738,7 +2849,7 @@
     </w:p>
     <w:p>
       <w:pPr>
-        <w:pStyle w:val="Heading3"/>
+        <w:pStyle w:val="Kop3"/>
         <w:spacing w:before="281" w:after="281"/>
         <w:rPr>
           <w:rFonts w:ascii="Calibri" w:eastAsia="Calibri" w:hAnsi="Calibri" w:cs="Calibri"/>
@@ -2759,7 +2870,7 @@
     </w:p>
     <w:p>
       <w:pPr>
-        <w:pStyle w:val="ListParagraph"/>
+        <w:pStyle w:val="Lijstalinea"/>
         <w:numPr>
           <w:ilvl w:val="0"/>
           <w:numId w:val="63"/>
@@ -2782,7 +2893,7 @@
     </w:p>
     <w:p>
       <w:pPr>
-        <w:pStyle w:val="ListParagraph"/>
+        <w:pStyle w:val="Lijstalinea"/>
         <w:numPr>
           <w:ilvl w:val="1"/>
           <w:numId w:val="63"/>
@@ -2805,7 +2916,7 @@
     </w:p>
     <w:p>
       <w:pPr>
-        <w:pStyle w:val="ListParagraph"/>
+        <w:pStyle w:val="Lijstalinea"/>
         <w:numPr>
           <w:ilvl w:val="1"/>
           <w:numId w:val="63"/>
@@ -2846,7 +2957,7 @@
     </w:p>
     <w:p>
       <w:pPr>
-        <w:pStyle w:val="ListParagraph"/>
+        <w:pStyle w:val="Lijstalinea"/>
         <w:numPr>
           <w:ilvl w:val="1"/>
           <w:numId w:val="63"/>
@@ -2869,7 +2980,7 @@
     </w:p>
     <w:p>
       <w:pPr>
-        <w:pStyle w:val="Heading3"/>
+        <w:pStyle w:val="Kop3"/>
         <w:spacing w:before="281" w:after="281"/>
         <w:rPr>
           <w:rFonts w:ascii="Calibri" w:eastAsia="Calibri" w:hAnsi="Calibri" w:cs="Calibri"/>
@@ -2884,13 +2995,14 @@
           <w:b/>
           <w:bCs/>
         </w:rPr>
+        <w:lastRenderedPageBreak/>
         <w:t>FR4 – Deployment</w:t>
       </w:r>
       <w:bookmarkEnd w:id="5"/>
     </w:p>
     <w:p>
       <w:pPr>
-        <w:pStyle w:val="ListParagraph"/>
+        <w:pStyle w:val="Lijstalinea"/>
         <w:spacing w:after="0"/>
         <w:rPr>
           <w:rFonts w:ascii="Calibri" w:eastAsia="Calibri" w:hAnsi="Calibri" w:cs="Calibri"/>
@@ -2909,7 +3021,7 @@
     </w:p>
     <w:p>
       <w:pPr>
-        <w:pStyle w:val="ListParagraph"/>
+        <w:pStyle w:val="Lijstalinea"/>
         <w:numPr>
           <w:ilvl w:val="1"/>
           <w:numId w:val="62"/>
@@ -2929,6 +3041,7 @@
         </w:rPr>
         <w:t xml:space="preserve">Docker containers kunnen </w:t>
       </w:r>
+      <w:proofErr w:type="spellStart"/>
       <w:r>
         <w:rPr>
           <w:rFonts w:ascii="Calibri" w:eastAsia="Calibri" w:hAnsi="Calibri" w:cs="Calibri"/>
@@ -2939,6 +3052,7 @@
         </w:rPr>
         <w:t>deployen</w:t>
       </w:r>
+      <w:proofErr w:type="spellEnd"/>
       <w:r>
         <w:rPr>
           <w:rFonts w:ascii="Calibri" w:eastAsia="Calibri" w:hAnsi="Calibri" w:cs="Calibri"/>
@@ -2950,7 +3064,7 @@
     </w:p>
     <w:p>
       <w:pPr>
-        <w:pStyle w:val="ListParagraph"/>
+        <w:pStyle w:val="Lijstalinea"/>
         <w:numPr>
           <w:ilvl w:val="1"/>
           <w:numId w:val="62"/>
@@ -2991,7 +3105,7 @@
     </w:p>
     <w:p>
       <w:pPr>
-        <w:pStyle w:val="ListParagraph"/>
+        <w:pStyle w:val="Lijstalinea"/>
         <w:numPr>
           <w:ilvl w:val="1"/>
           <w:numId w:val="62"/>
@@ -3014,7 +3128,7 @@
     </w:p>
     <w:p>
       <w:pPr>
-        <w:pStyle w:val="Heading3"/>
+        <w:pStyle w:val="Kop3"/>
         <w:spacing w:before="281" w:after="281"/>
         <w:rPr>
           <w:rFonts w:ascii="Calibri" w:eastAsia="Calibri" w:hAnsi="Calibri" w:cs="Calibri"/>
@@ -3035,7 +3149,7 @@
     </w:p>
     <w:p>
       <w:pPr>
-        <w:pStyle w:val="ListParagraph"/>
+        <w:pStyle w:val="Lijstalinea"/>
         <w:numPr>
           <w:ilvl w:val="0"/>
           <w:numId w:val="61"/>
@@ -3058,7 +3172,7 @@
     </w:p>
     <w:p>
       <w:pPr>
-        <w:pStyle w:val="ListParagraph"/>
+        <w:pStyle w:val="Lijstalinea"/>
         <w:numPr>
           <w:ilvl w:val="1"/>
           <w:numId w:val="61"/>
@@ -3081,7 +3195,7 @@
     </w:p>
     <w:p>
       <w:pPr>
-        <w:pStyle w:val="ListParagraph"/>
+        <w:pStyle w:val="Lijstalinea"/>
         <w:numPr>
           <w:ilvl w:val="1"/>
           <w:numId w:val="61"/>
@@ -3104,7 +3218,7 @@
     </w:p>
     <w:p>
       <w:pPr>
-        <w:pStyle w:val="Heading3"/>
+        <w:pStyle w:val="Kop3"/>
         <w:spacing w:before="281" w:after="281"/>
         <w:rPr>
           <w:rFonts w:ascii="Calibri" w:eastAsia="Calibri" w:hAnsi="Calibri" w:cs="Calibri"/>
@@ -3119,13 +3233,23 @@
           <w:b/>
           <w:bCs/>
         </w:rPr>
-        <w:t>FR6 – Troubleshooting</w:t>
+        <w:t xml:space="preserve">FR6 – </w:t>
+      </w:r>
+      <w:proofErr w:type="spellStart"/>
+      <w:r>
+        <w:rPr>
+          <w:rFonts w:ascii="Calibri" w:eastAsia="Calibri" w:hAnsi="Calibri" w:cs="Calibri"/>
+          <w:b/>
+          <w:bCs/>
+        </w:rPr>
+        <w:t>Troubleshooting</w:t>
       </w:r>
       <w:bookmarkEnd w:id="7"/>
-    </w:p>
-    <w:p>
-      <w:pPr>
-        <w:pStyle w:val="ListParagraph"/>
+      <w:proofErr w:type="spellEnd"/>
+    </w:p>
+    <w:p>
+      <w:pPr>
+        <w:pStyle w:val="Lijstalinea"/>
         <w:numPr>
           <w:ilvl w:val="0"/>
           <w:numId w:val="60"/>
@@ -3148,7 +3272,7 @@
     </w:p>
     <w:p>
       <w:pPr>
-        <w:pStyle w:val="ListParagraph"/>
+        <w:pStyle w:val="Lijstalinea"/>
         <w:numPr>
           <w:ilvl w:val="1"/>
           <w:numId w:val="60"/>
@@ -3171,7 +3295,7 @@
     </w:p>
     <w:p>
       <w:pPr>
-        <w:pStyle w:val="ListParagraph"/>
+        <w:pStyle w:val="Lijstalinea"/>
         <w:numPr>
           <w:ilvl w:val="1"/>
           <w:numId w:val="60"/>
@@ -3189,12 +3313,48 @@
           <w:sz w:val="24"/>
           <w:szCs w:val="24"/>
         </w:rPr>
-        <w:t>ondersteuning bieden bij problemen (network, Docker, config).</w:t>
-      </w:r>
-    </w:p>
-    <w:p>
-      <w:pPr>
-        <w:pStyle w:val="Heading2"/>
+        <w:t>ondersteuning bieden bij problemen (</w:t>
+      </w:r>
+      <w:proofErr w:type="spellStart"/>
+      <w:r>
+        <w:rPr>
+          <w:rFonts w:ascii="Calibri" w:eastAsia="Calibri" w:hAnsi="Calibri" w:cs="Calibri"/>
+          <w:sz w:val="24"/>
+          <w:szCs w:val="24"/>
+        </w:rPr>
+        <w:t>network</w:t>
+      </w:r>
+      <w:proofErr w:type="spellEnd"/>
+      <w:r>
+        <w:rPr>
+          <w:rFonts w:ascii="Calibri" w:eastAsia="Calibri" w:hAnsi="Calibri" w:cs="Calibri"/>
+          <w:sz w:val="24"/>
+          <w:szCs w:val="24"/>
+        </w:rPr>
+        <w:t xml:space="preserve">, Docker, </w:t>
+      </w:r>
+      <w:proofErr w:type="spellStart"/>
+      <w:r>
+        <w:rPr>
+          <w:rFonts w:ascii="Calibri" w:eastAsia="Calibri" w:hAnsi="Calibri" w:cs="Calibri"/>
+          <w:sz w:val="24"/>
+          <w:szCs w:val="24"/>
+        </w:rPr>
+        <w:t>config</w:t>
+      </w:r>
+      <w:proofErr w:type="spellEnd"/>
+      <w:r>
+        <w:rPr>
+          <w:rFonts w:ascii="Calibri" w:eastAsia="Calibri" w:hAnsi="Calibri" w:cs="Calibri"/>
+          <w:sz w:val="24"/>
+          <w:szCs w:val="24"/>
+        </w:rPr>
+        <w:t>).</w:t>
+      </w:r>
+    </w:p>
+    <w:p>
+      <w:pPr>
+        <w:pStyle w:val="Kop2"/>
         <w:rPr>
           <w:rStyle w:val="Hyperlink"/>
         </w:rPr>
@@ -3204,9 +3364,17 @@
         <w:rPr>
           <w:rStyle w:val="Hyperlink"/>
         </w:rPr>
-        <w:t>Technische requirements</w:t>
+        <w:t xml:space="preserve">Technische </w:t>
+      </w:r>
+      <w:proofErr w:type="spellStart"/>
+      <w:r>
+        <w:rPr>
+          <w:rStyle w:val="Hyperlink"/>
+        </w:rPr>
+        <w:t>requirements</w:t>
       </w:r>
       <w:bookmarkEnd w:id="8"/>
+      <w:proofErr w:type="spellEnd"/>
     </w:p>
     <w:p/>
     <w:p>
@@ -3214,31 +3382,50 @@
         <w:rPr>
           <w:rFonts w:ascii="Calibri" w:eastAsia="Calibri" w:hAnsi="Calibri" w:cs="Calibri"/>
         </w:rPr>
-        <w:t>Om een stabiel platform te bieden voor alle bankteams, moet de centrale server als basis over een geïnstalleerd Operating System (OS) beschikken met een correct geconfigureerde netwerkinstelling die te allen tijde stabiel blijft draaien. Voor het hosten van de applicaties is een werkende Docker-installatie op de server vereist, waarbij de omgeving in staat moet zijn om meerdere containers van verschillende teams tegelijkertijd te ondersteunen en vlot te laten draaien. De communicatie tussen de verschillende banken en de clearing bank verloopt via HTTP, waarbij het systeem API-calls tussen de containers onderling vlekkeloos moet toelaten. Ten slotte is nauwkeurig configuratiebeheer essentieel; het systeem moet alle gebruikte poorten en endpoints bijhouden om alle technische informatie op een centrale en overzichtelijke manier te verzamelen.</w:t>
-      </w:r>
-    </w:p>
-    <w:p>
-      <w:pPr>
-        <w:rPr>
-          <w:rFonts w:ascii="Calibri" w:eastAsia="Calibri" w:hAnsi="Calibri" w:cs="Calibri"/>
-        </w:rPr>
-      </w:pPr>
-    </w:p>
-    <w:p>
-      <w:r>
-        <w:t>Hieronder volgt een overzicht van de technische requirements</w:t>
-      </w:r>
-    </w:p>
-    <w:p>
-      <w:pPr>
-        <w:rPr>
-          <w:rFonts w:ascii="Calibri" w:eastAsia="Calibri" w:hAnsi="Calibri" w:cs="Calibri"/>
-        </w:rPr>
-      </w:pPr>
-    </w:p>
-    <w:p>
-      <w:pPr>
-        <w:pStyle w:val="Heading3"/>
+        <w:t xml:space="preserve">Om een stabiel platform te bieden voor alle bankteams, moet de centrale server als basis over een geïnstalleerd Operating System (OS) beschikken met een correct geconfigureerde netwerkinstelling die te allen tijde stabiel blijft draaien. Voor het hosten van de applicaties is een werkende Docker-installatie op de server vereist, waarbij de omgeving in staat moet zijn om meerdere containers van verschillende teams tegelijkertijd te ondersteunen en vlot te laten draaien. De communicatie tussen de verschillende banken en de clearing bank verloopt via HTTP, waarbij het systeem API-calls tussen de containers onderling vlekkeloos moet toelaten. Ten slotte is nauwkeurig configuratiebeheer essentieel; het systeem moet alle gebruikte poorten en </w:t>
+      </w:r>
+      <w:proofErr w:type="spellStart"/>
+      <w:r>
+        <w:rPr>
+          <w:rFonts w:ascii="Calibri" w:eastAsia="Calibri" w:hAnsi="Calibri" w:cs="Calibri"/>
+        </w:rPr>
+        <w:t>endpoints</w:t>
+      </w:r>
+      <w:proofErr w:type="spellEnd"/>
+      <w:r>
+        <w:rPr>
+          <w:rFonts w:ascii="Calibri" w:eastAsia="Calibri" w:hAnsi="Calibri" w:cs="Calibri"/>
+        </w:rPr>
+        <w:t xml:space="preserve"> bijhouden om alle technische informatie op een centrale en overzichtelijke manier te verzamelen.</w:t>
+      </w:r>
+    </w:p>
+    <w:p>
+      <w:pPr>
+        <w:rPr>
+          <w:rFonts w:ascii="Calibri" w:eastAsia="Calibri" w:hAnsi="Calibri" w:cs="Calibri"/>
+        </w:rPr>
+      </w:pPr>
+    </w:p>
+    <w:p>
+      <w:r>
+        <w:t xml:space="preserve">Hieronder volgt een overzicht van de technische </w:t>
+      </w:r>
+      <w:proofErr w:type="spellStart"/>
+      <w:r>
+        <w:t>requirements</w:t>
+      </w:r>
+      <w:proofErr w:type="spellEnd"/>
+    </w:p>
+    <w:p>
+      <w:pPr>
+        <w:rPr>
+          <w:rFonts w:ascii="Calibri" w:eastAsia="Calibri" w:hAnsi="Calibri" w:cs="Calibri"/>
+        </w:rPr>
+      </w:pPr>
+    </w:p>
+    <w:p>
+      <w:pPr>
+        <w:pStyle w:val="Kop3"/>
         <w:spacing w:before="281" w:after="281"/>
         <w:rPr>
           <w:rFonts w:ascii="Calibri" w:eastAsia="Calibri" w:hAnsi="Calibri" w:cs="Calibri"/>
@@ -3259,7 +3446,7 @@
     </w:p>
     <w:p>
       <w:pPr>
-        <w:pStyle w:val="ListParagraph"/>
+        <w:pStyle w:val="Lijstalinea"/>
         <w:numPr>
           <w:ilvl w:val="0"/>
           <w:numId w:val="59"/>
@@ -3282,7 +3469,7 @@
     </w:p>
     <w:p>
       <w:pPr>
-        <w:pStyle w:val="ListParagraph"/>
+        <w:pStyle w:val="Lijstalinea"/>
         <w:numPr>
           <w:ilvl w:val="1"/>
           <w:numId w:val="59"/>
@@ -3305,7 +3492,7 @@
     </w:p>
     <w:p>
       <w:pPr>
-        <w:pStyle w:val="ListParagraph"/>
+        <w:pStyle w:val="Lijstalinea"/>
         <w:numPr>
           <w:ilvl w:val="1"/>
           <w:numId w:val="59"/>
@@ -3328,7 +3515,7 @@
     </w:p>
     <w:p>
       <w:pPr>
-        <w:pStyle w:val="ListParagraph"/>
+        <w:pStyle w:val="Lijstalinea"/>
         <w:numPr>
           <w:ilvl w:val="1"/>
           <w:numId w:val="59"/>
@@ -3351,7 +3538,7 @@
     </w:p>
     <w:p>
       <w:pPr>
-        <w:pStyle w:val="Heading3"/>
+        <w:pStyle w:val="Kop3"/>
         <w:spacing w:before="281" w:after="281"/>
         <w:rPr>
           <w:rFonts w:ascii="Calibri" w:eastAsia="Calibri" w:hAnsi="Calibri" w:cs="Calibri"/>
@@ -3366,13 +3553,14 @@
           <w:b/>
           <w:bCs/>
         </w:rPr>
+        <w:lastRenderedPageBreak/>
         <w:t>TR2 – Docker support</w:t>
       </w:r>
       <w:bookmarkEnd w:id="10"/>
     </w:p>
     <w:p>
       <w:pPr>
-        <w:pStyle w:val="ListParagraph"/>
+        <w:pStyle w:val="Lijstalinea"/>
         <w:numPr>
           <w:ilvl w:val="0"/>
           <w:numId w:val="58"/>
@@ -3395,7 +3583,7 @@
     </w:p>
     <w:p>
       <w:pPr>
-        <w:pStyle w:val="ListParagraph"/>
+        <w:pStyle w:val="Lijstalinea"/>
         <w:numPr>
           <w:ilvl w:val="1"/>
           <w:numId w:val="58"/>
@@ -3418,7 +3606,7 @@
     </w:p>
     <w:p>
       <w:pPr>
-        <w:pStyle w:val="ListParagraph"/>
+        <w:pStyle w:val="Lijstalinea"/>
         <w:numPr>
           <w:ilvl w:val="1"/>
           <w:numId w:val="58"/>
@@ -3441,7 +3629,7 @@
     </w:p>
     <w:p>
       <w:pPr>
-        <w:pStyle w:val="ListParagraph"/>
+        <w:pStyle w:val="Lijstalinea"/>
         <w:numPr>
           <w:ilvl w:val="1"/>
           <w:numId w:val="58"/>
@@ -3464,7 +3652,7 @@
     </w:p>
     <w:p>
       <w:pPr>
-        <w:pStyle w:val="Heading3"/>
+        <w:pStyle w:val="Kop3"/>
         <w:spacing w:before="281" w:after="281"/>
         <w:rPr>
           <w:rFonts w:ascii="Calibri" w:eastAsia="Calibri" w:hAnsi="Calibri" w:cs="Calibri"/>
@@ -3485,7 +3673,7 @@
     </w:p>
     <w:p>
       <w:pPr>
-        <w:pStyle w:val="ListParagraph"/>
+        <w:pStyle w:val="Lijstalinea"/>
         <w:numPr>
           <w:ilvl w:val="0"/>
           <w:numId w:val="57"/>
@@ -3508,7 +3696,7 @@
     </w:p>
     <w:p>
       <w:pPr>
-        <w:pStyle w:val="ListParagraph"/>
+        <w:pStyle w:val="Lijstalinea"/>
         <w:numPr>
           <w:ilvl w:val="1"/>
           <w:numId w:val="57"/>
@@ -3531,7 +3719,7 @@
     </w:p>
     <w:p>
       <w:pPr>
-        <w:pStyle w:val="ListParagraph"/>
+        <w:pStyle w:val="Lijstalinea"/>
         <w:numPr>
           <w:ilvl w:val="1"/>
           <w:numId w:val="57"/>
@@ -3554,7 +3742,7 @@
     </w:p>
     <w:p>
       <w:pPr>
-        <w:pStyle w:val="Heading3"/>
+        <w:pStyle w:val="Kop3"/>
         <w:spacing w:before="281" w:after="281"/>
         <w:rPr>
           <w:rFonts w:ascii="Calibri" w:eastAsia="Calibri" w:hAnsi="Calibri" w:cs="Calibri"/>
@@ -3575,7 +3763,7 @@
     </w:p>
     <w:p>
       <w:pPr>
-        <w:pStyle w:val="ListParagraph"/>
+        <w:pStyle w:val="Lijstalinea"/>
         <w:numPr>
           <w:ilvl w:val="0"/>
           <w:numId w:val="56"/>
@@ -3598,7 +3786,7 @@
     </w:p>
     <w:p>
       <w:pPr>
-        <w:pStyle w:val="ListParagraph"/>
+        <w:pStyle w:val="Lijstalinea"/>
         <w:numPr>
           <w:ilvl w:val="1"/>
           <w:numId w:val="56"/>
@@ -3616,12 +3804,30 @@
           <w:sz w:val="24"/>
           <w:szCs w:val="24"/>
         </w:rPr>
-        <w:t xml:space="preserve">poorten en endpoints bijhouden; </w:t>
-      </w:r>
-    </w:p>
-    <w:p>
-      <w:pPr>
-        <w:pStyle w:val="ListParagraph"/>
+        <w:t xml:space="preserve">poorten en </w:t>
+      </w:r>
+      <w:proofErr w:type="spellStart"/>
+      <w:r>
+        <w:rPr>
+          <w:rFonts w:ascii="Calibri" w:eastAsia="Calibri" w:hAnsi="Calibri" w:cs="Calibri"/>
+          <w:sz w:val="24"/>
+          <w:szCs w:val="24"/>
+        </w:rPr>
+        <w:t>endpoints</w:t>
+      </w:r>
+      <w:proofErr w:type="spellEnd"/>
+      <w:r>
+        <w:rPr>
+          <w:rFonts w:ascii="Calibri" w:eastAsia="Calibri" w:hAnsi="Calibri" w:cs="Calibri"/>
+          <w:sz w:val="24"/>
+          <w:szCs w:val="24"/>
+        </w:rPr>
+        <w:t xml:space="preserve"> bijhouden; </w:t>
+      </w:r>
+    </w:p>
+    <w:p>
+      <w:pPr>
+        <w:pStyle w:val="Lijstalinea"/>
         <w:numPr>
           <w:ilvl w:val="1"/>
           <w:numId w:val="56"/>
@@ -3646,7 +3852,7 @@
     <w:p/>
     <w:p>
       <w:pPr>
-        <w:pStyle w:val="Heading2"/>
+        <w:pStyle w:val="Kop2"/>
         <w:rPr>
           <w:rStyle w:val="Hyperlink"/>
         </w:rPr>
@@ -3656,9 +3862,17 @@
         <w:rPr>
           <w:rStyle w:val="Hyperlink"/>
         </w:rPr>
-        <w:t>Netwerk  requirements</w:t>
+        <w:t xml:space="preserve">Netwerk  </w:t>
+      </w:r>
+      <w:proofErr w:type="spellStart"/>
+      <w:r>
+        <w:rPr>
+          <w:rStyle w:val="Hyperlink"/>
+        </w:rPr>
+        <w:t>requirements</w:t>
       </w:r>
       <w:bookmarkEnd w:id="13"/>
+      <w:proofErr w:type="spellEnd"/>
     </w:p>
     <w:p>
       <w:pPr>
@@ -3668,18 +3882,37 @@
         <w:rPr>
           <w:rFonts w:ascii="Calibri" w:eastAsia="Calibri" w:hAnsi="Calibri" w:cs="Calibri"/>
         </w:rPr>
-        <w:t>Om een betrouwbare communicatie tussen alle partijen te garanderen, moet de centrale server beschikken over een vast IP-adres, zodat alle clients de server altijd zonder problemen kunnen bereiken. Het netwerk zelf moet zowel ping-verzoeken als TCP-verbindingen ondersteunen, wat essentieel is voor het testen van de connectiviteit en het versturen van betalingsdata. Daarnaast is strikt poortbeheer noodzakelijk: elke service krijgt een unieke poort toegewezen die correct gemapt moet zijn tussen de Docker-container en de host-server om conflicten te voorkomen. Tot slot richten wij ons op de algehele betrouwbaarheid van de infrastructuur, waarbij we streven naar een stabiel netwerk met minimale downtime, zodat de banktransacties tijdens het project niet worden onderbroken.</w:t>
-      </w:r>
-    </w:p>
-    <w:p>
-      <w:r>
-        <w:t>Hieronder volgt een lijst met alle netwerk requirements</w:t>
-      </w:r>
+        <w:t xml:space="preserve">Om een betrouwbare communicatie tussen alle partijen te garanderen, moet de centrale server beschikken over een vast IP-adres, zodat alle clients de server altijd zonder problemen kunnen bereiken. Het netwerk zelf moet zowel ping-verzoeken als TCP-verbindingen ondersteunen, wat essentieel is voor het testen van de connectiviteit en het versturen van betalingsdata. Daarnaast is strikt poortbeheer noodzakelijk: elke service krijgt een unieke poort toegewezen die correct </w:t>
+      </w:r>
+      <w:proofErr w:type="spellStart"/>
+      <w:r>
+        <w:rPr>
+          <w:rFonts w:ascii="Calibri" w:eastAsia="Calibri" w:hAnsi="Calibri" w:cs="Calibri"/>
+        </w:rPr>
+        <w:t>gemapt</w:t>
+      </w:r>
+      <w:proofErr w:type="spellEnd"/>
+      <w:r>
+        <w:rPr>
+          <w:rFonts w:ascii="Calibri" w:eastAsia="Calibri" w:hAnsi="Calibri" w:cs="Calibri"/>
+        </w:rPr>
+        <w:t xml:space="preserve"> moet zijn tussen de Docker-container en de host-server om conflicten te voorkomen. Tot slot richten wij ons op de algehele betrouwbaarheid van de infrastructuur, waarbij we streven naar een stabiel netwerk met minimale downtime, zodat de banktransacties tijdens het project niet worden onderbroken.</w:t>
+      </w:r>
+    </w:p>
+    <w:p>
+      <w:r>
+        <w:t xml:space="preserve">Hieronder volgt een lijst met alle netwerk </w:t>
+      </w:r>
+      <w:proofErr w:type="spellStart"/>
+      <w:r>
+        <w:t>requirements</w:t>
+      </w:r>
+      <w:proofErr w:type="spellEnd"/>
     </w:p>
     <w:p/>
     <w:p>
       <w:pPr>
-        <w:pStyle w:val="Heading3"/>
+        <w:pStyle w:val="Kop3"/>
         <w:spacing w:before="281" w:after="281"/>
         <w:rPr>
           <w:rFonts w:ascii="Calibri" w:eastAsia="Calibri" w:hAnsi="Calibri" w:cs="Calibri"/>
@@ -3700,7 +3933,7 @@
     </w:p>
     <w:p>
       <w:pPr>
-        <w:pStyle w:val="ListParagraph"/>
+        <w:pStyle w:val="Lijstalinea"/>
         <w:numPr>
           <w:ilvl w:val="0"/>
           <w:numId w:val="55"/>
@@ -3741,7 +3974,7 @@
     </w:p>
     <w:p>
       <w:pPr>
-        <w:pStyle w:val="ListParagraph"/>
+        <w:pStyle w:val="Lijstalinea"/>
         <w:numPr>
           <w:ilvl w:val="0"/>
           <w:numId w:val="55"/>
@@ -3764,7 +3997,7 @@
     </w:p>
     <w:p>
       <w:pPr>
-        <w:pStyle w:val="Heading3"/>
+        <w:pStyle w:val="Kop3"/>
         <w:spacing w:before="281" w:after="281"/>
         <w:rPr>
           <w:rFonts w:ascii="Calibri" w:eastAsia="Calibri" w:hAnsi="Calibri" w:cs="Calibri"/>
@@ -3785,7 +4018,7 @@
     </w:p>
     <w:p>
       <w:pPr>
-        <w:pStyle w:val="ListParagraph"/>
+        <w:pStyle w:val="Lijstalinea"/>
         <w:numPr>
           <w:ilvl w:val="0"/>
           <w:numId w:val="54"/>
@@ -3808,7 +4041,7 @@
     </w:p>
     <w:p>
       <w:pPr>
-        <w:pStyle w:val="ListParagraph"/>
+        <w:pStyle w:val="Lijstalinea"/>
         <w:numPr>
           <w:ilvl w:val="1"/>
           <w:numId w:val="54"/>
@@ -3826,12 +4059,13 @@
           <w:sz w:val="24"/>
           <w:szCs w:val="24"/>
         </w:rPr>
+        <w:lastRenderedPageBreak/>
         <w:t xml:space="preserve">ping ondersteunen; </w:t>
       </w:r>
     </w:p>
     <w:p>
       <w:pPr>
-        <w:pStyle w:val="ListParagraph"/>
+        <w:pStyle w:val="Lijstalinea"/>
         <w:numPr>
           <w:ilvl w:val="1"/>
           <w:numId w:val="54"/>
@@ -3854,7 +4088,7 @@
     </w:p>
     <w:p>
       <w:pPr>
-        <w:pStyle w:val="Heading3"/>
+        <w:pStyle w:val="Kop3"/>
         <w:spacing w:before="281" w:after="281"/>
         <w:rPr>
           <w:rFonts w:ascii="Calibri" w:eastAsia="Calibri" w:hAnsi="Calibri" w:cs="Calibri"/>
@@ -3875,7 +4109,7 @@
     </w:p>
     <w:p>
       <w:pPr>
-        <w:pStyle w:val="ListParagraph"/>
+        <w:pStyle w:val="Lijstalinea"/>
         <w:numPr>
           <w:ilvl w:val="0"/>
           <w:numId w:val="53"/>
@@ -3898,7 +4132,7 @@
     </w:p>
     <w:p>
       <w:pPr>
-        <w:pStyle w:val="ListParagraph"/>
+        <w:pStyle w:val="Lijstalinea"/>
         <w:numPr>
           <w:ilvl w:val="1"/>
           <w:numId w:val="53"/>
@@ -3921,7 +4155,7 @@
     </w:p>
     <w:p>
       <w:pPr>
-        <w:pStyle w:val="ListParagraph"/>
+        <w:pStyle w:val="Lijstalinea"/>
         <w:numPr>
           <w:ilvl w:val="1"/>
           <w:numId w:val="53"/>
@@ -3939,12 +4173,30 @@
           <w:sz w:val="24"/>
           <w:szCs w:val="24"/>
         </w:rPr>
-        <w:t xml:space="preserve">correct gemapt zijn (container ↔ host). </w:t>
-      </w:r>
-    </w:p>
-    <w:p>
-      <w:pPr>
-        <w:pStyle w:val="Heading3"/>
+        <w:t xml:space="preserve">correct </w:t>
+      </w:r>
+      <w:proofErr w:type="spellStart"/>
+      <w:r>
+        <w:rPr>
+          <w:rFonts w:ascii="Calibri" w:eastAsia="Calibri" w:hAnsi="Calibri" w:cs="Calibri"/>
+          <w:sz w:val="24"/>
+          <w:szCs w:val="24"/>
+        </w:rPr>
+        <w:t>gemapt</w:t>
+      </w:r>
+      <w:proofErr w:type="spellEnd"/>
+      <w:r>
+        <w:rPr>
+          <w:rFonts w:ascii="Calibri" w:eastAsia="Calibri" w:hAnsi="Calibri" w:cs="Calibri"/>
+          <w:sz w:val="24"/>
+          <w:szCs w:val="24"/>
+        </w:rPr>
+        <w:t xml:space="preserve"> zijn (container ↔ host). </w:t>
+      </w:r>
+    </w:p>
+    <w:p>
+      <w:pPr>
+        <w:pStyle w:val="Kop3"/>
         <w:spacing w:before="281" w:after="281"/>
         <w:rPr>
           <w:rFonts w:ascii="Calibri" w:eastAsia="Calibri" w:hAnsi="Calibri" w:cs="Calibri"/>
@@ -3965,7 +4217,7 @@
     </w:p>
     <w:p>
       <w:pPr>
-        <w:pStyle w:val="ListParagraph"/>
+        <w:pStyle w:val="Lijstalinea"/>
         <w:numPr>
           <w:ilvl w:val="0"/>
           <w:numId w:val="52"/>
@@ -3988,7 +4240,7 @@
     </w:p>
     <w:p>
       <w:pPr>
-        <w:pStyle w:val="ListParagraph"/>
+        <w:pStyle w:val="Lijstalinea"/>
         <w:numPr>
           <w:ilvl w:val="1"/>
           <w:numId w:val="52"/>
@@ -4011,7 +4263,7 @@
     </w:p>
     <w:p>
       <w:pPr>
-        <w:pStyle w:val="ListParagraph"/>
+        <w:pStyle w:val="Lijstalinea"/>
         <w:numPr>
           <w:ilvl w:val="1"/>
           <w:numId w:val="52"/>
@@ -4035,7 +4287,7 @@
     <w:p/>
     <w:p>
       <w:pPr>
-        <w:pStyle w:val="Heading2"/>
+        <w:pStyle w:val="Kop2"/>
         <w:rPr>
           <w:rStyle w:val="Hyperlink"/>
         </w:rPr>
@@ -4045,34 +4297,106 @@
         <w:rPr>
           <w:rStyle w:val="Hyperlink"/>
         </w:rPr>
-        <w:t>Deployment &amp;  requirements</w:t>
+        <w:t xml:space="preserve">Deployment &amp;  </w:t>
+      </w:r>
+      <w:proofErr w:type="spellStart"/>
+      <w:r>
+        <w:rPr>
+          <w:rStyle w:val="Hyperlink"/>
+        </w:rPr>
+        <w:t>requirements</w:t>
       </w:r>
       <w:bookmarkEnd w:id="18"/>
-    </w:p>
-    <w:p>
-      <w:r>
-        <w:rPr>
-          <w:rFonts w:ascii="Calibri" w:eastAsia="Calibri" w:hAnsi="Calibri" w:cs="Calibri"/>
-        </w:rPr>
-        <w:t>Voor een vlotte uitrol van de applicaties is het essentieel dat de bankteams hun software aanleveren als kant-en-klare Docker images of via een duidelijke Dockerfile. Ons systeem moet in staat zijn om deze containers efficiënt te beheren door ze te starten, stoppen of te herstarten, waarbij we meerdere containers van verschillende teams tegelijkertijd draaiende houden. Binnen de server zorgen we voor de juiste Docker networking, zodat de containers onderling veilig en direct met elkaar kunnen communiceren. Om dit proces in goede banen te leiden, hanteren we strikte standaarden voor de naamgeving, het gebruik van poorten, endpoints en environment variables. Tot slot ondersteunt het systeem het gebruik van dummy-containers, zodat we de connectiviteit en de infrastructuur eerst grondig kunnen testen voordat de echte bankapplicaties live gaan.</w:t>
-      </w:r>
-    </w:p>
-    <w:p>
-      <w:pPr>
-        <w:rPr>
-          <w:rFonts w:ascii="Calibri" w:eastAsia="Calibri" w:hAnsi="Calibri" w:cs="Calibri"/>
-        </w:rPr>
-      </w:pPr>
-      <w:r>
-        <w:rPr>
-          <w:rFonts w:ascii="Calibri" w:eastAsia="Calibri" w:hAnsi="Calibri" w:cs="Calibri"/>
-        </w:rPr>
-        <w:t>Hieronder volgt een lijst van de deployment requirements</w:t>
-      </w:r>
-    </w:p>
-    <w:p>
-      <w:pPr>
-        <w:pStyle w:val="Heading3"/>
+      <w:proofErr w:type="spellEnd"/>
+    </w:p>
+    <w:p>
+      <w:r>
+        <w:rPr>
+          <w:rFonts w:ascii="Calibri" w:eastAsia="Calibri" w:hAnsi="Calibri" w:cs="Calibri"/>
+        </w:rPr>
+        <w:t xml:space="preserve">Voor een vlotte uitrol van de applicaties is het essentieel dat de bankteams hun software aanleveren als kant-en-klare Docker images of via een duidelijke </w:t>
+      </w:r>
+      <w:proofErr w:type="spellStart"/>
+      <w:r>
+        <w:rPr>
+          <w:rFonts w:ascii="Calibri" w:eastAsia="Calibri" w:hAnsi="Calibri" w:cs="Calibri"/>
+        </w:rPr>
+        <w:t>Dockerfile</w:t>
+      </w:r>
+      <w:proofErr w:type="spellEnd"/>
+      <w:r>
+        <w:rPr>
+          <w:rFonts w:ascii="Calibri" w:eastAsia="Calibri" w:hAnsi="Calibri" w:cs="Calibri"/>
+        </w:rPr>
+        <w:t xml:space="preserve">. Ons systeem moet in staat zijn om deze containers efficiënt te beheren door ze te starten, stoppen of te herstarten, waarbij we meerdere containers van verschillende teams tegelijkertijd draaiende houden. Binnen de server zorgen we voor de juiste Docker </w:t>
+      </w:r>
+      <w:proofErr w:type="spellStart"/>
+      <w:r>
+        <w:rPr>
+          <w:rFonts w:ascii="Calibri" w:eastAsia="Calibri" w:hAnsi="Calibri" w:cs="Calibri"/>
+        </w:rPr>
+        <w:t>networking</w:t>
+      </w:r>
+      <w:proofErr w:type="spellEnd"/>
+      <w:r>
+        <w:rPr>
+          <w:rFonts w:ascii="Calibri" w:eastAsia="Calibri" w:hAnsi="Calibri" w:cs="Calibri"/>
+        </w:rPr>
+        <w:t xml:space="preserve">, zodat de containers onderling veilig en direct met elkaar kunnen communiceren. Om dit proces in goede banen te leiden, hanteren we strikte standaarden voor de naamgeving, het gebruik van poorten, </w:t>
+      </w:r>
+      <w:proofErr w:type="spellStart"/>
+      <w:r>
+        <w:rPr>
+          <w:rFonts w:ascii="Calibri" w:eastAsia="Calibri" w:hAnsi="Calibri" w:cs="Calibri"/>
+        </w:rPr>
+        <w:t>endpoints</w:t>
+      </w:r>
+      <w:proofErr w:type="spellEnd"/>
+      <w:r>
+        <w:rPr>
+          <w:rFonts w:ascii="Calibri" w:eastAsia="Calibri" w:hAnsi="Calibri" w:cs="Calibri"/>
+        </w:rPr>
+        <w:t xml:space="preserve"> en environment variables. Tot slot ondersteunt het systeem het gebruik van dummy-containers, zodat we de connectiviteit en de infrastructuur eerst grondig kunnen testen voordat de echte bankapplicaties live gaan.</w:t>
+      </w:r>
+    </w:p>
+    <w:p>
+      <w:pPr>
+        <w:rPr>
+          <w:rFonts w:ascii="Calibri" w:eastAsia="Calibri" w:hAnsi="Calibri" w:cs="Calibri"/>
+        </w:rPr>
+      </w:pPr>
+      <w:r>
+        <w:rPr>
+          <w:rFonts w:ascii="Calibri" w:eastAsia="Calibri" w:hAnsi="Calibri" w:cs="Calibri"/>
+        </w:rPr>
+        <w:t xml:space="preserve">Hieronder volgt een lijst van de </w:t>
+      </w:r>
+      <w:proofErr w:type="spellStart"/>
+      <w:r>
+        <w:rPr>
+          <w:rFonts w:ascii="Calibri" w:eastAsia="Calibri" w:hAnsi="Calibri" w:cs="Calibri"/>
+        </w:rPr>
+        <w:t>deployment</w:t>
+      </w:r>
+      <w:proofErr w:type="spellEnd"/>
+      <w:r>
+        <w:rPr>
+          <w:rFonts w:ascii="Calibri" w:eastAsia="Calibri" w:hAnsi="Calibri" w:cs="Calibri"/>
+        </w:rPr>
+        <w:t xml:space="preserve"> </w:t>
+      </w:r>
+      <w:proofErr w:type="spellStart"/>
+      <w:r>
+        <w:rPr>
+          <w:rFonts w:ascii="Calibri" w:eastAsia="Calibri" w:hAnsi="Calibri" w:cs="Calibri"/>
+        </w:rPr>
+        <w:t>requirements</w:t>
+      </w:r>
+      <w:proofErr w:type="spellEnd"/>
+    </w:p>
+    <w:p>
+      <w:pPr>
+        <w:pStyle w:val="Kop3"/>
         <w:spacing w:before="281" w:after="281"/>
         <w:rPr>
           <w:rFonts w:ascii="Calibri" w:eastAsia="Calibri" w:hAnsi="Calibri" w:cs="Calibri"/>
@@ -4093,7 +4417,7 @@
     </w:p>
     <w:p>
       <w:pPr>
-        <w:pStyle w:val="ListParagraph"/>
+        <w:pStyle w:val="Lijstalinea"/>
         <w:numPr>
           <w:ilvl w:val="0"/>
           <w:numId w:val="51"/>
@@ -4116,7 +4440,7 @@
     </w:p>
     <w:p>
       <w:pPr>
-        <w:pStyle w:val="ListParagraph"/>
+        <w:pStyle w:val="Lijstalinea"/>
         <w:numPr>
           <w:ilvl w:val="1"/>
           <w:numId w:val="51"/>
@@ -4139,7 +4463,7 @@
     </w:p>
     <w:p>
       <w:pPr>
-        <w:pStyle w:val="ListParagraph"/>
+        <w:pStyle w:val="Lijstalinea"/>
         <w:numPr>
           <w:ilvl w:val="1"/>
           <w:numId w:val="51"/>
@@ -4157,12 +4481,30 @@
           <w:sz w:val="24"/>
           <w:szCs w:val="24"/>
         </w:rPr>
-        <w:t xml:space="preserve">of Dockerfiles. </w:t>
-      </w:r>
-    </w:p>
-    <w:p>
-      <w:pPr>
-        <w:pStyle w:val="Heading3"/>
+        <w:t xml:space="preserve">of </w:t>
+      </w:r>
+      <w:proofErr w:type="spellStart"/>
+      <w:r>
+        <w:rPr>
+          <w:rFonts w:ascii="Calibri" w:eastAsia="Calibri" w:hAnsi="Calibri" w:cs="Calibri"/>
+          <w:sz w:val="24"/>
+          <w:szCs w:val="24"/>
+        </w:rPr>
+        <w:t>Dockerfiles</w:t>
+      </w:r>
+      <w:proofErr w:type="spellEnd"/>
+      <w:r>
+        <w:rPr>
+          <w:rFonts w:ascii="Calibri" w:eastAsia="Calibri" w:hAnsi="Calibri" w:cs="Calibri"/>
+          <w:sz w:val="24"/>
+          <w:szCs w:val="24"/>
+        </w:rPr>
+        <w:t xml:space="preserve">. </w:t>
+      </w:r>
+    </w:p>
+    <w:p>
+      <w:pPr>
+        <w:pStyle w:val="Kop3"/>
         <w:spacing w:before="281" w:after="281"/>
         <w:rPr>
           <w:rFonts w:ascii="Calibri" w:eastAsia="Calibri" w:hAnsi="Calibri" w:cs="Calibri"/>
@@ -4177,13 +4519,23 @@
           <w:b/>
           <w:bCs/>
         </w:rPr>
-        <w:t>DR2 – Container deployment</w:t>
+        <w:t xml:space="preserve">DR2 – Container </w:t>
+      </w:r>
+      <w:proofErr w:type="spellStart"/>
+      <w:r>
+        <w:rPr>
+          <w:rFonts w:ascii="Calibri" w:eastAsia="Calibri" w:hAnsi="Calibri" w:cs="Calibri"/>
+          <w:b/>
+          <w:bCs/>
+        </w:rPr>
+        <w:t>deployment</w:t>
       </w:r>
       <w:bookmarkEnd w:id="20"/>
-    </w:p>
-    <w:p>
-      <w:pPr>
-        <w:pStyle w:val="ListParagraph"/>
+      <w:proofErr w:type="spellEnd"/>
+    </w:p>
+    <w:p>
+      <w:pPr>
+        <w:pStyle w:val="Lijstalinea"/>
         <w:numPr>
           <w:ilvl w:val="0"/>
           <w:numId w:val="50"/>
@@ -4206,7 +4558,7 @@
     </w:p>
     <w:p>
       <w:pPr>
-        <w:pStyle w:val="ListParagraph"/>
+        <w:pStyle w:val="Lijstalinea"/>
         <w:numPr>
           <w:ilvl w:val="1"/>
           <w:numId w:val="50"/>
@@ -4229,7 +4581,7 @@
     </w:p>
     <w:p>
       <w:pPr>
-        <w:pStyle w:val="ListParagraph"/>
+        <w:pStyle w:val="Lijstalinea"/>
         <w:numPr>
           <w:ilvl w:val="1"/>
           <w:numId w:val="50"/>
@@ -4252,7 +4604,7 @@
     </w:p>
     <w:p>
       <w:pPr>
-        <w:pStyle w:val="Heading3"/>
+        <w:pStyle w:val="Kop3"/>
         <w:spacing w:before="281" w:after="281"/>
         <w:rPr>
           <w:rFonts w:ascii="Calibri" w:eastAsia="Calibri" w:hAnsi="Calibri" w:cs="Calibri"/>
@@ -4267,13 +4619,14 @@
           <w:b/>
           <w:bCs/>
         </w:rPr>
+        <w:lastRenderedPageBreak/>
         <w:t>DR3 – Netwerk tussen containers</w:t>
       </w:r>
       <w:bookmarkEnd w:id="21"/>
     </w:p>
     <w:p>
       <w:pPr>
-        <w:pStyle w:val="ListParagraph"/>
+        <w:pStyle w:val="Lijstalinea"/>
         <w:numPr>
           <w:ilvl w:val="0"/>
           <w:numId w:val="49"/>
@@ -4296,7 +4649,7 @@
     </w:p>
     <w:p>
       <w:pPr>
-        <w:pStyle w:val="ListParagraph"/>
+        <w:pStyle w:val="Lijstalinea"/>
         <w:numPr>
           <w:ilvl w:val="1"/>
           <w:numId w:val="49"/>
@@ -4319,7 +4672,7 @@
     </w:p>
     <w:p>
       <w:pPr>
-        <w:pStyle w:val="ListParagraph"/>
+        <w:pStyle w:val="Lijstalinea"/>
         <w:numPr>
           <w:ilvl w:val="1"/>
           <w:numId w:val="49"/>
@@ -4337,12 +4690,30 @@
           <w:sz w:val="24"/>
           <w:szCs w:val="24"/>
         </w:rPr>
-        <w:t xml:space="preserve">via Docker networking. </w:t>
-      </w:r>
-    </w:p>
-    <w:p>
-      <w:pPr>
-        <w:pStyle w:val="Heading3"/>
+        <w:t xml:space="preserve">via Docker </w:t>
+      </w:r>
+      <w:proofErr w:type="spellStart"/>
+      <w:r>
+        <w:rPr>
+          <w:rFonts w:ascii="Calibri" w:eastAsia="Calibri" w:hAnsi="Calibri" w:cs="Calibri"/>
+          <w:sz w:val="24"/>
+          <w:szCs w:val="24"/>
+        </w:rPr>
+        <w:t>networking</w:t>
+      </w:r>
+      <w:proofErr w:type="spellEnd"/>
+      <w:r>
+        <w:rPr>
+          <w:rFonts w:ascii="Calibri" w:eastAsia="Calibri" w:hAnsi="Calibri" w:cs="Calibri"/>
+          <w:sz w:val="24"/>
+          <w:szCs w:val="24"/>
+        </w:rPr>
+        <w:t xml:space="preserve">. </w:t>
+      </w:r>
+    </w:p>
+    <w:p>
+      <w:pPr>
+        <w:pStyle w:val="Kop3"/>
         <w:spacing w:before="281" w:after="281"/>
         <w:rPr>
           <w:rFonts w:ascii="Calibri" w:eastAsia="Calibri" w:hAnsi="Calibri" w:cs="Calibri"/>
@@ -4363,7 +4734,7 @@
     </w:p>
     <w:p>
       <w:pPr>
-        <w:pStyle w:val="ListParagraph"/>
+        <w:pStyle w:val="Lijstalinea"/>
         <w:numPr>
           <w:ilvl w:val="0"/>
           <w:numId w:val="48"/>
@@ -4386,7 +4757,7 @@
     </w:p>
     <w:p>
       <w:pPr>
-        <w:pStyle w:val="ListParagraph"/>
+        <w:pStyle w:val="Lijstalinea"/>
         <w:numPr>
           <w:ilvl w:val="1"/>
           <w:numId w:val="48"/>
@@ -4409,7 +4780,7 @@
     </w:p>
     <w:p>
       <w:pPr>
-        <w:pStyle w:val="ListParagraph"/>
+        <w:pStyle w:val="Lijstalinea"/>
         <w:numPr>
           <w:ilvl w:val="1"/>
           <w:numId w:val="48"/>
@@ -4421,18 +4792,28 @@
           <w:szCs w:val="24"/>
         </w:rPr>
       </w:pPr>
-      <w:r>
-        <w:rPr>
-          <w:rFonts w:ascii="Calibri" w:eastAsia="Calibri" w:hAnsi="Calibri" w:cs="Calibri"/>
-          <w:sz w:val="24"/>
-          <w:szCs w:val="24"/>
-        </w:rPr>
-        <w:t xml:space="preserve">naming; </w:t>
-      </w:r>
-    </w:p>
-    <w:p>
-      <w:pPr>
-        <w:pStyle w:val="ListParagraph"/>
+      <w:proofErr w:type="spellStart"/>
+      <w:r>
+        <w:rPr>
+          <w:rFonts w:ascii="Calibri" w:eastAsia="Calibri" w:hAnsi="Calibri" w:cs="Calibri"/>
+          <w:sz w:val="24"/>
+          <w:szCs w:val="24"/>
+        </w:rPr>
+        <w:t>naming</w:t>
+      </w:r>
+      <w:proofErr w:type="spellEnd"/>
+      <w:r>
+        <w:rPr>
+          <w:rFonts w:ascii="Calibri" w:eastAsia="Calibri" w:hAnsi="Calibri" w:cs="Calibri"/>
+          <w:sz w:val="24"/>
+          <w:szCs w:val="24"/>
+        </w:rPr>
+        <w:t xml:space="preserve">; </w:t>
+      </w:r>
+    </w:p>
+    <w:p>
+      <w:pPr>
+        <w:pStyle w:val="Lijstalinea"/>
         <w:numPr>
           <w:ilvl w:val="1"/>
           <w:numId w:val="48"/>
@@ -4444,18 +4825,28 @@
           <w:szCs w:val="24"/>
         </w:rPr>
       </w:pPr>
-      <w:r>
-        <w:rPr>
-          <w:rFonts w:ascii="Calibri" w:eastAsia="Calibri" w:hAnsi="Calibri" w:cs="Calibri"/>
-          <w:sz w:val="24"/>
-          <w:szCs w:val="24"/>
-        </w:rPr>
-        <w:t xml:space="preserve">endpoints; </w:t>
-      </w:r>
-    </w:p>
-    <w:p>
-      <w:pPr>
-        <w:pStyle w:val="ListParagraph"/>
+      <w:proofErr w:type="spellStart"/>
+      <w:r>
+        <w:rPr>
+          <w:rFonts w:ascii="Calibri" w:eastAsia="Calibri" w:hAnsi="Calibri" w:cs="Calibri"/>
+          <w:sz w:val="24"/>
+          <w:szCs w:val="24"/>
+        </w:rPr>
+        <w:t>endpoints</w:t>
+      </w:r>
+      <w:proofErr w:type="spellEnd"/>
+      <w:r>
+        <w:rPr>
+          <w:rFonts w:ascii="Calibri" w:eastAsia="Calibri" w:hAnsi="Calibri" w:cs="Calibri"/>
+          <w:sz w:val="24"/>
+          <w:szCs w:val="24"/>
+        </w:rPr>
+        <w:t xml:space="preserve">; </w:t>
+      </w:r>
+    </w:p>
+    <w:p>
+      <w:pPr>
+        <w:pStyle w:val="Lijstalinea"/>
         <w:numPr>
           <w:ilvl w:val="1"/>
           <w:numId w:val="48"/>
@@ -4478,7 +4869,7 @@
     </w:p>
     <w:p>
       <w:pPr>
-        <w:pStyle w:val="Heading3"/>
+        <w:pStyle w:val="Kop3"/>
         <w:spacing w:before="281" w:after="281"/>
         <w:rPr>
           <w:rFonts w:ascii="Calibri" w:eastAsia="Calibri" w:hAnsi="Calibri" w:cs="Calibri"/>
@@ -4499,7 +4890,7 @@
     </w:p>
     <w:p>
       <w:pPr>
-        <w:pStyle w:val="ListParagraph"/>
+        <w:pStyle w:val="Lijstalinea"/>
         <w:numPr>
           <w:ilvl w:val="0"/>
           <w:numId w:val="47"/>
@@ -4522,7 +4913,7 @@
     </w:p>
     <w:p>
       <w:pPr>
-        <w:pStyle w:val="ListParagraph"/>
+        <w:pStyle w:val="Lijstalinea"/>
         <w:numPr>
           <w:ilvl w:val="1"/>
           <w:numId w:val="47"/>
@@ -4540,12 +4931,30 @@
           <w:sz w:val="24"/>
           <w:szCs w:val="24"/>
         </w:rPr>
-        <w:t>dummy containers ondersteunen (voor testing).</w:t>
-      </w:r>
-    </w:p>
-    <w:p>
-      <w:pPr>
-        <w:pStyle w:val="Heading2"/>
+        <w:t xml:space="preserve">dummy containers ondersteunen (voor </w:t>
+      </w:r>
+      <w:proofErr w:type="spellStart"/>
+      <w:r>
+        <w:rPr>
+          <w:rFonts w:ascii="Calibri" w:eastAsia="Calibri" w:hAnsi="Calibri" w:cs="Calibri"/>
+          <w:sz w:val="24"/>
+          <w:szCs w:val="24"/>
+        </w:rPr>
+        <w:t>testing</w:t>
+      </w:r>
+      <w:proofErr w:type="spellEnd"/>
+      <w:r>
+        <w:rPr>
+          <w:rFonts w:ascii="Calibri" w:eastAsia="Calibri" w:hAnsi="Calibri" w:cs="Calibri"/>
+          <w:sz w:val="24"/>
+          <w:szCs w:val="24"/>
+        </w:rPr>
+        <w:t>).</w:t>
+      </w:r>
+    </w:p>
+    <w:p>
+      <w:pPr>
+        <w:pStyle w:val="Kop2"/>
         <w:rPr>
           <w:rStyle w:val="Hyperlink"/>
         </w:rPr>
@@ -4555,14 +4964,22 @@
         <w:rPr>
           <w:rStyle w:val="Hyperlink"/>
         </w:rPr>
-        <w:t>Security requirements</w:t>
+        <w:t xml:space="preserve">Security </w:t>
+      </w:r>
+      <w:proofErr w:type="spellStart"/>
+      <w:r>
+        <w:rPr>
+          <w:rStyle w:val="Hyperlink"/>
+        </w:rPr>
+        <w:t>requirements</w:t>
       </w:r>
       <w:bookmarkEnd w:id="24"/>
+      <w:proofErr w:type="spellEnd"/>
     </w:p>
     <w:p/>
     <w:p>
       <w:pPr>
-        <w:pStyle w:val="Heading3"/>
+        <w:pStyle w:val="Kop3"/>
         <w:spacing w:before="281" w:after="281"/>
         <w:rPr>
           <w:rFonts w:ascii="Calibri" w:eastAsia="Calibri" w:hAnsi="Calibri" w:cs="Calibri"/>
@@ -4583,7 +5000,7 @@
     </w:p>
     <w:p>
       <w:pPr>
-        <w:pStyle w:val="ListParagraph"/>
+        <w:pStyle w:val="Lijstalinea"/>
         <w:numPr>
           <w:ilvl w:val="0"/>
           <w:numId w:val="46"/>
@@ -4606,7 +5023,7 @@
     </w:p>
     <w:p>
       <w:pPr>
-        <w:pStyle w:val="ListParagraph"/>
+        <w:pStyle w:val="Lijstalinea"/>
         <w:numPr>
           <w:ilvl w:val="1"/>
           <w:numId w:val="46"/>
@@ -4629,7 +5046,7 @@
     </w:p>
     <w:p>
       <w:pPr>
-        <w:pStyle w:val="Heading3"/>
+        <w:pStyle w:val="Kop3"/>
         <w:spacing w:before="281" w:after="281"/>
         <w:rPr>
           <w:rFonts w:ascii="Calibri" w:eastAsia="Calibri" w:hAnsi="Calibri" w:cs="Calibri"/>
@@ -4650,7 +5067,7 @@
     </w:p>
     <w:p>
       <w:pPr>
-        <w:pStyle w:val="ListParagraph"/>
+        <w:pStyle w:val="Lijstalinea"/>
         <w:numPr>
           <w:ilvl w:val="0"/>
           <w:numId w:val="45"/>
@@ -4673,7 +5090,7 @@
     </w:p>
     <w:p>
       <w:pPr>
-        <w:pStyle w:val="ListParagraph"/>
+        <w:pStyle w:val="Lijstalinea"/>
         <w:numPr>
           <w:ilvl w:val="1"/>
           <w:numId w:val="45"/>
@@ -4696,7 +5113,7 @@
     </w:p>
     <w:p>
       <w:pPr>
-        <w:pStyle w:val="ListParagraph"/>
+        <w:pStyle w:val="Lijstalinea"/>
         <w:numPr>
           <w:ilvl w:val="1"/>
           <w:numId w:val="45"/>
@@ -4708,18 +5125,28 @@
           <w:szCs w:val="24"/>
         </w:rPr>
       </w:pPr>
-      <w:r>
-        <w:rPr>
-          <w:rFonts w:ascii="Calibri" w:eastAsia="Calibri" w:hAnsi="Calibri" w:cs="Calibri"/>
-          <w:sz w:val="24"/>
-          <w:szCs w:val="24"/>
-        </w:rPr>
-        <w:t xml:space="preserve">API’s. </w:t>
-      </w:r>
-    </w:p>
-    <w:p>
-      <w:pPr>
-        <w:pStyle w:val="Heading3"/>
+      <w:proofErr w:type="spellStart"/>
+      <w:r>
+        <w:rPr>
+          <w:rFonts w:ascii="Calibri" w:eastAsia="Calibri" w:hAnsi="Calibri" w:cs="Calibri"/>
+          <w:sz w:val="24"/>
+          <w:szCs w:val="24"/>
+        </w:rPr>
+        <w:t>API’s</w:t>
+      </w:r>
+      <w:proofErr w:type="spellEnd"/>
+      <w:r>
+        <w:rPr>
+          <w:rFonts w:ascii="Calibri" w:eastAsia="Calibri" w:hAnsi="Calibri" w:cs="Calibri"/>
+          <w:sz w:val="24"/>
+          <w:szCs w:val="24"/>
+        </w:rPr>
+        <w:t xml:space="preserve">. </w:t>
+      </w:r>
+    </w:p>
+    <w:p>
+      <w:pPr>
+        <w:pStyle w:val="Kop3"/>
         <w:spacing w:before="281" w:after="281"/>
         <w:rPr>
           <w:rFonts w:ascii="Calibri" w:eastAsia="Calibri" w:hAnsi="Calibri" w:cs="Calibri"/>
@@ -4740,7 +5167,7 @@
     </w:p>
     <w:p>
       <w:pPr>
-        <w:pStyle w:val="ListParagraph"/>
+        <w:pStyle w:val="Lijstalinea"/>
         <w:numPr>
           <w:ilvl w:val="0"/>
           <w:numId w:val="44"/>
@@ -4763,7 +5190,7 @@
     </w:p>
     <w:p>
       <w:pPr>
-        <w:pStyle w:val="ListParagraph"/>
+        <w:pStyle w:val="Lijstalinea"/>
         <w:numPr>
           <w:ilvl w:val="1"/>
           <w:numId w:val="44"/>
@@ -4786,7 +5213,7 @@
     </w:p>
     <w:p>
       <w:pPr>
-        <w:pStyle w:val="ListParagraph"/>
+        <w:pStyle w:val="Lijstalinea"/>
         <w:numPr>
           <w:ilvl w:val="1"/>
           <w:numId w:val="44"/>
@@ -4809,7 +5236,7 @@
     </w:p>
     <w:p>
       <w:pPr>
-        <w:pStyle w:val="Heading3"/>
+        <w:pStyle w:val="Kop3"/>
         <w:spacing w:before="281" w:after="281"/>
         <w:rPr>
           <w:rFonts w:ascii="Calibri" w:eastAsia="Calibri" w:hAnsi="Calibri" w:cs="Calibri"/>
@@ -4830,7 +5257,7 @@
     </w:p>
     <w:p>
       <w:pPr>
-        <w:pStyle w:val="ListParagraph"/>
+        <w:pStyle w:val="Lijstalinea"/>
         <w:numPr>
           <w:ilvl w:val="0"/>
           <w:numId w:val="43"/>
@@ -4848,12 +5275,30 @@
           <w:sz w:val="24"/>
           <w:szCs w:val="24"/>
         </w:rPr>
-        <w:t xml:space="preserve">Geen gevoelige data hardcoded: </w:t>
-      </w:r>
-    </w:p>
-    <w:p>
-      <w:pPr>
-        <w:pStyle w:val="ListParagraph"/>
+        <w:t xml:space="preserve">Geen gevoelige data </w:t>
+      </w:r>
+      <w:proofErr w:type="spellStart"/>
+      <w:r>
+        <w:rPr>
+          <w:rFonts w:ascii="Calibri" w:eastAsia="Calibri" w:hAnsi="Calibri" w:cs="Calibri"/>
+          <w:sz w:val="24"/>
+          <w:szCs w:val="24"/>
+        </w:rPr>
+        <w:t>hardcoded</w:t>
+      </w:r>
+      <w:proofErr w:type="spellEnd"/>
+      <w:r>
+        <w:rPr>
+          <w:rFonts w:ascii="Calibri" w:eastAsia="Calibri" w:hAnsi="Calibri" w:cs="Calibri"/>
+          <w:sz w:val="24"/>
+          <w:szCs w:val="24"/>
+        </w:rPr>
+        <w:t xml:space="preserve">: </w:t>
+      </w:r>
+    </w:p>
+    <w:p>
+      <w:pPr>
+        <w:pStyle w:val="Lijstalinea"/>
         <w:numPr>
           <w:ilvl w:val="1"/>
           <w:numId w:val="43"/>
@@ -4877,7 +5322,7 @@
     <w:p/>
     <w:p>
       <w:pPr>
-        <w:pStyle w:val="Heading2"/>
+        <w:pStyle w:val="Kop2"/>
       </w:pPr>
       <w:bookmarkStart w:id="29" w:name="_Toc1796847698"/>
       <w:r>
@@ -4887,7 +5332,7 @@
     </w:p>
     <w:p>
       <w:pPr>
-        <w:pStyle w:val="Heading3"/>
+        <w:pStyle w:val="Kop3"/>
         <w:spacing w:before="281" w:after="281"/>
         <w:rPr>
           <w:rFonts w:ascii="Calibri" w:eastAsia="Calibri" w:hAnsi="Calibri" w:cs="Calibri"/>
@@ -4908,7 +5353,7 @@
     </w:p>
     <w:p>
       <w:pPr>
-        <w:pStyle w:val="ListParagraph"/>
+        <w:pStyle w:val="Lijstalinea"/>
         <w:numPr>
           <w:ilvl w:val="0"/>
           <w:numId w:val="40"/>
@@ -4931,7 +5376,7 @@
     </w:p>
     <w:p>
       <w:pPr>
-        <w:pStyle w:val="ListParagraph"/>
+        <w:pStyle w:val="Lijstalinea"/>
         <w:numPr>
           <w:ilvl w:val="0"/>
           <w:numId w:val="40"/>
@@ -4954,7 +5399,7 @@
     </w:p>
     <w:p>
       <w:pPr>
-        <w:pStyle w:val="ListParagraph"/>
+        <w:pStyle w:val="Lijstalinea"/>
         <w:numPr>
           <w:ilvl w:val="0"/>
           <w:numId w:val="40"/>
@@ -4977,7 +5422,7 @@
     </w:p>
     <w:p>
       <w:pPr>
-        <w:pStyle w:val="ListParagraph"/>
+        <w:pStyle w:val="Lijstalinea"/>
         <w:numPr>
           <w:ilvl w:val="0"/>
           <w:numId w:val="40"/>
@@ -4989,18 +5434,28 @@
           <w:szCs w:val="24"/>
         </w:rPr>
       </w:pPr>
-      <w:r>
-        <w:rPr>
-          <w:rFonts w:ascii="Calibri" w:eastAsia="Calibri" w:hAnsi="Calibri" w:cs="Calibri"/>
-          <w:sz w:val="24"/>
-          <w:szCs w:val="24"/>
-        </w:rPr>
-        <w:t xml:space="preserve">API’s communiceren </w:t>
-      </w:r>
-    </w:p>
-    <w:p>
-      <w:pPr>
-        <w:pStyle w:val="Heading3"/>
+      <w:proofErr w:type="spellStart"/>
+      <w:r>
+        <w:rPr>
+          <w:rFonts w:ascii="Calibri" w:eastAsia="Calibri" w:hAnsi="Calibri" w:cs="Calibri"/>
+          <w:sz w:val="24"/>
+          <w:szCs w:val="24"/>
+        </w:rPr>
+        <w:t>API’s</w:t>
+      </w:r>
+      <w:proofErr w:type="spellEnd"/>
+      <w:r>
+        <w:rPr>
+          <w:rFonts w:ascii="Calibri" w:eastAsia="Calibri" w:hAnsi="Calibri" w:cs="Calibri"/>
+          <w:sz w:val="24"/>
+          <w:szCs w:val="24"/>
+        </w:rPr>
+        <w:t xml:space="preserve"> communiceren </w:t>
+      </w:r>
+    </w:p>
+    <w:p>
+      <w:pPr>
+        <w:pStyle w:val="Kop3"/>
         <w:spacing w:before="281" w:after="281"/>
         <w:rPr>
           <w:rFonts w:ascii="Calibri" w:eastAsia="Calibri" w:hAnsi="Calibri" w:cs="Calibri"/>
@@ -5021,7 +5476,7 @@
     </w:p>
     <w:p>
       <w:pPr>
-        <w:pStyle w:val="ListParagraph"/>
+        <w:pStyle w:val="Lijstalinea"/>
         <w:numPr>
           <w:ilvl w:val="0"/>
           <w:numId w:val="39"/>
@@ -5044,7 +5499,7 @@
     </w:p>
     <w:p>
       <w:pPr>
-        <w:pStyle w:val="ListParagraph"/>
+        <w:pStyle w:val="Lijstalinea"/>
         <w:numPr>
           <w:ilvl w:val="0"/>
           <w:numId w:val="39"/>
@@ -5067,7 +5522,7 @@
     </w:p>
     <w:p>
       <w:pPr>
-        <w:pStyle w:val="ListParagraph"/>
+        <w:pStyle w:val="Lijstalinea"/>
         <w:numPr>
           <w:ilvl w:val="0"/>
           <w:numId w:val="39"/>
@@ -5090,7 +5545,7 @@
     </w:p>
     <w:p>
       <w:pPr>
-        <w:pStyle w:val="Heading3"/>
+        <w:pStyle w:val="Kop3"/>
         <w:spacing w:before="281" w:after="281"/>
         <w:rPr>
           <w:rFonts w:ascii="Calibri" w:eastAsia="Calibri" w:hAnsi="Calibri" w:cs="Calibri"/>
@@ -5105,13 +5560,31 @@
           <w:b/>
           <w:bCs/>
         </w:rPr>
-        <w:t>DRV3 – Testing report</w:t>
+        <w:t xml:space="preserve">DRV3 – </w:t>
+      </w:r>
+      <w:proofErr w:type="spellStart"/>
+      <w:r>
+        <w:rPr>
+          <w:rFonts w:ascii="Calibri" w:eastAsia="Calibri" w:hAnsi="Calibri" w:cs="Calibri"/>
+          <w:b/>
+          <w:bCs/>
+        </w:rPr>
+        <w:t>Testing</w:t>
+      </w:r>
+      <w:proofErr w:type="spellEnd"/>
+      <w:r>
+        <w:rPr>
+          <w:rFonts w:ascii="Calibri" w:eastAsia="Calibri" w:hAnsi="Calibri" w:cs="Calibri"/>
+          <w:b/>
+          <w:bCs/>
+        </w:rPr>
+        <w:t xml:space="preserve"> report</w:t>
       </w:r>
       <w:bookmarkEnd w:id="32"/>
     </w:p>
     <w:p>
       <w:pPr>
-        <w:pStyle w:val="ListParagraph"/>
+        <w:pStyle w:val="Lijstalinea"/>
         <w:numPr>
           <w:ilvl w:val="0"/>
           <w:numId w:val="38"/>
@@ -5134,7 +5607,7 @@
     </w:p>
     <w:p>
       <w:pPr>
-        <w:pStyle w:val="ListParagraph"/>
+        <w:pStyle w:val="Lijstalinea"/>
         <w:numPr>
           <w:ilvl w:val="0"/>
           <w:numId w:val="38"/>
@@ -5157,7 +5630,7 @@
     </w:p>
     <w:p>
       <w:pPr>
-        <w:pStyle w:val="Heading3"/>
+        <w:pStyle w:val="Kop3"/>
         <w:spacing w:before="281" w:after="281"/>
         <w:rPr>
           <w:rFonts w:ascii="Calibri" w:eastAsia="Calibri" w:hAnsi="Calibri" w:cs="Calibri"/>
@@ -5178,7 +5651,7 @@
     </w:p>
     <w:p>
       <w:pPr>
-        <w:pStyle w:val="ListParagraph"/>
+        <w:pStyle w:val="Lijstalinea"/>
         <w:numPr>
           <w:ilvl w:val="0"/>
           <w:numId w:val="37"/>
@@ -5201,7 +5674,7 @@
     </w:p>
     <w:p>
       <w:pPr>
-        <w:pStyle w:val="ListParagraph"/>
+        <w:pStyle w:val="Lijstalinea"/>
         <w:numPr>
           <w:ilvl w:val="0"/>
           <w:numId w:val="37"/>
@@ -5224,7 +5697,7 @@
     </w:p>
     <w:p>
       <w:pPr>
-        <w:pStyle w:val="Heading3"/>
+        <w:pStyle w:val="Kop3"/>
         <w:spacing w:before="281" w:after="281"/>
         <w:rPr>
           <w:rFonts w:ascii="Calibri" w:eastAsia="Calibri" w:hAnsi="Calibri" w:cs="Calibri"/>
@@ -5245,7 +5718,7 @@
     </w:p>
     <w:p>
       <w:pPr>
-        <w:pStyle w:val="ListParagraph"/>
+        <w:pStyle w:val="Lijstalinea"/>
         <w:numPr>
           <w:ilvl w:val="0"/>
           <w:numId w:val="36"/>
@@ -5268,7 +5741,7 @@
     </w:p>
     <w:p>
       <w:pPr>
-        <w:pStyle w:val="ListParagraph"/>
+        <w:pStyle w:val="Lijstalinea"/>
         <w:numPr>
           <w:ilvl w:val="0"/>
           <w:numId w:val="36"/>
@@ -5292,7 +5765,7 @@
     <w:p/>
     <w:p>
       <w:pPr>
-        <w:pStyle w:val="Heading1"/>
+        <w:pStyle w:val="Kop1"/>
       </w:pPr>
       <w:bookmarkStart w:id="35" w:name="_Toc22092205"/>
       <w:r>
@@ -5316,24 +5789,33 @@
       </w:r>
     </w:p>
     <w:p>
+      <w:proofErr w:type="spellStart"/>
       <w:r>
         <w:t>Github</w:t>
       </w:r>
-      <w:r>
-        <w:t xml:space="preserve"> repository</w:t>
-      </w:r>
-    </w:p>
-    <w:p>
+      <w:proofErr w:type="spellEnd"/>
+      <w:r>
+        <w:t xml:space="preserve"> </w:t>
+      </w:r>
+      <w:proofErr w:type="spellStart"/>
+      <w:r>
+        <w:t>repository</w:t>
+      </w:r>
+      <w:proofErr w:type="spellEnd"/>
+    </w:p>
+    <w:p>
+      <w:proofErr w:type="spellStart"/>
       <w:r>
         <w:t>Trell</w:t>
       </w:r>
       <w:r>
         <w:t>o</w:t>
       </w:r>
-    </w:p>
-    <w:p>
-      <w:pPr>
-        <w:pStyle w:val="Heading3"/>
+      <w:proofErr w:type="spellEnd"/>
+    </w:p>
+    <w:p>
+      <w:pPr>
+        <w:pStyle w:val="Kop3"/>
         <w:spacing w:before="281" w:after="281"/>
         <w:rPr>
           <w:rFonts w:ascii="Calibri" w:eastAsia="Calibri" w:hAnsi="Calibri" w:cs="Calibri"/>
@@ -5348,13 +5830,14 @@
           <w:b/>
           <w:bCs/>
         </w:rPr>
+        <w:lastRenderedPageBreak/>
         <w:t>PR4 – Dagelijkse opvolging</w:t>
       </w:r>
       <w:bookmarkEnd w:id="36"/>
     </w:p>
     <w:p>
       <w:pPr>
-        <w:pStyle w:val="ListParagraph"/>
+        <w:pStyle w:val="Lijstalinea"/>
         <w:numPr>
           <w:ilvl w:val="0"/>
           <w:numId w:val="41"/>
@@ -5377,7 +5860,7 @@
     </w:p>
     <w:p>
       <w:pPr>
-        <w:pStyle w:val="ListParagraph"/>
+        <w:pStyle w:val="Lijstalinea"/>
         <w:numPr>
           <w:ilvl w:val="0"/>
           <w:numId w:val="41"/>
@@ -5400,7 +5883,7 @@
     </w:p>
     <w:p>
       <w:pPr>
-        <w:pStyle w:val="Heading3"/>
+        <w:pStyle w:val="Kop3"/>
         <w:spacing w:before="281" w:after="281"/>
         <w:rPr>
           <w:rFonts w:ascii="Calibri" w:eastAsia="Calibri" w:hAnsi="Calibri" w:cs="Calibri"/>
@@ -5421,179 +5904,1211 @@
     </w:p>
     <w:p>
       <w:pPr>
-        <w:spacing w:before="240" w:after="240"/>
-      </w:pPr>
-      <w:r>
-        <w:rPr>
-          <w:rFonts w:ascii="Calibri" w:eastAsia="Calibri" w:hAnsi="Calibri" w:cs="Calibri"/>
-        </w:rPr>
-        <w:t>Moet bevatten:</w:t>
-      </w:r>
-    </w:p>
-    <w:p>
-      <w:pPr>
-        <w:pStyle w:val="ListParagraph"/>
+        <w:pStyle w:val="Kop4"/>
+      </w:pPr>
+      <w:r>
+        <w:t>Dummy API</w:t>
+      </w:r>
+    </w:p>
+    <w:p>
+      <w:pPr>
+        <w:rPr>
+          <w:rFonts w:eastAsia="Calibri"/>
+        </w:rPr>
+      </w:pPr>
+      <w:r>
+        <w:rPr>
+          <w:rFonts w:eastAsia="Calibri"/>
+        </w:rPr>
+        <w:t xml:space="preserve">In deze </w:t>
+      </w:r>
+      <w:r>
+        <w:rPr>
+          <w:rFonts w:eastAsia="Calibri"/>
+        </w:rPr>
+        <w:t>stuk van de documentatie</w:t>
+      </w:r>
+      <w:r>
+        <w:rPr>
+          <w:rFonts w:eastAsia="Calibri"/>
+        </w:rPr>
+        <w:t xml:space="preserve"> bouwen we stap voor stap een dummy API. Deze API simuleert een echte backend en wordt gebruikt om</w:t>
+      </w:r>
+      <w:r>
+        <w:rPr>
+          <w:rFonts w:eastAsia="Calibri"/>
+        </w:rPr>
+        <w:t xml:space="preserve"> :</w:t>
+      </w:r>
+    </w:p>
+    <w:p>
+      <w:pPr>
+        <w:pStyle w:val="Lijstalinea"/>
         <w:numPr>
           <w:ilvl w:val="0"/>
-          <w:numId w:val="42"/>
+          <w:numId w:val="6"/>
         </w:numPr>
-        <w:spacing w:after="0"/>
-        <w:rPr>
-          <w:rFonts w:ascii="Calibri" w:eastAsia="Calibri" w:hAnsi="Calibri" w:cs="Calibri"/>
-          <w:sz w:val="24"/>
-          <w:szCs w:val="24"/>
-        </w:rPr>
-      </w:pPr>
-      <w:r>
-        <w:rPr>
-          <w:rFonts w:ascii="Calibri" w:eastAsia="Calibri" w:hAnsi="Calibri" w:cs="Calibri"/>
-          <w:sz w:val="24"/>
-          <w:szCs w:val="24"/>
-        </w:rPr>
-        <w:t xml:space="preserve">netwerkdiagram; </w:t>
-      </w:r>
-    </w:p>
-    <w:p>
-      <w:pPr>
-        <w:pStyle w:val="ListParagraph"/>
+        <w:rPr>
+          <w:rFonts w:eastAsia="Calibri"/>
+        </w:rPr>
+      </w:pPr>
+      <w:r>
+        <w:rPr>
+          <w:rFonts w:eastAsia="Calibri"/>
+        </w:rPr>
+        <w:t>te testen of een API werkt</w:t>
+      </w:r>
+    </w:p>
+    <w:p>
+      <w:pPr>
+        <w:pStyle w:val="Lijstalinea"/>
         <w:numPr>
           <w:ilvl w:val="0"/>
-          <w:numId w:val="42"/>
+          <w:numId w:val="6"/>
         </w:numPr>
-        <w:spacing w:after="0"/>
-        <w:rPr>
-          <w:rFonts w:ascii="Calibri" w:eastAsia="Calibri" w:hAnsi="Calibri" w:cs="Calibri"/>
-          <w:sz w:val="24"/>
-          <w:szCs w:val="24"/>
-        </w:rPr>
-      </w:pPr>
-      <w:r>
-        <w:rPr>
-          <w:rFonts w:ascii="Calibri" w:eastAsia="Calibri" w:hAnsi="Calibri" w:cs="Calibri"/>
-          <w:sz w:val="24"/>
-          <w:szCs w:val="24"/>
-        </w:rPr>
-        <w:t xml:space="preserve">serverconfiguratie; </w:t>
-      </w:r>
-    </w:p>
-    <w:p>
-      <w:pPr>
-        <w:pStyle w:val="ListParagraph"/>
+        <w:rPr>
+          <w:rFonts w:eastAsia="Calibri"/>
+        </w:rPr>
+      </w:pPr>
+      <w:r>
+        <w:rPr>
+          <w:rFonts w:eastAsia="Calibri"/>
+        </w:rPr>
+        <w:t>data beschikbaar te maken via JSON</w:t>
+      </w:r>
+    </w:p>
+    <w:p>
+      <w:pPr>
+        <w:pStyle w:val="Lijstalinea"/>
         <w:numPr>
           <w:ilvl w:val="0"/>
-          <w:numId w:val="42"/>
+          <w:numId w:val="6"/>
         </w:numPr>
-        <w:spacing w:after="0"/>
-        <w:rPr>
-          <w:rFonts w:ascii="Calibri" w:eastAsia="Calibri" w:hAnsi="Calibri" w:cs="Calibri"/>
-          <w:sz w:val="24"/>
-          <w:szCs w:val="24"/>
-        </w:rPr>
-      </w:pPr>
-      <w:r>
-        <w:rPr>
-          <w:rFonts w:ascii="Calibri" w:eastAsia="Calibri" w:hAnsi="Calibri" w:cs="Calibri"/>
-          <w:sz w:val="24"/>
-          <w:szCs w:val="24"/>
-        </w:rPr>
-        <w:t xml:space="preserve">Docker setup; </w:t>
-      </w:r>
-    </w:p>
-    <w:p>
-      <w:pPr>
-        <w:pStyle w:val="ListParagraph"/>
+        <w:rPr>
+          <w:rFonts w:eastAsia="Calibri"/>
+        </w:rPr>
+      </w:pPr>
+      <w:r>
+        <w:rPr>
+          <w:rFonts w:eastAsia="Calibri"/>
+        </w:rPr>
+        <w:t>later communicatie tussen systemen mogelijk te maken</w:t>
+      </w:r>
+    </w:p>
+    <w:p>
+      <w:pPr>
+        <w:rPr>
+          <w:rFonts w:eastAsia="Calibri"/>
+        </w:rPr>
+      </w:pPr>
+      <w:r>
+        <w:rPr>
+          <w:rFonts w:eastAsia="Calibri"/>
+        </w:rPr>
+        <w:t xml:space="preserve">En we hebben gebruik gemaakt van volgende </w:t>
+      </w:r>
+      <w:r>
+        <w:rPr>
+          <w:rFonts w:eastAsia="Calibri"/>
+        </w:rPr>
+        <w:t>technologieën</w:t>
+      </w:r>
+      <w:r>
+        <w:rPr>
+          <w:rFonts w:eastAsia="Calibri"/>
+        </w:rPr>
+        <w:t>:</w:t>
+      </w:r>
+    </w:p>
+    <w:p>
+      <w:pPr>
+        <w:pStyle w:val="Lijstalinea"/>
         <w:numPr>
           <w:ilvl w:val="0"/>
-          <w:numId w:val="42"/>
+          <w:numId w:val="6"/>
         </w:numPr>
-        <w:spacing w:after="0"/>
-        <w:rPr>
-          <w:rFonts w:ascii="Calibri" w:eastAsia="Calibri" w:hAnsi="Calibri" w:cs="Calibri"/>
-          <w:sz w:val="24"/>
-          <w:szCs w:val="24"/>
-        </w:rPr>
-      </w:pPr>
-      <w:r>
-        <w:rPr>
-          <w:rFonts w:ascii="Calibri" w:eastAsia="Calibri" w:hAnsi="Calibri" w:cs="Calibri"/>
-          <w:sz w:val="24"/>
-          <w:szCs w:val="24"/>
-        </w:rPr>
-        <w:t xml:space="preserve">deployment stappen; </w:t>
-      </w:r>
-    </w:p>
-    <w:p>
-      <w:pPr>
-        <w:pStyle w:val="ListParagraph"/>
+        <w:rPr>
+          <w:rFonts w:eastAsia="Calibri"/>
+        </w:rPr>
+      </w:pPr>
+      <w:r>
+        <w:rPr>
+          <w:rFonts w:eastAsia="Calibri"/>
+        </w:rPr>
+        <w:t>Node.js</w:t>
+      </w:r>
+    </w:p>
+    <w:p>
+      <w:pPr>
+        <w:pStyle w:val="Lijstalinea"/>
         <w:numPr>
           <w:ilvl w:val="0"/>
-          <w:numId w:val="42"/>
+          <w:numId w:val="6"/>
         </w:numPr>
-        <w:spacing w:after="0"/>
-        <w:rPr>
-          <w:rFonts w:ascii="Calibri" w:eastAsia="Calibri" w:hAnsi="Calibri" w:cs="Calibri"/>
-          <w:sz w:val="24"/>
-          <w:szCs w:val="24"/>
-        </w:rPr>
-      </w:pPr>
-      <w:r>
-        <w:rPr>
-          <w:rFonts w:ascii="Calibri" w:eastAsia="Calibri" w:hAnsi="Calibri" w:cs="Calibri"/>
-          <w:sz w:val="24"/>
-          <w:szCs w:val="24"/>
-        </w:rPr>
-        <w:t xml:space="preserve">poorten &amp; endpoints; </w:t>
-      </w:r>
-    </w:p>
-    <w:p>
-      <w:pPr>
-        <w:pStyle w:val="ListParagraph"/>
+        <w:rPr>
+          <w:rFonts w:eastAsia="Calibri"/>
+        </w:rPr>
+      </w:pPr>
+      <w:r>
+        <w:rPr>
+          <w:rFonts w:eastAsia="Calibri"/>
+        </w:rPr>
+        <w:t>Express</w:t>
+      </w:r>
+    </w:p>
+    <w:p>
+      <w:pPr>
+        <w:rPr>
+          <w:rFonts w:eastAsia="Calibri"/>
+        </w:rPr>
+      </w:pPr>
+      <w:r>
+        <w:rPr>
+          <w:rFonts w:eastAsia="Calibri"/>
+        </w:rPr>
+        <w:t xml:space="preserve">Stap 1 – </w:t>
+      </w:r>
+      <w:r>
+        <w:rPr>
+          <w:rFonts w:eastAsia="Calibri"/>
+        </w:rPr>
+        <w:t>Project opzetten en Express installeren</w:t>
+      </w:r>
+    </w:p>
+    <w:p>
+      <w:pPr>
+        <w:rPr>
+          <w:rFonts w:eastAsia="Calibri"/>
+        </w:rPr>
+      </w:pPr>
+      <w:r>
+        <w:rPr>
+          <w:rFonts w:eastAsia="Calibri"/>
+        </w:rPr>
+        <w:t>We hebben een projectmap aangemaakt genaamd “</w:t>
+      </w:r>
+      <w:r>
+        <w:rPr>
+          <w:rFonts w:eastAsia="Calibri"/>
+        </w:rPr>
+        <w:t>dummy-API</w:t>
+      </w:r>
+      <w:r>
+        <w:rPr>
+          <w:rFonts w:eastAsia="Calibri"/>
+        </w:rPr>
+        <w:t>”</w:t>
+      </w:r>
+      <w:r>
+        <w:rPr>
+          <w:rFonts w:eastAsia="Calibri"/>
+        </w:rPr>
+        <w:t xml:space="preserve">. </w:t>
+      </w:r>
+      <w:r>
+        <w:rPr>
+          <w:rFonts w:eastAsia="Calibri"/>
+        </w:rPr>
+        <w:t>Daarna initialiseren we het Node-project en installeren we Express</w:t>
+      </w:r>
+      <w:r>
+        <w:rPr>
+          <w:rFonts w:eastAsia="Calibri"/>
+        </w:rPr>
+        <w:t xml:space="preserve"> aan de hand van deze commando’s</w:t>
+      </w:r>
+      <w:r>
+        <w:rPr>
+          <w:rFonts w:eastAsia="Calibri"/>
+        </w:rPr>
+        <w:t>:</w:t>
+      </w:r>
+    </w:p>
+    <w:p>
+      <w:pPr>
+        <w:rPr>
+          <w:rFonts w:eastAsia="Calibri"/>
+          <w:i/>
+          <w:iCs/>
+        </w:rPr>
+      </w:pPr>
+      <w:proofErr w:type="spellStart"/>
+      <w:r>
+        <w:rPr>
+          <w:rFonts w:eastAsia="Calibri"/>
+          <w:i/>
+          <w:iCs/>
+        </w:rPr>
+        <w:t>npm</w:t>
+      </w:r>
+      <w:proofErr w:type="spellEnd"/>
+      <w:r>
+        <w:rPr>
+          <w:rFonts w:eastAsia="Calibri"/>
+          <w:i/>
+          <w:iCs/>
+        </w:rPr>
+        <w:t xml:space="preserve"> </w:t>
+      </w:r>
+      <w:proofErr w:type="spellStart"/>
+      <w:r>
+        <w:rPr>
+          <w:rFonts w:eastAsia="Calibri"/>
+          <w:i/>
+          <w:iCs/>
+        </w:rPr>
+        <w:t>init</w:t>
+      </w:r>
+      <w:proofErr w:type="spellEnd"/>
+      <w:r>
+        <w:rPr>
+          <w:rFonts w:eastAsia="Calibri"/>
+          <w:i/>
+          <w:iCs/>
+        </w:rPr>
+        <w:t xml:space="preserve"> -y</w:t>
+      </w:r>
+    </w:p>
+    <w:p>
+      <w:pPr>
+        <w:rPr>
+          <w:rFonts w:eastAsia="Calibri"/>
+          <w:i/>
+          <w:iCs/>
+        </w:rPr>
+      </w:pPr>
+      <w:proofErr w:type="spellStart"/>
+      <w:r>
+        <w:rPr>
+          <w:rFonts w:eastAsia="Calibri"/>
+          <w:i/>
+          <w:iCs/>
+        </w:rPr>
+        <w:t>npm</w:t>
+      </w:r>
+      <w:proofErr w:type="spellEnd"/>
+      <w:r>
+        <w:rPr>
+          <w:rFonts w:eastAsia="Calibri"/>
+          <w:i/>
+          <w:iCs/>
+        </w:rPr>
+        <w:t xml:space="preserve"> </w:t>
+      </w:r>
+      <w:proofErr w:type="spellStart"/>
+      <w:r>
+        <w:rPr>
+          <w:rFonts w:eastAsia="Calibri"/>
+          <w:i/>
+          <w:iCs/>
+        </w:rPr>
+        <w:t>install</w:t>
+      </w:r>
+      <w:proofErr w:type="spellEnd"/>
+      <w:r>
+        <w:rPr>
+          <w:rFonts w:eastAsia="Calibri"/>
+          <w:i/>
+          <w:iCs/>
+        </w:rPr>
+        <w:t xml:space="preserve"> </w:t>
+      </w:r>
+      <w:proofErr w:type="spellStart"/>
+      <w:r>
+        <w:rPr>
+          <w:rFonts w:eastAsia="Calibri"/>
+          <w:i/>
+          <w:iCs/>
+        </w:rPr>
+        <w:t>express</w:t>
+      </w:r>
+      <w:proofErr w:type="spellEnd"/>
+    </w:p>
+    <w:p>
+      <w:pPr>
+        <w:rPr>
+          <w:rFonts w:eastAsia="Calibri"/>
+        </w:rPr>
+      </w:pPr>
+      <w:r>
+        <w:rPr>
+          <w:rFonts w:eastAsia="Calibri"/>
+          <w:noProof/>
+        </w:rPr>
+        <w:drawing>
+          <wp:anchor distT="0" distB="0" distL="114300" distR="114300" simplePos="0" relativeHeight="251659264" behindDoc="0" locked="0" layoutInCell="1" allowOverlap="1" wp14:anchorId="17F4D350" wp14:editId="57253CB5">
+            <wp:simplePos x="0" y="0"/>
+            <wp:positionH relativeFrom="column">
+              <wp:posOffset>-635</wp:posOffset>
+            </wp:positionH>
+            <wp:positionV relativeFrom="paragraph">
+              <wp:posOffset>144145</wp:posOffset>
+            </wp:positionV>
+            <wp:extent cx="2853055" cy="1183005"/>
+            <wp:effectExtent l="0" t="0" r="4445" b="0"/>
+            <wp:wrapNone/>
+            <wp:docPr id="1694873805" name="Afbeelding 2"/>
+            <wp:cNvGraphicFramePr>
+              <a:graphicFrameLocks xmlns:a="http://schemas.openxmlformats.org/drawingml/2006/main" noChangeAspect="1"/>
+            </wp:cNvGraphicFramePr>
+            <a:graphic xmlns:a="http://schemas.openxmlformats.org/drawingml/2006/main">
+              <a:graphicData uri="http://schemas.openxmlformats.org/drawingml/2006/picture">
+                <pic:pic xmlns:pic="http://schemas.openxmlformats.org/drawingml/2006/picture">
+                  <pic:nvPicPr>
+                    <pic:cNvPr id="0" name="Picture 2"/>
+                    <pic:cNvPicPr>
+                      <a:picLocks noChangeAspect="1" noChangeArrowheads="1"/>
+                    </pic:cNvPicPr>
+                  </pic:nvPicPr>
+                  <pic:blipFill>
+                    <a:blip r:embed="rId11">
+                      <a:extLst>
+                        <a:ext uri="{28A0092B-C50C-407E-A947-70E740481C1C}">
+                          <a14:useLocalDpi xmlns:a14="http://schemas.microsoft.com/office/drawing/2010/main" val="0"/>
+                        </a:ext>
+                      </a:extLst>
+                    </a:blip>
+                    <a:srcRect/>
+                    <a:stretch>
+                      <a:fillRect/>
+                    </a:stretch>
+                  </pic:blipFill>
+                  <pic:spPr bwMode="auto">
+                    <a:xfrm>
+                      <a:off x="0" y="0"/>
+                      <a:ext cx="2853055" cy="1183005"/>
+                    </a:xfrm>
+                    <a:prstGeom prst="rect">
+                      <a:avLst/>
+                    </a:prstGeom>
+                    <a:noFill/>
+                  </pic:spPr>
+                </pic:pic>
+              </a:graphicData>
+            </a:graphic>
+          </wp:anchor>
+        </w:drawing>
+      </w:r>
+    </w:p>
+    <w:p>
+      <w:pPr>
+        <w:rPr>
+          <w:rFonts w:eastAsia="Calibri"/>
+        </w:rPr>
+      </w:pPr>
+    </w:p>
+    <w:p>
+      <w:pPr>
+        <w:rPr>
+          <w:rFonts w:eastAsia="Calibri"/>
+        </w:rPr>
+      </w:pPr>
+    </w:p>
+    <w:p>
+      <w:pPr>
+        <w:rPr>
+          <w:rFonts w:eastAsia="Calibri"/>
+        </w:rPr>
+      </w:pPr>
+    </w:p>
+    <w:p>
+      <w:pPr>
+        <w:rPr>
+          <w:rFonts w:eastAsia="Calibri"/>
+        </w:rPr>
+      </w:pPr>
+    </w:p>
+    <w:p>
+      <w:pPr>
+        <w:rPr>
+          <w:rFonts w:eastAsia="Calibri"/>
+        </w:rPr>
+      </w:pPr>
+    </w:p>
+    <w:p>
+      <w:pPr>
+        <w:rPr>
+          <w:rFonts w:eastAsia="Calibri"/>
+        </w:rPr>
+      </w:pPr>
+      <w:r>
+        <w:rPr>
+          <w:rFonts w:eastAsia="Calibri"/>
+        </w:rPr>
+        <w:t xml:space="preserve">Stap </w:t>
+      </w:r>
+      <w:r>
+        <w:rPr>
+          <w:rFonts w:eastAsia="Calibri"/>
+        </w:rPr>
+        <w:t>2</w:t>
+      </w:r>
+      <w:r>
+        <w:rPr>
+          <w:rFonts w:eastAsia="Calibri"/>
+        </w:rPr>
+        <w:t xml:space="preserve"> — Eerste API </w:t>
+      </w:r>
+      <w:proofErr w:type="spellStart"/>
+      <w:r>
+        <w:rPr>
+          <w:rFonts w:eastAsia="Calibri"/>
+        </w:rPr>
+        <w:t>endpoint</w:t>
+      </w:r>
+      <w:proofErr w:type="spellEnd"/>
+      <w:r>
+        <w:rPr>
+          <w:rFonts w:eastAsia="Calibri"/>
+        </w:rPr>
+        <w:t xml:space="preserve"> maken (/ping)</w:t>
+      </w:r>
+    </w:p>
+    <w:p>
+      <w:pPr>
+        <w:rPr>
+          <w:rFonts w:eastAsia="Calibri"/>
+        </w:rPr>
+      </w:pPr>
+      <w:r>
+        <w:rPr>
+          <w:rFonts w:eastAsia="Calibri"/>
+        </w:rPr>
+        <w:t>We maken een bestand server.js en voegen volgende code toe:</w:t>
+      </w:r>
+    </w:p>
+    <w:p>
+      <w:pPr>
+        <w:rPr>
+          <w:rFonts w:eastAsia="Calibri"/>
+        </w:rPr>
+      </w:pPr>
+      <w:r>
+        <w:rPr>
+          <w:rFonts w:eastAsia="Calibri"/>
+        </w:rPr>
+        <w:drawing>
+          <wp:anchor distT="0" distB="0" distL="114300" distR="114300" simplePos="0" relativeHeight="251660288" behindDoc="0" locked="0" layoutInCell="1" allowOverlap="1" wp14:anchorId="76851F85" wp14:editId="7D7C1CC8">
+            <wp:simplePos x="0" y="0"/>
+            <wp:positionH relativeFrom="column">
+              <wp:posOffset>-635</wp:posOffset>
+            </wp:positionH>
+            <wp:positionV relativeFrom="paragraph">
+              <wp:posOffset>53340</wp:posOffset>
+            </wp:positionV>
+            <wp:extent cx="3561498" cy="2171700"/>
+            <wp:effectExtent l="0" t="0" r="1270" b="0"/>
+            <wp:wrapNone/>
+            <wp:docPr id="322528711" name="Afbeelding 1"/>
+            <wp:cNvGraphicFramePr>
+              <a:graphicFrameLocks xmlns:a="http://schemas.openxmlformats.org/drawingml/2006/main" noChangeAspect="1"/>
+            </wp:cNvGraphicFramePr>
+            <a:graphic xmlns:a="http://schemas.openxmlformats.org/drawingml/2006/main">
+              <a:graphicData uri="http://schemas.openxmlformats.org/drawingml/2006/picture">
+                <pic:pic xmlns:pic="http://schemas.openxmlformats.org/drawingml/2006/picture">
+                  <pic:nvPicPr>
+                    <pic:cNvPr id="322528711" name=""/>
+                    <pic:cNvPicPr/>
+                  </pic:nvPicPr>
+                  <pic:blipFill>
+                    <a:blip r:embed="rId12">
+                      <a:extLst>
+                        <a:ext uri="{28A0092B-C50C-407E-A947-70E740481C1C}">
+                          <a14:useLocalDpi xmlns:a14="http://schemas.microsoft.com/office/drawing/2010/main" val="0"/>
+                        </a:ext>
+                      </a:extLst>
+                    </a:blip>
+                    <a:stretch>
+                      <a:fillRect/>
+                    </a:stretch>
+                  </pic:blipFill>
+                  <pic:spPr>
+                    <a:xfrm>
+                      <a:off x="0" y="0"/>
+                      <a:ext cx="3568768" cy="2176133"/>
+                    </a:xfrm>
+                    <a:prstGeom prst="rect">
+                      <a:avLst/>
+                    </a:prstGeom>
+                  </pic:spPr>
+                </pic:pic>
+              </a:graphicData>
+            </a:graphic>
+            <wp14:sizeRelH relativeFrom="margin">
+              <wp14:pctWidth>0</wp14:pctWidth>
+            </wp14:sizeRelH>
+            <wp14:sizeRelV relativeFrom="margin">
+              <wp14:pctHeight>0</wp14:pctHeight>
+            </wp14:sizeRelV>
+          </wp:anchor>
+        </w:drawing>
+      </w:r>
+    </w:p>
+    <w:p>
+      <w:pPr>
+        <w:rPr>
+          <w:rFonts w:eastAsia="Calibri"/>
+        </w:rPr>
+      </w:pPr>
+    </w:p>
+    <w:p>
+      <w:pPr>
+        <w:rPr>
+          <w:rFonts w:ascii="Segoe UI Emoji" w:eastAsia="Calibri" w:hAnsi="Segoe UI Emoji" w:cs="Segoe UI Emoji"/>
+        </w:rPr>
+      </w:pPr>
+    </w:p>
+    <w:p>
+      <w:pPr>
+        <w:rPr>
+          <w:rFonts w:ascii="Segoe UI Emoji" w:eastAsia="Calibri" w:hAnsi="Segoe UI Emoji" w:cs="Segoe UI Emoji"/>
+        </w:rPr>
+      </w:pPr>
+    </w:p>
+    <w:p>
+      <w:pPr>
+        <w:rPr>
+          <w:rFonts w:ascii="Segoe UI Emoji" w:eastAsia="Calibri" w:hAnsi="Segoe UI Emoji" w:cs="Segoe UI Emoji"/>
+        </w:rPr>
+      </w:pPr>
+    </w:p>
+    <w:p>
+      <w:pPr>
+        <w:rPr>
+          <w:rFonts w:ascii="Segoe UI Emoji" w:eastAsia="Calibri" w:hAnsi="Segoe UI Emoji" w:cs="Segoe UI Emoji"/>
+        </w:rPr>
+      </w:pPr>
+    </w:p>
+    <w:p>
+      <w:pPr>
+        <w:rPr>
+          <w:rFonts w:ascii="Segoe UI Emoji" w:eastAsia="Calibri" w:hAnsi="Segoe UI Emoji" w:cs="Segoe UI Emoji"/>
+        </w:rPr>
+      </w:pPr>
+    </w:p>
+    <w:p>
+      <w:pPr>
+        <w:rPr>
+          <w:rFonts w:eastAsia="Calibri"/>
+        </w:rPr>
+      </w:pPr>
+      <w:r>
+        <w:rPr>
+          <w:rFonts w:eastAsia="Calibri"/>
+        </w:rPr>
+        <w:lastRenderedPageBreak/>
+        <w:t>Wat doet deze code?</w:t>
+      </w:r>
+    </w:p>
+    <w:p>
+      <w:pPr>
+        <w:pStyle w:val="Lijstalinea"/>
         <w:numPr>
           <w:ilvl w:val="0"/>
-          <w:numId w:val="42"/>
+          <w:numId w:val="6"/>
         </w:numPr>
-        <w:spacing w:after="0"/>
-        <w:rPr>
-          <w:rFonts w:ascii="Calibri" w:eastAsia="Calibri" w:hAnsi="Calibri" w:cs="Calibri"/>
-          <w:sz w:val="24"/>
-          <w:szCs w:val="24"/>
-        </w:rPr>
-      </w:pPr>
-      <w:r>
-        <w:rPr>
-          <w:rFonts w:ascii="Calibri" w:eastAsia="Calibri" w:hAnsi="Calibri" w:cs="Calibri"/>
-          <w:sz w:val="24"/>
-          <w:szCs w:val="24"/>
-        </w:rPr>
-        <w:t xml:space="preserve">testresultaten; </w:t>
-      </w:r>
-    </w:p>
-    <w:p>
-      <w:pPr>
-        <w:pStyle w:val="ListParagraph"/>
+        <w:rPr>
+          <w:rFonts w:eastAsia="Calibri"/>
+        </w:rPr>
+      </w:pPr>
+      <w:r>
+        <w:rPr>
+          <w:rFonts w:eastAsia="Calibri"/>
+        </w:rPr>
+        <w:t>Start een server op poort 3000</w:t>
+      </w:r>
+    </w:p>
+    <w:p>
+      <w:pPr>
+        <w:pStyle w:val="Lijstalinea"/>
         <w:numPr>
           <w:ilvl w:val="0"/>
-          <w:numId w:val="39"/>
+          <w:numId w:val="6"/>
         </w:numPr>
-        <w:spacing w:after="0"/>
-        <w:rPr>
-          <w:rFonts w:ascii="Calibri" w:eastAsia="Calibri" w:hAnsi="Calibri" w:cs="Calibri"/>
-          <w:sz w:val="24"/>
-          <w:szCs w:val="24"/>
-        </w:rPr>
-      </w:pPr>
-      <w:r>
-        <w:rPr>
-          <w:rFonts w:ascii="Calibri" w:eastAsia="Calibri" w:hAnsi="Calibri" w:cs="Calibri"/>
-          <w:sz w:val="24"/>
-          <w:szCs w:val="24"/>
-        </w:rPr>
-        <w:t>problemen + oplossingen.</w:t>
-      </w:r>
-    </w:p>
-    <w:p>
-      <w:pPr>
-        <w:pStyle w:val="Heading1"/>
+        <w:rPr>
+          <w:rFonts w:eastAsia="Calibri"/>
+        </w:rPr>
+      </w:pPr>
+      <w:r>
+        <w:rPr>
+          <w:rFonts w:eastAsia="Calibri"/>
+        </w:rPr>
+        <w:t xml:space="preserve">Maakt een </w:t>
+      </w:r>
+      <w:proofErr w:type="spellStart"/>
+      <w:r>
+        <w:rPr>
+          <w:rFonts w:eastAsia="Calibri"/>
+        </w:rPr>
+        <w:t>endpoint</w:t>
+      </w:r>
+      <w:proofErr w:type="spellEnd"/>
+      <w:r>
+        <w:rPr>
+          <w:rFonts w:eastAsia="Calibri"/>
+        </w:rPr>
+        <w:t xml:space="preserve"> /ping</w:t>
+      </w:r>
+    </w:p>
+    <w:p>
+      <w:pPr>
+        <w:pStyle w:val="Lijstalinea"/>
+        <w:numPr>
+          <w:ilvl w:val="0"/>
+          <w:numId w:val="6"/>
+        </w:numPr>
+        <w:rPr>
+          <w:rFonts w:eastAsia="Calibri"/>
+        </w:rPr>
+      </w:pPr>
+      <w:r>
+        <w:rPr>
+          <w:rFonts w:eastAsia="Calibri"/>
+        </w:rPr>
+        <w:t xml:space="preserve">Stuurt JSON terug wanneer dit </w:t>
+      </w:r>
+      <w:proofErr w:type="spellStart"/>
+      <w:r>
+        <w:rPr>
+          <w:rFonts w:eastAsia="Calibri"/>
+        </w:rPr>
+        <w:t>endpoint</w:t>
+      </w:r>
+      <w:proofErr w:type="spellEnd"/>
+      <w:r>
+        <w:rPr>
+          <w:rFonts w:eastAsia="Calibri"/>
+        </w:rPr>
+        <w:t xml:space="preserve"> wordt aangeroepen</w:t>
+      </w:r>
+    </w:p>
+    <w:p>
+      <w:pPr>
+        <w:rPr>
+          <w:rFonts w:eastAsia="Calibri"/>
+        </w:rPr>
+      </w:pPr>
+    </w:p>
+    <w:p>
+      <w:pPr>
+        <w:rPr>
+          <w:rFonts w:eastAsia="Calibri"/>
+        </w:rPr>
+      </w:pPr>
+      <w:r>
+        <w:rPr>
+          <w:rFonts w:eastAsia="Calibri"/>
+        </w:rPr>
+        <w:t>Stap 3 – Server lanceren</w:t>
+      </w:r>
+    </w:p>
+    <w:p>
+      <w:pPr>
+        <w:rPr>
+          <w:rFonts w:eastAsia="Calibri"/>
+        </w:rPr>
+      </w:pPr>
+    </w:p>
+    <w:p>
+      <w:pPr>
+        <w:rPr>
+          <w:rFonts w:eastAsia="Calibri"/>
+        </w:rPr>
+      </w:pPr>
+      <w:r>
+        <w:rPr>
+          <w:rFonts w:eastAsia="Calibri"/>
+        </w:rPr>
+        <w:t>We starten de server met:</w:t>
+      </w:r>
+      <w:r>
+        <w:rPr>
+          <w:rFonts w:eastAsia="Calibri"/>
+        </w:rPr>
+        <w:t xml:space="preserve"> </w:t>
+      </w:r>
+    </w:p>
+    <w:p>
+      <w:pPr>
+        <w:pStyle w:val="Lijstalinea"/>
+        <w:numPr>
+          <w:ilvl w:val="0"/>
+          <w:numId w:val="6"/>
+        </w:numPr>
+        <w:rPr>
+          <w:rFonts w:eastAsia="Calibri"/>
+        </w:rPr>
+      </w:pPr>
+      <w:r>
+        <w:rPr>
+          <w:rFonts w:eastAsia="Calibri"/>
+        </w:rPr>
+        <w:t>node server.js</w:t>
+      </w:r>
+    </w:p>
+    <w:p>
+      <w:pPr>
+        <w:rPr>
+          <w:rFonts w:eastAsia="Calibri"/>
+        </w:rPr>
+      </w:pPr>
+      <w:r>
+        <w:rPr>
+          <w:rFonts w:eastAsia="Calibri"/>
+        </w:rPr>
+        <w:t>En a</w:t>
+      </w:r>
+      <w:r>
+        <w:rPr>
+          <w:rFonts w:eastAsia="Calibri"/>
+        </w:rPr>
+        <w:t>ls alles goed is, zien we:</w:t>
+      </w:r>
+    </w:p>
+    <w:p>
+      <w:pPr>
+        <w:pStyle w:val="Lijstalinea"/>
+        <w:numPr>
+          <w:ilvl w:val="0"/>
+          <w:numId w:val="6"/>
+        </w:numPr>
+        <w:rPr>
+          <w:rFonts w:eastAsia="Calibri"/>
+        </w:rPr>
+      </w:pPr>
+      <w:r>
+        <w:rPr>
+          <w:rFonts w:eastAsia="Calibri"/>
+        </w:rPr>
+        <w:drawing>
+          <wp:anchor distT="0" distB="0" distL="114300" distR="114300" simplePos="0" relativeHeight="251661312" behindDoc="0" locked="0" layoutInCell="1" allowOverlap="1" wp14:anchorId="0311C707" wp14:editId="682B1BAF">
+            <wp:simplePos x="0" y="0"/>
+            <wp:positionH relativeFrom="column">
+              <wp:posOffset>-635</wp:posOffset>
+            </wp:positionH>
+            <wp:positionV relativeFrom="paragraph">
+              <wp:posOffset>200025</wp:posOffset>
+            </wp:positionV>
+            <wp:extent cx="5006774" cy="350550"/>
+            <wp:effectExtent l="0" t="0" r="3810" b="0"/>
+            <wp:wrapNone/>
+            <wp:docPr id="749525038" name="Afbeelding 1"/>
+            <wp:cNvGraphicFramePr>
+              <a:graphicFrameLocks xmlns:a="http://schemas.openxmlformats.org/drawingml/2006/main" noChangeAspect="1"/>
+            </wp:cNvGraphicFramePr>
+            <a:graphic xmlns:a="http://schemas.openxmlformats.org/drawingml/2006/main">
+              <a:graphicData uri="http://schemas.openxmlformats.org/drawingml/2006/picture">
+                <pic:pic xmlns:pic="http://schemas.openxmlformats.org/drawingml/2006/picture">
+                  <pic:nvPicPr>
+                    <pic:cNvPr id="749525038" name=""/>
+                    <pic:cNvPicPr/>
+                  </pic:nvPicPr>
+                  <pic:blipFill>
+                    <a:blip r:embed="rId13">
+                      <a:extLst>
+                        <a:ext uri="{28A0092B-C50C-407E-A947-70E740481C1C}">
+                          <a14:useLocalDpi xmlns:a14="http://schemas.microsoft.com/office/drawing/2010/main" val="0"/>
+                        </a:ext>
+                      </a:extLst>
+                    </a:blip>
+                    <a:stretch>
+                      <a:fillRect/>
+                    </a:stretch>
+                  </pic:blipFill>
+                  <pic:spPr>
+                    <a:xfrm>
+                      <a:off x="0" y="0"/>
+                      <a:ext cx="5006774" cy="350550"/>
+                    </a:xfrm>
+                    <a:prstGeom prst="rect">
+                      <a:avLst/>
+                    </a:prstGeom>
+                  </pic:spPr>
+                </pic:pic>
+              </a:graphicData>
+            </a:graphic>
+          </wp:anchor>
+        </w:drawing>
+      </w:r>
+      <w:r>
+        <w:rPr>
+          <w:rFonts w:eastAsia="Calibri"/>
+        </w:rPr>
+        <w:t xml:space="preserve">Server draait op </w:t>
+      </w:r>
+      <w:hyperlink r:id="rId14" w:history="1">
+        <w:r>
+          <w:rPr>
+            <w:rStyle w:val="Hyperlink"/>
+            <w:rFonts w:eastAsia="Calibri"/>
+          </w:rPr>
+          <w:t>http://localhost:3000</w:t>
+        </w:r>
+      </w:hyperlink>
+    </w:p>
+    <w:p>
+      <w:pPr>
+        <w:rPr>
+          <w:rFonts w:eastAsia="Calibri"/>
+        </w:rPr>
+      </w:pPr>
+    </w:p>
+    <w:p>
+      <w:pPr>
+        <w:rPr>
+          <w:rFonts w:eastAsia="Calibri"/>
+        </w:rPr>
+      </w:pPr>
+    </w:p>
+    <w:p>
+      <w:pPr>
+        <w:rPr>
+          <w:rFonts w:eastAsia="Calibri"/>
+        </w:rPr>
+      </w:pPr>
+      <w:r>
+        <w:rPr>
+          <w:rFonts w:eastAsia="Calibri"/>
+        </w:rPr>
+        <w:t xml:space="preserve">Resultaat : </w:t>
+      </w:r>
+    </w:p>
+    <w:p>
+      <w:pPr>
+        <w:rPr>
+          <w:rFonts w:eastAsia="Calibri"/>
+        </w:rPr>
+      </w:pPr>
+      <w:r>
+        <w:rPr>
+          <w:rFonts w:eastAsia="Calibri"/>
+          <w:noProof/>
+        </w:rPr>
+        <w:drawing>
+          <wp:inline distT="0" distB="0" distL="0" distR="0" wp14:anchorId="1514C557" wp14:editId="75A78B27">
+            <wp:extent cx="3025140" cy="967740"/>
+            <wp:effectExtent l="0" t="0" r="3810" b="3810"/>
+            <wp:docPr id="1724391425" name="Afbeelding 3"/>
+            <wp:cNvGraphicFramePr>
+              <a:graphicFrameLocks xmlns:a="http://schemas.openxmlformats.org/drawingml/2006/main" noChangeAspect="1"/>
+            </wp:cNvGraphicFramePr>
+            <a:graphic xmlns:a="http://schemas.openxmlformats.org/drawingml/2006/main">
+              <a:graphicData uri="http://schemas.openxmlformats.org/drawingml/2006/picture">
+                <pic:pic xmlns:pic="http://schemas.openxmlformats.org/drawingml/2006/picture">
+                  <pic:nvPicPr>
+                    <pic:cNvPr id="0" name="Picture 3"/>
+                    <pic:cNvPicPr>
+                      <a:picLocks noChangeAspect="1" noChangeArrowheads="1"/>
+                    </pic:cNvPicPr>
+                  </pic:nvPicPr>
+                  <pic:blipFill>
+                    <a:blip r:embed="rId15">
+                      <a:extLst>
+                        <a:ext uri="{28A0092B-C50C-407E-A947-70E740481C1C}">
+                          <a14:useLocalDpi xmlns:a14="http://schemas.microsoft.com/office/drawing/2010/main" val="0"/>
+                        </a:ext>
+                      </a:extLst>
+                    </a:blip>
+                    <a:srcRect/>
+                    <a:stretch>
+                      <a:fillRect/>
+                    </a:stretch>
+                  </pic:blipFill>
+                  <pic:spPr bwMode="auto">
+                    <a:xfrm>
+                      <a:off x="0" y="0"/>
+                      <a:ext cx="3025140" cy="967740"/>
+                    </a:xfrm>
+                    <a:prstGeom prst="rect">
+                      <a:avLst/>
+                    </a:prstGeom>
+                    <a:noFill/>
+                  </pic:spPr>
+                </pic:pic>
+              </a:graphicData>
+            </a:graphic>
+          </wp:inline>
+        </w:drawing>
+      </w:r>
+    </w:p>
+    <w:p>
+      <w:pPr>
+        <w:rPr>
+          <w:rFonts w:eastAsia="Calibri"/>
+        </w:rPr>
+      </w:pPr>
+    </w:p>
+    <w:p>
+      <w:pPr>
+        <w:rPr>
+          <w:rFonts w:eastAsia="Calibri"/>
+        </w:rPr>
+      </w:pPr>
+      <w:r>
+        <w:rPr>
+          <w:rFonts w:eastAsia="Calibri"/>
+        </w:rPr>
+        <w:t>Stap 4 – Dummy data toevoegen</w:t>
+      </w:r>
+    </w:p>
+    <w:p>
+      <w:pPr>
+        <w:rPr>
+          <w:rFonts w:eastAsia="Calibri"/>
+        </w:rPr>
+      </w:pPr>
+    </w:p>
+    <w:p>
+      <w:pPr>
+        <w:rPr>
+          <w:rFonts w:eastAsia="Calibri"/>
+        </w:rPr>
+      </w:pPr>
+      <w:r>
+        <w:rPr>
+          <w:rFonts w:eastAsia="Calibri"/>
+        </w:rPr>
+        <w:t>We voegen een dataset toe in server.js:</w:t>
+      </w:r>
+    </w:p>
+    <w:p>
+      <w:pPr>
+        <w:rPr>
+          <w:rFonts w:eastAsia="Calibri"/>
+        </w:rPr>
+      </w:pPr>
+      <w:r>
+        <w:rPr>
+          <w:rFonts w:eastAsia="Calibri"/>
+          <w:noProof/>
+        </w:rPr>
+        <w:drawing>
+          <wp:inline distT="0" distB="0" distL="0" distR="0" wp14:anchorId="572234DA" wp14:editId="5618DEB4">
+            <wp:extent cx="3940175" cy="1234440"/>
+            <wp:effectExtent l="0" t="0" r="3175" b="3810"/>
+            <wp:docPr id="474264541" name="Afbeelding 4"/>
+            <wp:cNvGraphicFramePr>
+              <a:graphicFrameLocks xmlns:a="http://schemas.openxmlformats.org/drawingml/2006/main" noChangeAspect="1"/>
+            </wp:cNvGraphicFramePr>
+            <a:graphic xmlns:a="http://schemas.openxmlformats.org/drawingml/2006/main">
+              <a:graphicData uri="http://schemas.openxmlformats.org/drawingml/2006/picture">
+                <pic:pic xmlns:pic="http://schemas.openxmlformats.org/drawingml/2006/picture">
+                  <pic:nvPicPr>
+                    <pic:cNvPr id="0" name="Picture 4"/>
+                    <pic:cNvPicPr>
+                      <a:picLocks noChangeAspect="1" noChangeArrowheads="1"/>
+                    </pic:cNvPicPr>
+                  </pic:nvPicPr>
+                  <pic:blipFill>
+                    <a:blip r:embed="rId16">
+                      <a:extLst>
+                        <a:ext uri="{28A0092B-C50C-407E-A947-70E740481C1C}">
+                          <a14:useLocalDpi xmlns:a14="http://schemas.microsoft.com/office/drawing/2010/main" val="0"/>
+                        </a:ext>
+                      </a:extLst>
+                    </a:blip>
+                    <a:srcRect/>
+                    <a:stretch>
+                      <a:fillRect/>
+                    </a:stretch>
+                  </pic:blipFill>
+                  <pic:spPr bwMode="auto">
+                    <a:xfrm>
+                      <a:off x="0" y="0"/>
+                      <a:ext cx="3940175" cy="1234440"/>
+                    </a:xfrm>
+                    <a:prstGeom prst="rect">
+                      <a:avLst/>
+                    </a:prstGeom>
+                    <a:noFill/>
+                  </pic:spPr>
+                </pic:pic>
+              </a:graphicData>
+            </a:graphic>
+          </wp:inline>
+        </w:drawing>
+      </w:r>
+    </w:p>
+    <w:p>
+      <w:pPr>
+        <w:rPr>
+          <w:rFonts w:eastAsia="Calibri"/>
+        </w:rPr>
+      </w:pPr>
+    </w:p>
+    <w:p>
+      <w:pPr>
+        <w:rPr>
+          <w:rFonts w:eastAsia="Calibri"/>
+        </w:rPr>
+      </w:pPr>
+      <w:r>
+        <w:rPr>
+          <w:rFonts w:eastAsia="Calibri"/>
+        </w:rPr>
+        <w:t xml:space="preserve">Dus we gaan ook een </w:t>
+      </w:r>
+      <w:proofErr w:type="spellStart"/>
+      <w:r>
+        <w:rPr>
+          <w:rFonts w:eastAsia="Calibri"/>
+        </w:rPr>
+        <w:t>endpoint</w:t>
+      </w:r>
+      <w:proofErr w:type="spellEnd"/>
+      <w:r>
+        <w:rPr>
+          <w:rFonts w:eastAsia="Calibri"/>
+        </w:rPr>
+        <w:t xml:space="preserve"> aanmaken: </w:t>
+      </w:r>
+    </w:p>
+    <w:p>
+      <w:pPr>
+        <w:rPr>
+          <w:rFonts w:eastAsia="Calibri"/>
+        </w:rPr>
+      </w:pPr>
+      <w:r>
+        <w:rPr>
+          <w:rFonts w:eastAsia="Calibri"/>
+        </w:rPr>
+        <w:drawing>
+          <wp:inline distT="0" distB="0" distL="0" distR="0" wp14:anchorId="078C11B1" wp14:editId="238F67AD">
+            <wp:extent cx="2453853" cy="762066"/>
+            <wp:effectExtent l="0" t="0" r="3810" b="0"/>
+            <wp:docPr id="1594847855" name="Afbeelding 1"/>
+            <wp:cNvGraphicFramePr>
+              <a:graphicFrameLocks xmlns:a="http://schemas.openxmlformats.org/drawingml/2006/main" noChangeAspect="1"/>
+            </wp:cNvGraphicFramePr>
+            <a:graphic xmlns:a="http://schemas.openxmlformats.org/drawingml/2006/main">
+              <a:graphicData uri="http://schemas.openxmlformats.org/drawingml/2006/picture">
+                <pic:pic xmlns:pic="http://schemas.openxmlformats.org/drawingml/2006/picture">
+                  <pic:nvPicPr>
+                    <pic:cNvPr id="1594847855" name=""/>
+                    <pic:cNvPicPr/>
+                  </pic:nvPicPr>
+                  <pic:blipFill>
+                    <a:blip r:embed="rId17"/>
+                    <a:stretch>
+                      <a:fillRect/>
+                    </a:stretch>
+                  </pic:blipFill>
+                  <pic:spPr>
+                    <a:xfrm>
+                      <a:off x="0" y="0"/>
+                      <a:ext cx="2453853" cy="762066"/>
+                    </a:xfrm>
+                    <a:prstGeom prst="rect">
+                      <a:avLst/>
+                    </a:prstGeom>
+                  </pic:spPr>
+                </pic:pic>
+              </a:graphicData>
+            </a:graphic>
+          </wp:inline>
+        </w:drawing>
+      </w:r>
+    </w:p>
+    <w:p>
+      <w:pPr>
+        <w:rPr>
+          <w:rFonts w:eastAsia="Calibri"/>
+        </w:rPr>
+      </w:pPr>
+    </w:p>
+    <w:p>
+      <w:pPr>
+        <w:rPr>
+          <w:rFonts w:eastAsia="Calibri"/>
+        </w:rPr>
+      </w:pPr>
+      <w:proofErr w:type="spellStart"/>
+      <w:r>
+        <w:rPr>
+          <w:rFonts w:eastAsia="Calibri"/>
+        </w:rPr>
+        <w:lastRenderedPageBreak/>
+        <w:t>Resutaat</w:t>
+      </w:r>
+      <w:proofErr w:type="spellEnd"/>
+      <w:r>
+        <w:rPr>
+          <w:rFonts w:eastAsia="Calibri"/>
+        </w:rPr>
+        <w:t xml:space="preserve"> : </w:t>
+      </w:r>
+    </w:p>
+    <w:p>
+      <w:pPr>
+        <w:rPr>
+          <w:rFonts w:eastAsia="Calibri"/>
+        </w:rPr>
+      </w:pPr>
+      <w:r>
+        <w:rPr>
+          <w:rFonts w:eastAsia="Calibri"/>
+          <w:noProof/>
+        </w:rPr>
+        <w:drawing>
+          <wp:inline distT="0" distB="0" distL="0" distR="0" wp14:anchorId="665D1DFB" wp14:editId="2B3B76EE">
+            <wp:extent cx="5883275" cy="883483"/>
+            <wp:effectExtent l="0" t="0" r="3175" b="0"/>
+            <wp:docPr id="1115425524" name="Afbeelding 5"/>
+            <wp:cNvGraphicFramePr>
+              <a:graphicFrameLocks xmlns:a="http://schemas.openxmlformats.org/drawingml/2006/main" noChangeAspect="1"/>
+            </wp:cNvGraphicFramePr>
+            <a:graphic xmlns:a="http://schemas.openxmlformats.org/drawingml/2006/main">
+              <a:graphicData uri="http://schemas.openxmlformats.org/drawingml/2006/picture">
+                <pic:pic xmlns:pic="http://schemas.openxmlformats.org/drawingml/2006/picture">
+                  <pic:nvPicPr>
+                    <pic:cNvPr id="0" name="Picture 5"/>
+                    <pic:cNvPicPr>
+                      <a:picLocks noChangeAspect="1" noChangeArrowheads="1"/>
+                    </pic:cNvPicPr>
+                  </pic:nvPicPr>
+                  <pic:blipFill>
+                    <a:blip r:embed="rId18">
+                      <a:extLst>
+                        <a:ext uri="{28A0092B-C50C-407E-A947-70E740481C1C}">
+                          <a14:useLocalDpi xmlns:a14="http://schemas.microsoft.com/office/drawing/2010/main" val="0"/>
+                        </a:ext>
+                      </a:extLst>
+                    </a:blip>
+                    <a:srcRect/>
+                    <a:stretch>
+                      <a:fillRect/>
+                    </a:stretch>
+                  </pic:blipFill>
+                  <pic:spPr bwMode="auto">
+                    <a:xfrm>
+                      <a:off x="0" y="0"/>
+                      <a:ext cx="5943634" cy="892547"/>
+                    </a:xfrm>
+                    <a:prstGeom prst="rect">
+                      <a:avLst/>
+                    </a:prstGeom>
+                    <a:noFill/>
+                  </pic:spPr>
+                </pic:pic>
+              </a:graphicData>
+            </a:graphic>
+          </wp:inline>
+        </w:drawing>
+      </w:r>
+      <w:r>
+        <w:rPr>
+          <w:rFonts w:eastAsia="Calibri"/>
+        </w:rPr>
+        <w:t xml:space="preserve">  </w:t>
+      </w:r>
+    </w:p>
+    <w:p>
+      <w:pPr>
+        <w:pStyle w:val="Kop1"/>
+        <w:rPr>
+          <w:lang w:val="en-GB"/>
+        </w:rPr>
       </w:pPr>
       <w:bookmarkStart w:id="38" w:name="_Toc2118254410"/>
       <w:r>
@@ -5657,7 +7172,7 @@
     </w:p>
     <w:p>
       <w:pPr>
-        <w:pStyle w:val="ListParagraph"/>
+        <w:pStyle w:val="Lijstalinea"/>
         <w:spacing w:after="0"/>
         <w:rPr>
           <w:rFonts w:ascii="Calibri" w:eastAsia="Calibri" w:hAnsi="Calibri" w:cs="Calibri"/>
@@ -5668,7 +7183,7 @@
     </w:p>
     <w:p>
       <w:pPr>
-        <w:pStyle w:val="ListParagraph"/>
+        <w:pStyle w:val="Lijstalinea"/>
         <w:numPr>
           <w:ilvl w:val="0"/>
           <w:numId w:val="67"/>
@@ -5691,7 +7206,7 @@
     </w:p>
     <w:p>
       <w:pPr>
-        <w:pStyle w:val="ListParagraph"/>
+        <w:pStyle w:val="Lijstalinea"/>
         <w:numPr>
           <w:ilvl w:val="0"/>
           <w:numId w:val="67"/>
@@ -5711,6 +7226,7 @@
         </w:rPr>
         <w:t>Taken plannen (</w:t>
       </w:r>
+      <w:proofErr w:type="spellStart"/>
       <w:r>
         <w:rPr>
           <w:rFonts w:ascii="Calibri" w:eastAsia="Calibri" w:hAnsi="Calibri" w:cs="Calibri"/>
@@ -5719,18 +7235,37 @@
         </w:rPr>
         <w:t>Github</w:t>
       </w:r>
-      <w:r>
-        <w:rPr>
-          <w:rFonts w:ascii="Calibri" w:eastAsia="Calibri" w:hAnsi="Calibri" w:cs="Calibri"/>
-          <w:sz w:val="24"/>
-          <w:szCs w:val="24"/>
-        </w:rPr>
-        <w:t xml:space="preserve">/Trello) </w:t>
-      </w:r>
-    </w:p>
-    <w:p>
-      <w:pPr>
-        <w:pStyle w:val="ListParagraph"/>
+      <w:proofErr w:type="spellEnd"/>
+      <w:r>
+        <w:rPr>
+          <w:rFonts w:ascii="Calibri" w:eastAsia="Calibri" w:hAnsi="Calibri" w:cs="Calibri"/>
+          <w:sz w:val="24"/>
+          <w:szCs w:val="24"/>
+        </w:rPr>
+        <w:t>/</w:t>
+      </w:r>
+      <w:proofErr w:type="spellStart"/>
+      <w:r>
+        <w:rPr>
+          <w:rFonts w:ascii="Calibri" w:eastAsia="Calibri" w:hAnsi="Calibri" w:cs="Calibri"/>
+          <w:sz w:val="24"/>
+          <w:szCs w:val="24"/>
+        </w:rPr>
+        <w:t>Trello</w:t>
+      </w:r>
+      <w:proofErr w:type="spellEnd"/>
+      <w:r>
+        <w:rPr>
+          <w:rFonts w:ascii="Calibri" w:eastAsia="Calibri" w:hAnsi="Calibri" w:cs="Calibri"/>
+          <w:sz w:val="24"/>
+          <w:szCs w:val="24"/>
+        </w:rPr>
+        <w:t xml:space="preserve">) </w:t>
+      </w:r>
+    </w:p>
+    <w:p>
+      <w:pPr>
+        <w:pStyle w:val="Lijstalinea"/>
         <w:numPr>
           <w:ilvl w:val="0"/>
           <w:numId w:val="67"/>
@@ -5779,7 +7314,7 @@
     </w:p>
     <w:p>
       <w:pPr>
-        <w:pStyle w:val="ListParagraph"/>
+        <w:pStyle w:val="Lijstalinea"/>
         <w:numPr>
           <w:ilvl w:val="0"/>
           <w:numId w:val="5"/>
@@ -5791,7 +7326,7 @@
     </w:p>
     <w:p>
       <w:pPr>
-        <w:pStyle w:val="ListParagraph"/>
+        <w:pStyle w:val="Lijstalinea"/>
         <w:numPr>
           <w:ilvl w:val="0"/>
           <w:numId w:val="5"/>
@@ -5803,7 +7338,7 @@
     </w:p>
     <w:p>
       <w:pPr>
-        <w:pStyle w:val="ListParagraph"/>
+        <w:pStyle w:val="Lijstalinea"/>
         <w:numPr>
           <w:ilvl w:val="0"/>
           <w:numId w:val="5"/>
@@ -5825,7 +7360,7 @@
     </w:p>
     <w:p>
       <w:pPr>
-        <w:pStyle w:val="ListParagraph"/>
+        <w:pStyle w:val="Lijstalinea"/>
         <w:numPr>
           <w:ilvl w:val="0"/>
           <w:numId w:val="4"/>
@@ -5837,7 +7372,7 @@
     </w:p>
     <w:p>
       <w:pPr>
-        <w:pStyle w:val="ListParagraph"/>
+        <w:pStyle w:val="Lijstalinea"/>
         <w:numPr>
           <w:ilvl w:val="0"/>
           <w:numId w:val="4"/>
@@ -5849,7 +7384,7 @@
     </w:p>
     <w:p>
       <w:pPr>
-        <w:pStyle w:val="ListParagraph"/>
+        <w:pStyle w:val="Lijstalinea"/>
         <w:numPr>
           <w:ilvl w:val="0"/>
           <w:numId w:val="4"/>
@@ -5861,7 +7396,7 @@
     </w:p>
     <w:p>
       <w:pPr>
-        <w:pStyle w:val="ListParagraph"/>
+        <w:pStyle w:val="Lijstalinea"/>
         <w:numPr>
           <w:ilvl w:val="0"/>
           <w:numId w:val="4"/>
@@ -5873,7 +7408,7 @@
     </w:p>
     <w:p>
       <w:pPr>
-        <w:pStyle w:val="ListParagraph"/>
+        <w:pStyle w:val="Lijstalinea"/>
         <w:numPr>
           <w:ilvl w:val="0"/>
           <w:numId w:val="4"/>
@@ -5907,7 +7442,7 @@
     </w:p>
     <w:p>
       <w:pPr>
-        <w:pStyle w:val="ListParagraph"/>
+        <w:pStyle w:val="Lijstalinea"/>
         <w:numPr>
           <w:ilvl w:val="0"/>
           <w:numId w:val="3"/>
@@ -5920,7 +7455,7 @@
     </w:p>
     <w:p>
       <w:pPr>
-        <w:pStyle w:val="ListParagraph"/>
+        <w:pStyle w:val="Lijstalinea"/>
         <w:numPr>
           <w:ilvl w:val="0"/>
           <w:numId w:val="3"/>
@@ -5928,12 +7463,20 @@
         <w:spacing w:before="281" w:after="281"/>
       </w:pPr>
       <w:r>
-        <w:t xml:space="preserve">Firewall configureren (ufw) </w:t>
-      </w:r>
-    </w:p>
-    <w:p>
-      <w:pPr>
-        <w:pStyle w:val="ListParagraph"/>
+        <w:t>Firewall configureren (</w:t>
+      </w:r>
+      <w:proofErr w:type="spellStart"/>
+      <w:r>
+        <w:t>ufw</w:t>
+      </w:r>
+      <w:proofErr w:type="spellEnd"/>
+      <w:r>
+        <w:t xml:space="preserve">) </w:t>
+      </w:r>
+    </w:p>
+    <w:p>
+      <w:pPr>
+        <w:pStyle w:val="Lijstalinea"/>
         <w:numPr>
           <w:ilvl w:val="0"/>
           <w:numId w:val="2"/>
@@ -5946,7 +7489,7 @@
     </w:p>
     <w:p>
       <w:pPr>
-        <w:pStyle w:val="ListParagraph"/>
+        <w:pStyle w:val="Lijstalinea"/>
         <w:numPr>
           <w:ilvl w:val="0"/>
           <w:numId w:val="2"/>
@@ -5959,7 +7502,7 @@
     </w:p>
     <w:p>
       <w:pPr>
-        <w:pStyle w:val="ListParagraph"/>
+        <w:pStyle w:val="Lijstalinea"/>
         <w:numPr>
           <w:ilvl w:val="0"/>
           <w:numId w:val="3"/>
@@ -5992,7 +7535,7 @@
     </w:p>
     <w:p>
       <w:pPr>
-        <w:pStyle w:val="ListParagraph"/>
+        <w:pStyle w:val="Lijstalinea"/>
         <w:numPr>
           <w:ilvl w:val="0"/>
           <w:numId w:val="1"/>
@@ -6000,12 +7543,13 @@
         <w:spacing w:before="281" w:after="281"/>
       </w:pPr>
       <w:r>
+        <w:lastRenderedPageBreak/>
         <w:t xml:space="preserve">Docker installeren en starten </w:t>
       </w:r>
     </w:p>
     <w:p>
       <w:pPr>
-        <w:pStyle w:val="ListParagraph"/>
+        <w:pStyle w:val="Lijstalinea"/>
         <w:numPr>
           <w:ilvl w:val="0"/>
           <w:numId w:val="1"/>
@@ -6013,12 +7557,20 @@
         <w:spacing w:before="281" w:after="281"/>
       </w:pPr>
       <w:r>
-        <w:t xml:space="preserve">Docker Compose installeren </w:t>
-      </w:r>
-    </w:p>
-    <w:p>
-      <w:pPr>
-        <w:pStyle w:val="ListParagraph"/>
+        <w:t xml:space="preserve">Docker </w:t>
+      </w:r>
+      <w:proofErr w:type="spellStart"/>
+      <w:r>
+        <w:t>Compose</w:t>
+      </w:r>
+      <w:proofErr w:type="spellEnd"/>
+      <w:r>
+        <w:t xml:space="preserve"> installeren </w:t>
+      </w:r>
+    </w:p>
+    <w:p>
+      <w:pPr>
+        <w:pStyle w:val="Lijstalinea"/>
         <w:numPr>
           <w:ilvl w:val="0"/>
           <w:numId w:val="1"/>
@@ -6026,12 +7578,20 @@
         <w:spacing w:before="281" w:after="281"/>
       </w:pPr>
       <w:r>
-        <w:t>Test container draaien (hello-world)</w:t>
-      </w:r>
-    </w:p>
-    <w:p>
-      <w:pPr>
-        <w:pStyle w:val="Heading1"/>
+        <w:t>Test container draaien (</w:t>
+      </w:r>
+      <w:proofErr w:type="spellStart"/>
+      <w:r>
+        <w:t>hello-world</w:t>
+      </w:r>
+      <w:proofErr w:type="spellEnd"/>
+      <w:r>
+        <w:t>)</w:t>
+      </w:r>
+    </w:p>
+    <w:p>
+      <w:pPr>
+        <w:pStyle w:val="Kop1"/>
         <w:spacing w:before="322" w:after="322" w:line="257" w:lineRule="auto"/>
         <w:rPr>
           <w:lang w:val="en-US"/>
@@ -6056,14 +7616,103 @@
           <w:lang w:val="en-US"/>
         </w:rPr>
       </w:pPr>
+      <w:proofErr w:type="spellStart"/>
       <w:r>
         <w:rPr>
           <w:rFonts w:ascii="Consolas" w:eastAsia="Consolas" w:hAnsi="Consolas" w:cs="Consolas"/>
           <w:lang w:val="en-US"/>
         </w:rPr>
-        <w:t xml:space="preserve">sudo apt update sudo apt install ca-certificates curl sudo install -m 0755 -d /etc/apt/keyrings sudo curl -fsSL </w:t>
-      </w:r>
-      <w:hyperlink r:id="rId11">
+        <w:t>sudo</w:t>
+      </w:r>
+      <w:proofErr w:type="spellEnd"/>
+      <w:r>
+        <w:rPr>
+          <w:rFonts w:ascii="Consolas" w:eastAsia="Consolas" w:hAnsi="Consolas" w:cs="Consolas"/>
+          <w:lang w:val="en-US"/>
+        </w:rPr>
+        <w:t xml:space="preserve"> apt update </w:t>
+      </w:r>
+      <w:proofErr w:type="spellStart"/>
+      <w:r>
+        <w:rPr>
+          <w:rFonts w:ascii="Consolas" w:eastAsia="Consolas" w:hAnsi="Consolas" w:cs="Consolas"/>
+          <w:lang w:val="en-US"/>
+        </w:rPr>
+        <w:t>sudo</w:t>
+      </w:r>
+      <w:proofErr w:type="spellEnd"/>
+      <w:r>
+        <w:rPr>
+          <w:rFonts w:ascii="Consolas" w:eastAsia="Consolas" w:hAnsi="Consolas" w:cs="Consolas"/>
+          <w:lang w:val="en-US"/>
+        </w:rPr>
+        <w:t xml:space="preserve"> apt install ca-certificates curl </w:t>
+      </w:r>
+      <w:proofErr w:type="spellStart"/>
+      <w:r>
+        <w:rPr>
+          <w:rFonts w:ascii="Consolas" w:eastAsia="Consolas" w:hAnsi="Consolas" w:cs="Consolas"/>
+          <w:lang w:val="en-US"/>
+        </w:rPr>
+        <w:t>sudo</w:t>
+      </w:r>
+      <w:proofErr w:type="spellEnd"/>
+      <w:r>
+        <w:rPr>
+          <w:rFonts w:ascii="Consolas" w:eastAsia="Consolas" w:hAnsi="Consolas" w:cs="Consolas"/>
+          <w:lang w:val="en-US"/>
+        </w:rPr>
+        <w:t xml:space="preserve"> install -m 0755 -d /</w:t>
+      </w:r>
+      <w:proofErr w:type="spellStart"/>
+      <w:r>
+        <w:rPr>
+          <w:rFonts w:ascii="Consolas" w:eastAsia="Consolas" w:hAnsi="Consolas" w:cs="Consolas"/>
+          <w:lang w:val="en-US"/>
+        </w:rPr>
+        <w:t>etc</w:t>
+      </w:r>
+      <w:proofErr w:type="spellEnd"/>
+      <w:r>
+        <w:rPr>
+          <w:rFonts w:ascii="Consolas" w:eastAsia="Consolas" w:hAnsi="Consolas" w:cs="Consolas"/>
+          <w:lang w:val="en-US"/>
+        </w:rPr>
+        <w:t xml:space="preserve">/apt/keyrings </w:t>
+      </w:r>
+      <w:proofErr w:type="spellStart"/>
+      <w:r>
+        <w:rPr>
+          <w:rFonts w:ascii="Consolas" w:eastAsia="Consolas" w:hAnsi="Consolas" w:cs="Consolas"/>
+          <w:lang w:val="en-US"/>
+        </w:rPr>
+        <w:t>sudo</w:t>
+      </w:r>
+      <w:proofErr w:type="spellEnd"/>
+      <w:r>
+        <w:rPr>
+          <w:rFonts w:ascii="Consolas" w:eastAsia="Consolas" w:hAnsi="Consolas" w:cs="Consolas"/>
+          <w:lang w:val="en-US"/>
+        </w:rPr>
+        <w:t xml:space="preserve"> curl -</w:t>
+      </w:r>
+      <w:proofErr w:type="spellStart"/>
+      <w:r>
+        <w:rPr>
+          <w:rFonts w:ascii="Consolas" w:eastAsia="Consolas" w:hAnsi="Consolas" w:cs="Consolas"/>
+          <w:lang w:val="en-US"/>
+        </w:rPr>
+        <w:t>fsSL</w:t>
+      </w:r>
+      <w:proofErr w:type="spellEnd"/>
+      <w:r>
+        <w:rPr>
+          <w:rFonts w:ascii="Consolas" w:eastAsia="Consolas" w:hAnsi="Consolas" w:cs="Consolas"/>
+          <w:lang w:val="en-US"/>
+        </w:rPr>
+        <w:t xml:space="preserve"> </w:t>
+      </w:r>
+      <w:hyperlink r:id="rId19">
         <w:r>
           <w:rPr>
             <w:rStyle w:val="Hyperlink"/>
@@ -6078,12 +7727,117 @@
           <w:rFonts w:ascii="Consolas" w:eastAsia="Consolas" w:hAnsi="Consolas" w:cs="Consolas"/>
           <w:lang w:val="en-US"/>
         </w:rPr>
-        <w:t xml:space="preserve"> -o /etc/apt/keyrings/docker.asc sudo chmod a+r /etc/apt/keyrings/docker.asc</w:t>
-      </w:r>
-    </w:p>
-    <w:p>
-      <w:pPr>
-        <w:pStyle w:val="Heading1"/>
+        <w:t xml:space="preserve"> -o /</w:t>
+      </w:r>
+      <w:proofErr w:type="spellStart"/>
+      <w:r>
+        <w:rPr>
+          <w:rFonts w:ascii="Consolas" w:eastAsia="Consolas" w:hAnsi="Consolas" w:cs="Consolas"/>
+          <w:lang w:val="en-US"/>
+        </w:rPr>
+        <w:t>etc</w:t>
+      </w:r>
+      <w:proofErr w:type="spellEnd"/>
+      <w:r>
+        <w:rPr>
+          <w:rFonts w:ascii="Consolas" w:eastAsia="Consolas" w:hAnsi="Consolas" w:cs="Consolas"/>
+          <w:lang w:val="en-US"/>
+        </w:rPr>
+        <w:t>/apt/keyrings/</w:t>
+      </w:r>
+      <w:proofErr w:type="spellStart"/>
+      <w:r>
+        <w:rPr>
+          <w:rFonts w:ascii="Consolas" w:eastAsia="Consolas" w:hAnsi="Consolas" w:cs="Consolas"/>
+          <w:lang w:val="en-US"/>
+        </w:rPr>
+        <w:t>docker.asc</w:t>
+      </w:r>
+      <w:proofErr w:type="spellEnd"/>
+      <w:r>
+        <w:rPr>
+          <w:rFonts w:ascii="Consolas" w:eastAsia="Consolas" w:hAnsi="Consolas" w:cs="Consolas"/>
+          <w:lang w:val="en-US"/>
+        </w:rPr>
+        <w:t xml:space="preserve"> </w:t>
+      </w:r>
+      <w:proofErr w:type="spellStart"/>
+      <w:r>
+        <w:rPr>
+          <w:rFonts w:ascii="Consolas" w:eastAsia="Consolas" w:hAnsi="Consolas" w:cs="Consolas"/>
+          <w:lang w:val="en-US"/>
+        </w:rPr>
+        <w:t>sudo</w:t>
+      </w:r>
+      <w:proofErr w:type="spellEnd"/>
+      <w:r>
+        <w:rPr>
+          <w:rFonts w:ascii="Consolas" w:eastAsia="Consolas" w:hAnsi="Consolas" w:cs="Consolas"/>
+          <w:lang w:val="en-US"/>
+        </w:rPr>
+        <w:t xml:space="preserve"> </w:t>
+      </w:r>
+      <w:proofErr w:type="spellStart"/>
+      <w:r>
+        <w:rPr>
+          <w:rFonts w:ascii="Consolas" w:eastAsia="Consolas" w:hAnsi="Consolas" w:cs="Consolas"/>
+          <w:lang w:val="en-US"/>
+        </w:rPr>
+        <w:t>chmod</w:t>
+      </w:r>
+      <w:proofErr w:type="spellEnd"/>
+      <w:r>
+        <w:rPr>
+          <w:rFonts w:ascii="Consolas" w:eastAsia="Consolas" w:hAnsi="Consolas" w:cs="Consolas"/>
+          <w:lang w:val="en-US"/>
+        </w:rPr>
+        <w:t xml:space="preserve"> </w:t>
+      </w:r>
+      <w:proofErr w:type="spellStart"/>
+      <w:r>
+        <w:rPr>
+          <w:rFonts w:ascii="Consolas" w:eastAsia="Consolas" w:hAnsi="Consolas" w:cs="Consolas"/>
+          <w:lang w:val="en-US"/>
+        </w:rPr>
+        <w:t>a+r</w:t>
+      </w:r>
+      <w:proofErr w:type="spellEnd"/>
+      <w:r>
+        <w:rPr>
+          <w:rFonts w:ascii="Consolas" w:eastAsia="Consolas" w:hAnsi="Consolas" w:cs="Consolas"/>
+          <w:lang w:val="en-US"/>
+        </w:rPr>
+        <w:t xml:space="preserve"> /</w:t>
+      </w:r>
+      <w:proofErr w:type="spellStart"/>
+      <w:r>
+        <w:rPr>
+          <w:rFonts w:ascii="Consolas" w:eastAsia="Consolas" w:hAnsi="Consolas" w:cs="Consolas"/>
+          <w:lang w:val="en-US"/>
+        </w:rPr>
+        <w:t>etc</w:t>
+      </w:r>
+      <w:proofErr w:type="spellEnd"/>
+      <w:r>
+        <w:rPr>
+          <w:rFonts w:ascii="Consolas" w:eastAsia="Consolas" w:hAnsi="Consolas" w:cs="Consolas"/>
+          <w:lang w:val="en-US"/>
+        </w:rPr>
+        <w:t>/apt/keyrings/</w:t>
+      </w:r>
+      <w:proofErr w:type="spellStart"/>
+      <w:r>
+        <w:rPr>
+          <w:rFonts w:ascii="Consolas" w:eastAsia="Consolas" w:hAnsi="Consolas" w:cs="Consolas"/>
+          <w:lang w:val="en-US"/>
+        </w:rPr>
+        <w:t>docker.asc</w:t>
+      </w:r>
+      <w:proofErr w:type="spellEnd"/>
+    </w:p>
+    <w:p>
+      <w:pPr>
+        <w:pStyle w:val="Kop1"/>
         <w:spacing w:before="322" w:after="322" w:line="257" w:lineRule="auto"/>
         <w:rPr>
           <w:lang w:val="en-US"/>
@@ -6108,14 +7862,71 @@
           <w:lang w:val="en-US"/>
         </w:rPr>
       </w:pPr>
+      <w:proofErr w:type="spellStart"/>
       <w:r>
         <w:rPr>
           <w:rFonts w:ascii="Consolas" w:eastAsia="Consolas" w:hAnsi="Consolas" w:cs="Consolas"/>
           <w:lang w:val="en-US"/>
         </w:rPr>
-        <w:t xml:space="preserve">sudo tee /etc/apt/sources.list.d/docker.sources &lt;&lt;EOF Types: deb URIs: </w:t>
-      </w:r>
-      <w:hyperlink r:id="rId12">
+        <w:t>sudo</w:t>
+      </w:r>
+      <w:proofErr w:type="spellEnd"/>
+      <w:r>
+        <w:rPr>
+          <w:rFonts w:ascii="Consolas" w:eastAsia="Consolas" w:hAnsi="Consolas" w:cs="Consolas"/>
+          <w:lang w:val="en-US"/>
+        </w:rPr>
+        <w:t xml:space="preserve"> tee /</w:t>
+      </w:r>
+      <w:proofErr w:type="spellStart"/>
+      <w:r>
+        <w:rPr>
+          <w:rFonts w:ascii="Consolas" w:eastAsia="Consolas" w:hAnsi="Consolas" w:cs="Consolas"/>
+          <w:lang w:val="en-US"/>
+        </w:rPr>
+        <w:t>etc</w:t>
+      </w:r>
+      <w:proofErr w:type="spellEnd"/>
+      <w:r>
+        <w:rPr>
+          <w:rFonts w:ascii="Consolas" w:eastAsia="Consolas" w:hAnsi="Consolas" w:cs="Consolas"/>
+          <w:lang w:val="en-US"/>
+        </w:rPr>
+        <w:t>/apt/</w:t>
+      </w:r>
+      <w:proofErr w:type="spellStart"/>
+      <w:r>
+        <w:rPr>
+          <w:rFonts w:ascii="Consolas" w:eastAsia="Consolas" w:hAnsi="Consolas" w:cs="Consolas"/>
+          <w:lang w:val="en-US"/>
+        </w:rPr>
+        <w:t>sources.list.d</w:t>
+      </w:r>
+      <w:proofErr w:type="spellEnd"/>
+      <w:r>
+        <w:rPr>
+          <w:rFonts w:ascii="Consolas" w:eastAsia="Consolas" w:hAnsi="Consolas" w:cs="Consolas"/>
+          <w:lang w:val="en-US"/>
+        </w:rPr>
+        <w:t>/</w:t>
+      </w:r>
+      <w:proofErr w:type="spellStart"/>
+      <w:r>
+        <w:rPr>
+          <w:rFonts w:ascii="Consolas" w:eastAsia="Consolas" w:hAnsi="Consolas" w:cs="Consolas"/>
+          <w:lang w:val="en-US"/>
+        </w:rPr>
+        <w:t>docker.sources</w:t>
+      </w:r>
+      <w:proofErr w:type="spellEnd"/>
+      <w:r>
+        <w:rPr>
+          <w:rFonts w:ascii="Consolas" w:eastAsia="Consolas" w:hAnsi="Consolas" w:cs="Consolas"/>
+          <w:lang w:val="en-US"/>
+        </w:rPr>
+        <w:t xml:space="preserve"> &lt;&lt;EOF Types: deb URIs: </w:t>
+      </w:r>
+      <w:hyperlink r:id="rId20">
         <w:r>
           <w:rPr>
             <w:rStyle w:val="Hyperlink"/>
@@ -6130,120 +7941,293 @@
           <w:rFonts w:ascii="Consolas" w:eastAsia="Consolas" w:hAnsi="Consolas" w:cs="Consolas"/>
           <w:lang w:val="en-US"/>
         </w:rPr>
-        <w:t xml:space="preserve"> Suites: $(. /etc/os-release &amp;&amp; echo "${UBUNTU_CODENAME:-$VERSION_CODENAME}") Components: stable Architectures: $(dpkg --print-architecture) Signed-By: /etc/apt/keyrings/docker.asc EOF</w:t>
-      </w:r>
-    </w:p>
-    <w:p>
-      <w:pPr>
-        <w:spacing w:before="240" w:after="240"/>
-        <w:rPr>
-          <w:lang w:val="en-US"/>
-        </w:rPr>
-      </w:pPr>
+        <w:t xml:space="preserve"> Suites: $(. /</w:t>
+      </w:r>
+      <w:proofErr w:type="spellStart"/>
       <w:r>
         <w:rPr>
           <w:rFonts w:ascii="Consolas" w:eastAsia="Consolas" w:hAnsi="Consolas" w:cs="Consolas"/>
           <w:lang w:val="en-US"/>
         </w:rPr>
-        <w:t>sudo apt update</w:t>
-      </w:r>
-    </w:p>
-    <w:p>
-      <w:pPr>
-        <w:rPr>
-          <w:lang w:val="en-US"/>
-        </w:rPr>
-      </w:pPr>
+        <w:t>etc</w:t>
+      </w:r>
+      <w:proofErr w:type="spellEnd"/>
       <w:r>
         <w:rPr>
           <w:rFonts w:ascii="Consolas" w:eastAsia="Consolas" w:hAnsi="Consolas" w:cs="Consolas"/>
           <w:lang w:val="en-US"/>
         </w:rPr>
-        <w:t>sudo apt install docker-ce docker-ce-cli containerd.io docker-buildx-plugin docker-compose-plugin</w:t>
-      </w:r>
-    </w:p>
-    <w:p>
-      <w:pPr>
-        <w:rPr>
-          <w:lang w:val="en-US"/>
-        </w:rPr>
-      </w:pPr>
+        <w:t>/</w:t>
+      </w:r>
+      <w:proofErr w:type="spellStart"/>
       <w:r>
         <w:rPr>
           <w:rFonts w:ascii="Consolas" w:eastAsia="Consolas" w:hAnsi="Consolas" w:cs="Consolas"/>
           <w:lang w:val="en-US"/>
         </w:rPr>
-        <w:t xml:space="preserve"> </w:t>
-      </w:r>
-    </w:p>
-    <w:p>
-      <w:pPr>
-        <w:rPr>
-          <w:lang w:val="en-US"/>
-        </w:rPr>
-      </w:pPr>
+        <w:t>os</w:t>
+      </w:r>
+      <w:proofErr w:type="spellEnd"/>
       <w:r>
         <w:rPr>
           <w:rFonts w:ascii="Consolas" w:eastAsia="Consolas" w:hAnsi="Consolas" w:cs="Consolas"/>
           <w:lang w:val="en-US"/>
         </w:rPr>
-        <w:t>sudo docker run hello-world</w:t>
-      </w:r>
-    </w:p>
-    <w:p>
-      <w:pPr>
-        <w:rPr>
-          <w:lang w:val="en-US"/>
-        </w:rPr>
-      </w:pPr>
+        <w:t>-release &amp;&amp; echo "${UBUNTU_CODENAME:-$VERSION_CODENAME}") Components: stable Architectures: $(</w:t>
+      </w:r>
+      <w:proofErr w:type="spellStart"/>
       <w:r>
         <w:rPr>
           <w:rFonts w:ascii="Consolas" w:eastAsia="Consolas" w:hAnsi="Consolas" w:cs="Consolas"/>
           <w:lang w:val="en-US"/>
         </w:rPr>
-        <w:t xml:space="preserve"> </w:t>
-      </w:r>
-    </w:p>
-    <w:p>
-      <w:pPr>
-        <w:rPr>
-          <w:lang w:val="en-US"/>
-        </w:rPr>
-      </w:pPr>
+        <w:t>dpkg</w:t>
+      </w:r>
+      <w:proofErr w:type="spellEnd"/>
       <w:r>
         <w:rPr>
           <w:rFonts w:ascii="Consolas" w:eastAsia="Consolas" w:hAnsi="Consolas" w:cs="Consolas"/>
           <w:lang w:val="en-US"/>
         </w:rPr>
-        <w:t>OF</w:t>
-      </w:r>
-    </w:p>
-    <w:p>
-      <w:pPr>
-        <w:rPr>
-          <w:lang w:val="en-US"/>
-        </w:rPr>
-      </w:pPr>
+        <w:t xml:space="preserve"> --print-architecture) Signed-By: /</w:t>
+      </w:r>
+      <w:proofErr w:type="spellStart"/>
       <w:r>
         <w:rPr>
           <w:rFonts w:ascii="Consolas" w:eastAsia="Consolas" w:hAnsi="Consolas" w:cs="Consolas"/>
           <w:lang w:val="en-US"/>
         </w:rPr>
-        <w:t>sudo apt-get update</w:t>
-      </w:r>
-    </w:p>
-    <w:p>
-      <w:pPr>
-        <w:rPr>
-          <w:lang w:val="en-US"/>
-        </w:rPr>
-      </w:pPr>
+        <w:t>etc</w:t>
+      </w:r>
+      <w:proofErr w:type="spellEnd"/>
       <w:r>
         <w:rPr>
           <w:rFonts w:ascii="Consolas" w:eastAsia="Consolas" w:hAnsi="Consolas" w:cs="Consolas"/>
           <w:lang w:val="en-US"/>
         </w:rPr>
-        <w:t>sudo apt install ./docker-desktop-amd64.deb</w:t>
+        <w:t>/apt/keyrings/</w:t>
+      </w:r>
+      <w:proofErr w:type="spellStart"/>
+      <w:r>
+        <w:rPr>
+          <w:rFonts w:ascii="Consolas" w:eastAsia="Consolas" w:hAnsi="Consolas" w:cs="Consolas"/>
+          <w:lang w:val="en-US"/>
+        </w:rPr>
+        <w:t>docker.asc</w:t>
+      </w:r>
+      <w:proofErr w:type="spellEnd"/>
+      <w:r>
+        <w:rPr>
+          <w:rFonts w:ascii="Consolas" w:eastAsia="Consolas" w:hAnsi="Consolas" w:cs="Consolas"/>
+          <w:lang w:val="en-US"/>
+        </w:rPr>
+        <w:t xml:space="preserve"> EOF</w:t>
+      </w:r>
+    </w:p>
+    <w:p>
+      <w:pPr>
+        <w:spacing w:before="240" w:after="240"/>
+        <w:rPr>
+          <w:lang w:val="en-US"/>
+        </w:rPr>
+      </w:pPr>
+      <w:proofErr w:type="spellStart"/>
+      <w:r>
+        <w:rPr>
+          <w:rFonts w:ascii="Consolas" w:eastAsia="Consolas" w:hAnsi="Consolas" w:cs="Consolas"/>
+          <w:lang w:val="en-US"/>
+        </w:rPr>
+        <w:t>sudo</w:t>
+      </w:r>
+      <w:proofErr w:type="spellEnd"/>
+      <w:r>
+        <w:rPr>
+          <w:rFonts w:ascii="Consolas" w:eastAsia="Consolas" w:hAnsi="Consolas" w:cs="Consolas"/>
+          <w:lang w:val="en-US"/>
+        </w:rPr>
+        <w:t xml:space="preserve"> apt update</w:t>
+      </w:r>
+    </w:p>
+    <w:p>
+      <w:pPr>
+        <w:rPr>
+          <w:lang w:val="en-US"/>
+        </w:rPr>
+      </w:pPr>
+      <w:proofErr w:type="spellStart"/>
+      <w:r>
+        <w:rPr>
+          <w:rFonts w:ascii="Consolas" w:eastAsia="Consolas" w:hAnsi="Consolas" w:cs="Consolas"/>
+          <w:lang w:val="en-US"/>
+        </w:rPr>
+        <w:t>sudo</w:t>
+      </w:r>
+      <w:proofErr w:type="spellEnd"/>
+      <w:r>
+        <w:rPr>
+          <w:rFonts w:ascii="Consolas" w:eastAsia="Consolas" w:hAnsi="Consolas" w:cs="Consolas"/>
+          <w:lang w:val="en-US"/>
+        </w:rPr>
+        <w:t xml:space="preserve"> apt install docker-</w:t>
+      </w:r>
+      <w:proofErr w:type="spellStart"/>
+      <w:r>
+        <w:rPr>
+          <w:rFonts w:ascii="Consolas" w:eastAsia="Consolas" w:hAnsi="Consolas" w:cs="Consolas"/>
+          <w:lang w:val="en-US"/>
+        </w:rPr>
+        <w:t>ce</w:t>
+      </w:r>
+      <w:proofErr w:type="spellEnd"/>
+      <w:r>
+        <w:rPr>
+          <w:rFonts w:ascii="Consolas" w:eastAsia="Consolas" w:hAnsi="Consolas" w:cs="Consolas"/>
+          <w:lang w:val="en-US"/>
+        </w:rPr>
+        <w:t xml:space="preserve"> docker-</w:t>
+      </w:r>
+      <w:proofErr w:type="spellStart"/>
+      <w:r>
+        <w:rPr>
+          <w:rFonts w:ascii="Consolas" w:eastAsia="Consolas" w:hAnsi="Consolas" w:cs="Consolas"/>
+          <w:lang w:val="en-US"/>
+        </w:rPr>
+        <w:t>ce</w:t>
+      </w:r>
+      <w:proofErr w:type="spellEnd"/>
+      <w:r>
+        <w:rPr>
+          <w:rFonts w:ascii="Consolas" w:eastAsia="Consolas" w:hAnsi="Consolas" w:cs="Consolas"/>
+          <w:lang w:val="en-US"/>
+        </w:rPr>
+        <w:t>-cli containerd.io docker-</w:t>
+      </w:r>
+      <w:proofErr w:type="spellStart"/>
+      <w:r>
+        <w:rPr>
+          <w:rFonts w:ascii="Consolas" w:eastAsia="Consolas" w:hAnsi="Consolas" w:cs="Consolas"/>
+          <w:lang w:val="en-US"/>
+        </w:rPr>
+        <w:t>buildx</w:t>
+      </w:r>
+      <w:proofErr w:type="spellEnd"/>
+      <w:r>
+        <w:rPr>
+          <w:rFonts w:ascii="Consolas" w:eastAsia="Consolas" w:hAnsi="Consolas" w:cs="Consolas"/>
+          <w:lang w:val="en-US"/>
+        </w:rPr>
+        <w:t>-plugin docker-compose-plugin</w:t>
+      </w:r>
+    </w:p>
+    <w:p>
+      <w:pPr>
+        <w:rPr>
+          <w:lang w:val="en-US"/>
+        </w:rPr>
+      </w:pPr>
+      <w:r>
+        <w:rPr>
+          <w:rFonts w:ascii="Consolas" w:eastAsia="Consolas" w:hAnsi="Consolas" w:cs="Consolas"/>
+          <w:lang w:val="en-US"/>
+        </w:rPr>
+        <w:t xml:space="preserve"> </w:t>
+      </w:r>
+    </w:p>
+    <w:p>
+      <w:pPr>
+        <w:rPr>
+          <w:lang w:val="en-US"/>
+        </w:rPr>
+      </w:pPr>
+      <w:proofErr w:type="spellStart"/>
+      <w:r>
+        <w:rPr>
+          <w:rFonts w:ascii="Consolas" w:eastAsia="Consolas" w:hAnsi="Consolas" w:cs="Consolas"/>
+          <w:lang w:val="en-US"/>
+        </w:rPr>
+        <w:t>sudo</w:t>
+      </w:r>
+      <w:proofErr w:type="spellEnd"/>
+      <w:r>
+        <w:rPr>
+          <w:rFonts w:ascii="Consolas" w:eastAsia="Consolas" w:hAnsi="Consolas" w:cs="Consolas"/>
+          <w:lang w:val="en-US"/>
+        </w:rPr>
+        <w:t xml:space="preserve"> docker run hello-world</w:t>
+      </w:r>
+    </w:p>
+    <w:p>
+      <w:pPr>
+        <w:rPr>
+          <w:lang w:val="en-US"/>
+        </w:rPr>
+      </w:pPr>
+      <w:r>
+        <w:rPr>
+          <w:rFonts w:ascii="Consolas" w:eastAsia="Consolas" w:hAnsi="Consolas" w:cs="Consolas"/>
+          <w:lang w:val="en-US"/>
+        </w:rPr>
+        <w:t xml:space="preserve"> </w:t>
+      </w:r>
+    </w:p>
+    <w:p>
+      <w:pPr>
+        <w:rPr>
+          <w:lang w:val="en-US"/>
+        </w:rPr>
+      </w:pPr>
+      <w:r>
+        <w:rPr>
+          <w:rFonts w:ascii="Consolas" w:eastAsia="Consolas" w:hAnsi="Consolas" w:cs="Consolas"/>
+          <w:lang w:val="en-US"/>
+        </w:rPr>
+        <w:t>OF</w:t>
+      </w:r>
+    </w:p>
+    <w:p>
+      <w:pPr>
+        <w:rPr>
+          <w:lang w:val="en-US"/>
+        </w:rPr>
+      </w:pPr>
+      <w:proofErr w:type="spellStart"/>
+      <w:r>
+        <w:rPr>
+          <w:rFonts w:ascii="Consolas" w:eastAsia="Consolas" w:hAnsi="Consolas" w:cs="Consolas"/>
+          <w:lang w:val="en-US"/>
+        </w:rPr>
+        <w:t>sudo</w:t>
+      </w:r>
+      <w:proofErr w:type="spellEnd"/>
+      <w:r>
+        <w:rPr>
+          <w:rFonts w:ascii="Consolas" w:eastAsia="Consolas" w:hAnsi="Consolas" w:cs="Consolas"/>
+          <w:lang w:val="en-US"/>
+        </w:rPr>
+        <w:t xml:space="preserve"> apt-get update</w:t>
+      </w:r>
+    </w:p>
+    <w:p>
+      <w:pPr>
+        <w:rPr>
+          <w:lang w:val="en-US"/>
+        </w:rPr>
+      </w:pPr>
+      <w:proofErr w:type="spellStart"/>
+      <w:r>
+        <w:rPr>
+          <w:rFonts w:ascii="Consolas" w:eastAsia="Consolas" w:hAnsi="Consolas" w:cs="Consolas"/>
+          <w:lang w:val="en-US"/>
+        </w:rPr>
+        <w:t>sudo</w:t>
+      </w:r>
+      <w:proofErr w:type="spellEnd"/>
+      <w:r>
+        <w:rPr>
+          <w:rFonts w:ascii="Consolas" w:eastAsia="Consolas" w:hAnsi="Consolas" w:cs="Consolas"/>
+          <w:lang w:val="en-US"/>
+        </w:rPr>
+        <w:t xml:space="preserve"> apt install ./docker-desktop-amd64.deb</w:t>
       </w:r>
     </w:p>
     <w:p>
@@ -6288,18 +8272,28 @@
       <w:r>
         <w:br/>
       </w:r>
+      <w:proofErr w:type="spellStart"/>
       <w:r>
         <w:rPr>
           <w:rFonts w:ascii="Consolas" w:eastAsia="Consolas" w:hAnsi="Consolas" w:cs="Consolas"/>
           <w:color w:val="C8CFDA"/>
           <w:lang w:val="en-US"/>
         </w:rPr>
-        <w:t>sudo apt update</w:t>
-      </w:r>
-    </w:p>
-    <w:p>
-      <w:pPr>
-        <w:pStyle w:val="ListParagraph"/>
+        <w:t>sudo</w:t>
+      </w:r>
+      <w:proofErr w:type="spellEnd"/>
+      <w:r>
+        <w:rPr>
+          <w:rFonts w:ascii="Consolas" w:eastAsia="Consolas" w:hAnsi="Consolas" w:cs="Consolas"/>
+          <w:color w:val="C8CFDA"/>
+          <w:lang w:val="en-US"/>
+        </w:rPr>
+        <w:t xml:space="preserve"> apt update</w:t>
+      </w:r>
+    </w:p>
+    <w:p>
+      <w:pPr>
+        <w:pStyle w:val="Lijstalinea"/>
         <w:numPr>
           <w:ilvl w:val="0"/>
           <w:numId w:val="9"/>
@@ -6322,7 +8316,7 @@
     </w:p>
     <w:p>
       <w:pPr>
-        <w:pStyle w:val="ListParagraph"/>
+        <w:pStyle w:val="Lijstalinea"/>
         <w:numPr>
           <w:ilvl w:val="0"/>
           <w:numId w:val="9"/>
@@ -6345,7 +8339,7 @@
     </w:p>
     <w:p>
       <w:pPr>
-        <w:pStyle w:val="ListParagraph"/>
+        <w:pStyle w:val="Lijstalinea"/>
         <w:numPr>
           <w:ilvl w:val="0"/>
           <w:numId w:val="9"/>
@@ -6368,7 +8362,7 @@
     </w:p>
     <w:p>
       <w:pPr>
-        <w:pStyle w:val="ListParagraph"/>
+        <w:pStyle w:val="Lijstalinea"/>
         <w:numPr>
           <w:ilvl w:val="0"/>
           <w:numId w:val="9"/>
@@ -6387,7 +8381,7 @@
     </w:p>
     <w:p>
       <w:pPr>
-        <w:pStyle w:val="ListParagraph"/>
+        <w:pStyle w:val="Lijstalinea"/>
         <w:numPr>
           <w:ilvl w:val="0"/>
           <w:numId w:val="9"/>
@@ -6406,7 +8400,7 @@
     </w:p>
     <w:p>
       <w:pPr>
-        <w:pStyle w:val="ListParagraph"/>
+        <w:pStyle w:val="Lijstalinea"/>
         <w:numPr>
           <w:ilvl w:val="0"/>
           <w:numId w:val="9"/>
@@ -6425,7 +8419,7 @@
     </w:p>
     <w:p>
       <w:pPr>
-        <w:pStyle w:val="ListParagraph"/>
+        <w:pStyle w:val="Lijstalinea"/>
         <w:numPr>
           <w:ilvl w:val="0"/>
           <w:numId w:val="9"/>
@@ -6439,7 +8433,22 @@
         <w:rPr>
           <w:rFonts w:ascii="Calibri" w:eastAsia="Calibri" w:hAnsi="Calibri" w:cs="Calibri"/>
         </w:rPr>
-        <w:t>Docker networking voorbereiden</w:t>
+        <w:lastRenderedPageBreak/>
+        <w:t xml:space="preserve">Docker </w:t>
+      </w:r>
+      <w:proofErr w:type="spellStart"/>
+      <w:r>
+        <w:rPr>
+          <w:rFonts w:ascii="Calibri" w:eastAsia="Calibri" w:hAnsi="Calibri" w:cs="Calibri"/>
+        </w:rPr>
+        <w:t>networking</w:t>
+      </w:r>
+      <w:proofErr w:type="spellEnd"/>
+      <w:r>
+        <w:rPr>
+          <w:rFonts w:ascii="Calibri" w:eastAsia="Calibri" w:hAnsi="Calibri" w:cs="Calibri"/>
+        </w:rPr>
+        <w:t xml:space="preserve"> voorbereiden</w:t>
       </w:r>
     </w:p>
     <w:p>
@@ -6461,7 +8470,21 @@
         <w:rPr>
           <w:rFonts w:ascii="Calibri" w:eastAsia="Calibri" w:hAnsi="Calibri" w:cs="Calibri"/>
         </w:rPr>
-        <w:t>Belangrijke commando’s voor docker op server</w:t>
+        <w:t xml:space="preserve">Belangrijke commando’s voor </w:t>
+      </w:r>
+      <w:proofErr w:type="spellStart"/>
+      <w:r>
+        <w:rPr>
+          <w:rFonts w:ascii="Calibri" w:eastAsia="Calibri" w:hAnsi="Calibri" w:cs="Calibri"/>
+        </w:rPr>
+        <w:t>docker</w:t>
+      </w:r>
+      <w:proofErr w:type="spellEnd"/>
+      <w:r>
+        <w:rPr>
+          <w:rFonts w:ascii="Calibri" w:eastAsia="Calibri" w:hAnsi="Calibri" w:cs="Calibri"/>
+        </w:rPr>
+        <w:t xml:space="preserve"> op server</w:t>
       </w:r>
     </w:p>
     <w:p>
@@ -6589,20 +8612,36 @@
       </w:r>
     </w:p>
     <w:p>
-      <w:r>
-        <w:rPr>
-          <w:rFonts w:ascii="Calibri" w:eastAsia="Calibri" w:hAnsi="Calibri" w:cs="Calibri"/>
-        </w:rPr>
-        <w:t>docker ps</w:t>
-      </w:r>
-    </w:p>
-    <w:p>
+      <w:proofErr w:type="spellStart"/>
+      <w:r>
+        <w:rPr>
+          <w:rFonts w:ascii="Calibri" w:eastAsia="Calibri" w:hAnsi="Calibri" w:cs="Calibri"/>
+        </w:rPr>
+        <w:t>docker</w:t>
+      </w:r>
+      <w:proofErr w:type="spellEnd"/>
       <w:r>
         <w:rPr>
           <w:rFonts w:ascii="Calibri" w:eastAsia="Calibri" w:hAnsi="Calibri" w:cs="Calibri"/>
         </w:rPr>
         <w:t xml:space="preserve"> </w:t>
       </w:r>
+      <w:proofErr w:type="spellStart"/>
+      <w:r>
+        <w:rPr>
+          <w:rFonts w:ascii="Calibri" w:eastAsia="Calibri" w:hAnsi="Calibri" w:cs="Calibri"/>
+        </w:rPr>
+        <w:t>ps</w:t>
+      </w:r>
+      <w:proofErr w:type="spellEnd"/>
+    </w:p>
+    <w:p>
+      <w:r>
+        <w:rPr>
+          <w:rFonts w:ascii="Calibri" w:eastAsia="Calibri" w:hAnsi="Calibri" w:cs="Calibri"/>
+        </w:rPr>
+        <w:t xml:space="preserve"> </w:t>
+      </w:r>
     </w:p>
     <w:p>
       <w:r>
@@ -6613,24 +8652,74 @@
       </w:r>
     </w:p>
     <w:p>
-      <w:r>
-        <w:rPr>
-          <w:rFonts w:ascii="Calibri" w:eastAsia="Calibri" w:hAnsi="Calibri" w:cs="Calibri"/>
-        </w:rPr>
-        <w:t>docker network create pingfin-net</w:t>
-      </w:r>
-    </w:p>
-    <w:p>
+      <w:proofErr w:type="spellStart"/>
+      <w:r>
+        <w:rPr>
+          <w:rFonts w:ascii="Calibri" w:eastAsia="Calibri" w:hAnsi="Calibri" w:cs="Calibri"/>
+        </w:rPr>
+        <w:t>docker</w:t>
+      </w:r>
+      <w:proofErr w:type="spellEnd"/>
       <w:r>
         <w:rPr>
           <w:rFonts w:ascii="Calibri" w:eastAsia="Calibri" w:hAnsi="Calibri" w:cs="Calibri"/>
         </w:rPr>
         <w:t xml:space="preserve"> </w:t>
       </w:r>
-    </w:p>
-    <w:p>
-      <w:pPr>
-        <w:pStyle w:val="Heading3"/>
+      <w:proofErr w:type="spellStart"/>
+      <w:r>
+        <w:rPr>
+          <w:rFonts w:ascii="Calibri" w:eastAsia="Calibri" w:hAnsi="Calibri" w:cs="Calibri"/>
+        </w:rPr>
+        <w:t>network</w:t>
+      </w:r>
+      <w:proofErr w:type="spellEnd"/>
+      <w:r>
+        <w:rPr>
+          <w:rFonts w:ascii="Calibri" w:eastAsia="Calibri" w:hAnsi="Calibri" w:cs="Calibri"/>
+        </w:rPr>
+        <w:t xml:space="preserve"> </w:t>
+      </w:r>
+      <w:proofErr w:type="spellStart"/>
+      <w:r>
+        <w:rPr>
+          <w:rFonts w:ascii="Calibri" w:eastAsia="Calibri" w:hAnsi="Calibri" w:cs="Calibri"/>
+        </w:rPr>
+        <w:t>create</w:t>
+      </w:r>
+      <w:proofErr w:type="spellEnd"/>
+      <w:r>
+        <w:rPr>
+          <w:rFonts w:ascii="Calibri" w:eastAsia="Calibri" w:hAnsi="Calibri" w:cs="Calibri"/>
+        </w:rPr>
+        <w:t xml:space="preserve"> </w:t>
+      </w:r>
+      <w:proofErr w:type="spellStart"/>
+      <w:r>
+        <w:rPr>
+          <w:rFonts w:ascii="Calibri" w:eastAsia="Calibri" w:hAnsi="Calibri" w:cs="Calibri"/>
+        </w:rPr>
+        <w:t>pingfin</w:t>
+      </w:r>
+      <w:proofErr w:type="spellEnd"/>
+      <w:r>
+        <w:rPr>
+          <w:rFonts w:ascii="Calibri" w:eastAsia="Calibri" w:hAnsi="Calibri" w:cs="Calibri"/>
+        </w:rPr>
+        <w:t>-net</w:t>
+      </w:r>
+    </w:p>
+    <w:p>
+      <w:r>
+        <w:rPr>
+          <w:rFonts w:ascii="Calibri" w:eastAsia="Calibri" w:hAnsi="Calibri" w:cs="Calibri"/>
+        </w:rPr>
+        <w:t xml:space="preserve"> </w:t>
+      </w:r>
+    </w:p>
+    <w:p>
+      <w:pPr>
+        <w:pStyle w:val="Kop3"/>
         <w:spacing w:before="281" w:after="281" w:line="257" w:lineRule="auto"/>
       </w:pPr>
       <w:r>
@@ -6646,12 +8735,56 @@
       <w:pPr>
         <w:spacing w:before="0" w:after="0"/>
       </w:pPr>
+      <w:proofErr w:type="spellStart"/>
       <w:r>
         <w:rPr>
           <w:rFonts w:ascii="Consolas" w:eastAsia="Consolas" w:hAnsi="Consolas" w:cs="Consolas"/>
         </w:rPr>
-        <w:t>docker run -d --name api1 --network pingfin-net nginx</w:t>
-      </w:r>
+        <w:t>docker</w:t>
+      </w:r>
+      <w:proofErr w:type="spellEnd"/>
+      <w:r>
+        <w:rPr>
+          <w:rFonts w:ascii="Consolas" w:eastAsia="Consolas" w:hAnsi="Consolas" w:cs="Consolas"/>
+        </w:rPr>
+        <w:t xml:space="preserve"> run -d --name api1 --</w:t>
+      </w:r>
+      <w:proofErr w:type="spellStart"/>
+      <w:r>
+        <w:rPr>
+          <w:rFonts w:ascii="Consolas" w:eastAsia="Consolas" w:hAnsi="Consolas" w:cs="Consolas"/>
+        </w:rPr>
+        <w:t>network</w:t>
+      </w:r>
+      <w:proofErr w:type="spellEnd"/>
+      <w:r>
+        <w:rPr>
+          <w:rFonts w:ascii="Consolas" w:eastAsia="Consolas" w:hAnsi="Consolas" w:cs="Consolas"/>
+        </w:rPr>
+        <w:t xml:space="preserve"> </w:t>
+      </w:r>
+      <w:proofErr w:type="spellStart"/>
+      <w:r>
+        <w:rPr>
+          <w:rFonts w:ascii="Consolas" w:eastAsia="Consolas" w:hAnsi="Consolas" w:cs="Consolas"/>
+        </w:rPr>
+        <w:t>pingfin</w:t>
+      </w:r>
+      <w:proofErr w:type="spellEnd"/>
+      <w:r>
+        <w:rPr>
+          <w:rFonts w:ascii="Consolas" w:eastAsia="Consolas" w:hAnsi="Consolas" w:cs="Consolas"/>
+        </w:rPr>
+        <w:t xml:space="preserve">-net </w:t>
+      </w:r>
+      <w:proofErr w:type="spellStart"/>
+      <w:r>
+        <w:rPr>
+          <w:rFonts w:ascii="Consolas" w:eastAsia="Consolas" w:hAnsi="Consolas" w:cs="Consolas"/>
+        </w:rPr>
+        <w:t>nginx</w:t>
+      </w:r>
+      <w:proofErr w:type="spellEnd"/>
       <w:r>
         <w:br/>
       </w:r>
@@ -6661,12 +8794,56 @@
         </w:rPr>
         <w:t xml:space="preserve"> </w:t>
       </w:r>
+      <w:proofErr w:type="spellStart"/>
       <w:r>
         <w:rPr>
           <w:rFonts w:ascii="Consolas" w:eastAsia="Consolas" w:hAnsi="Consolas" w:cs="Consolas"/>
         </w:rPr>
-        <w:t>docker run -d --name api2 --network pingfin-net nginx</w:t>
-      </w:r>
+        <w:t>docker</w:t>
+      </w:r>
+      <w:proofErr w:type="spellEnd"/>
+      <w:r>
+        <w:rPr>
+          <w:rFonts w:ascii="Consolas" w:eastAsia="Consolas" w:hAnsi="Consolas" w:cs="Consolas"/>
+        </w:rPr>
+        <w:t xml:space="preserve"> run -d --name api2 --</w:t>
+      </w:r>
+      <w:proofErr w:type="spellStart"/>
+      <w:r>
+        <w:rPr>
+          <w:rFonts w:ascii="Consolas" w:eastAsia="Consolas" w:hAnsi="Consolas" w:cs="Consolas"/>
+        </w:rPr>
+        <w:t>network</w:t>
+      </w:r>
+      <w:proofErr w:type="spellEnd"/>
+      <w:r>
+        <w:rPr>
+          <w:rFonts w:ascii="Consolas" w:eastAsia="Consolas" w:hAnsi="Consolas" w:cs="Consolas"/>
+        </w:rPr>
+        <w:t xml:space="preserve"> </w:t>
+      </w:r>
+      <w:proofErr w:type="spellStart"/>
+      <w:r>
+        <w:rPr>
+          <w:rFonts w:ascii="Consolas" w:eastAsia="Consolas" w:hAnsi="Consolas" w:cs="Consolas"/>
+        </w:rPr>
+        <w:t>pingfin</w:t>
+      </w:r>
+      <w:proofErr w:type="spellEnd"/>
+      <w:r>
+        <w:rPr>
+          <w:rFonts w:ascii="Consolas" w:eastAsia="Consolas" w:hAnsi="Consolas" w:cs="Consolas"/>
+        </w:rPr>
+        <w:t xml:space="preserve">-net </w:t>
+      </w:r>
+      <w:proofErr w:type="spellStart"/>
+      <w:r>
+        <w:rPr>
+          <w:rFonts w:ascii="Consolas" w:eastAsia="Consolas" w:hAnsi="Consolas" w:cs="Consolas"/>
+        </w:rPr>
+        <w:t>nginx</w:t>
+      </w:r>
+      <w:proofErr w:type="spellEnd"/>
     </w:p>
     <w:p>
       <w:r>
@@ -6758,7 +8935,7 @@
     </w:p>
     <w:p>
       <w:pPr>
-        <w:pStyle w:val="Heading1"/>
+        <w:pStyle w:val="Kop1"/>
         <w:spacing w:before="322" w:after="322" w:line="257" w:lineRule="auto"/>
       </w:pPr>
       <w:r>
@@ -6785,7 +8962,7 @@
     </w:p>
     <w:p>
       <w:pPr>
-        <w:pStyle w:val="Heading3"/>
+        <w:pStyle w:val="Kop3"/>
         <w:spacing w:before="281" w:after="281" w:line="257" w:lineRule="auto"/>
       </w:pPr>
       <w:r>
@@ -6794,12 +8971,13 @@
           <w:b/>
           <w:bCs/>
         </w:rPr>
+        <w:lastRenderedPageBreak/>
         <w:t>Voorbeeld idee:</w:t>
       </w:r>
     </w:p>
     <w:p>
       <w:pPr>
-        <w:pStyle w:val="ListParagraph"/>
+        <w:pStyle w:val="Lijstalinea"/>
         <w:numPr>
           <w:ilvl w:val="0"/>
           <w:numId w:val="8"/>
@@ -6811,13 +8989,23 @@
           <w:szCs w:val="24"/>
         </w:rPr>
       </w:pPr>
-      <w:r>
-        <w:rPr>
-          <w:rFonts w:ascii="Calibri" w:eastAsia="Calibri" w:hAnsi="Calibri" w:cs="Calibri"/>
-          <w:sz w:val="24"/>
-          <w:szCs w:val="24"/>
-        </w:rPr>
-        <w:t xml:space="preserve">Endpoint </w:t>
+      <w:proofErr w:type="spellStart"/>
+      <w:r>
+        <w:rPr>
+          <w:rFonts w:ascii="Calibri" w:eastAsia="Calibri" w:hAnsi="Calibri" w:cs="Calibri"/>
+          <w:sz w:val="24"/>
+          <w:szCs w:val="24"/>
+        </w:rPr>
+        <w:t>Endpoint</w:t>
+      </w:r>
+      <w:proofErr w:type="spellEnd"/>
+      <w:r>
+        <w:rPr>
+          <w:rFonts w:ascii="Calibri" w:eastAsia="Calibri" w:hAnsi="Calibri" w:cs="Calibri"/>
+          <w:sz w:val="24"/>
+          <w:szCs w:val="24"/>
+        </w:rPr>
+        <w:t xml:space="preserve"> </w:t>
       </w:r>
       <w:r>
         <w:rPr>
@@ -6838,7 +9026,7 @@
     </w:p>
     <w:p>
       <w:pPr>
-        <w:pStyle w:val="ListParagraph"/>
+        <w:pStyle w:val="Lijstalinea"/>
         <w:numPr>
           <w:ilvl w:val="0"/>
           <w:numId w:val="8"/>
@@ -6888,7 +9076,7 @@
     </w:p>
     <w:p>
       <w:pPr>
-        <w:pStyle w:val="ListParagraph"/>
+        <w:pStyle w:val="Lijstalinea"/>
         <w:numPr>
           <w:ilvl w:val="0"/>
           <w:numId w:val="7"/>
@@ -6926,11 +9114,19 @@
       </w:r>
     </w:p>
     <w:p>
-      <w:r>
-        <w:rPr>
-          <w:rFonts w:ascii="Calibri" w:eastAsia="Calibri" w:hAnsi="Calibri" w:cs="Calibri"/>
-        </w:rPr>
-        <w:t>version: '3'</w:t>
+      <w:proofErr w:type="spellStart"/>
+      <w:r>
+        <w:rPr>
+          <w:rFonts w:ascii="Calibri" w:eastAsia="Calibri" w:hAnsi="Calibri" w:cs="Calibri"/>
+        </w:rPr>
+        <w:t>version</w:t>
+      </w:r>
+      <w:proofErr w:type="spellEnd"/>
+      <w:r>
+        <w:rPr>
+          <w:rFonts w:ascii="Calibri" w:eastAsia="Calibri" w:hAnsi="Calibri" w:cs="Calibri"/>
+        </w:rPr>
+        <w:t>: '3'</w:t>
       </w:r>
     </w:p>
     <w:p>
@@ -6954,8 +9150,16 @@
         <w:rPr>
           <w:rFonts w:ascii="Calibri" w:eastAsia="Calibri" w:hAnsi="Calibri" w:cs="Calibri"/>
         </w:rPr>
-        <w:t xml:space="preserve">    image: nginx</w:t>
-      </w:r>
+        <w:t xml:space="preserve">    image: </w:t>
+      </w:r>
+      <w:proofErr w:type="spellStart"/>
+      <w:r>
+        <w:rPr>
+          <w:rFonts w:ascii="Calibri" w:eastAsia="Calibri" w:hAnsi="Calibri" w:cs="Calibri"/>
+        </w:rPr>
+        <w:t>nginx</w:t>
+      </w:r>
+      <w:proofErr w:type="spellEnd"/>
     </w:p>
     <w:p>
       <w:r>
@@ -6970,14 +9174,22 @@
         <w:rPr>
           <w:rFonts w:ascii="Calibri" w:eastAsia="Calibri" w:hAnsi="Calibri" w:cs="Calibri"/>
         </w:rPr>
-        <w:t xml:space="preserve">    image: nginx</w:t>
-      </w:r>
+        <w:t xml:space="preserve">    image: </w:t>
+      </w:r>
+      <w:proofErr w:type="spellStart"/>
+      <w:r>
+        <w:rPr>
+          <w:rFonts w:ascii="Calibri" w:eastAsia="Calibri" w:hAnsi="Calibri" w:cs="Calibri"/>
+        </w:rPr>
+        <w:t>nginx</w:t>
+      </w:r>
+      <w:proofErr w:type="spellEnd"/>
     </w:p>
     <w:p/>
     <w:p/>
     <w:p>
       <w:pPr>
-        <w:pStyle w:val="Heading3"/>
+        <w:pStyle w:val="Kop3"/>
         <w:spacing w:before="281" w:after="281"/>
       </w:pPr>
       <w:r>
@@ -7006,7 +9218,7 @@
     </w:p>
     <w:p>
       <w:pPr>
-        <w:pStyle w:val="ListParagraph"/>
+        <w:pStyle w:val="Lijstalinea"/>
         <w:numPr>
           <w:ilvl w:val="1"/>
           <w:numId w:val="31"/>
@@ -7029,7 +9241,7 @@
     </w:p>
     <w:p>
       <w:pPr>
-        <w:pStyle w:val="ListParagraph"/>
+        <w:pStyle w:val="Lijstalinea"/>
         <w:numPr>
           <w:ilvl w:val="0"/>
           <w:numId w:val="31"/>
@@ -7041,18 +9253,28 @@
           <w:szCs w:val="24"/>
         </w:rPr>
       </w:pPr>
-      <w:r>
-        <w:rPr>
-          <w:rFonts w:ascii="Calibri" w:eastAsia="Calibri" w:hAnsi="Calibri" w:cs="Calibri"/>
-          <w:sz w:val="24"/>
-          <w:szCs w:val="24"/>
-        </w:rPr>
-        <w:t xml:space="preserve">Naming conventies: </w:t>
-      </w:r>
-    </w:p>
-    <w:p>
-      <w:pPr>
-        <w:pStyle w:val="ListParagraph"/>
+      <w:proofErr w:type="spellStart"/>
+      <w:r>
+        <w:rPr>
+          <w:rFonts w:ascii="Calibri" w:eastAsia="Calibri" w:hAnsi="Calibri" w:cs="Calibri"/>
+          <w:sz w:val="24"/>
+          <w:szCs w:val="24"/>
+        </w:rPr>
+        <w:t>Naming</w:t>
+      </w:r>
+      <w:proofErr w:type="spellEnd"/>
+      <w:r>
+        <w:rPr>
+          <w:rFonts w:ascii="Calibri" w:eastAsia="Calibri" w:hAnsi="Calibri" w:cs="Calibri"/>
+          <w:sz w:val="24"/>
+          <w:szCs w:val="24"/>
+        </w:rPr>
+        <w:t xml:space="preserve"> conventies: </w:t>
+      </w:r>
+    </w:p>
+    <w:p>
+      <w:pPr>
+        <w:pStyle w:val="Lijstalinea"/>
         <w:numPr>
           <w:ilvl w:val="1"/>
           <w:numId w:val="31"/>
@@ -7064,18 +9286,28 @@
           <w:szCs w:val="24"/>
         </w:rPr>
       </w:pPr>
-      <w:r>
-        <w:rPr>
-          <w:rFonts w:ascii="Calibri" w:eastAsia="Calibri" w:hAnsi="Calibri" w:cs="Calibri"/>
-          <w:sz w:val="24"/>
-          <w:szCs w:val="24"/>
-        </w:rPr>
-        <w:t xml:space="preserve">teamname-service </w:t>
-      </w:r>
-    </w:p>
-    <w:p>
-      <w:pPr>
-        <w:pStyle w:val="ListParagraph"/>
+      <w:proofErr w:type="spellStart"/>
+      <w:r>
+        <w:rPr>
+          <w:rFonts w:ascii="Calibri" w:eastAsia="Calibri" w:hAnsi="Calibri" w:cs="Calibri"/>
+          <w:sz w:val="24"/>
+          <w:szCs w:val="24"/>
+        </w:rPr>
+        <w:t>teamname</w:t>
+      </w:r>
+      <w:proofErr w:type="spellEnd"/>
+      <w:r>
+        <w:rPr>
+          <w:rFonts w:ascii="Calibri" w:eastAsia="Calibri" w:hAnsi="Calibri" w:cs="Calibri"/>
+          <w:sz w:val="24"/>
+          <w:szCs w:val="24"/>
+        </w:rPr>
+        <w:t xml:space="preserve">-service </w:t>
+      </w:r>
+    </w:p>
+    <w:p>
+      <w:pPr>
+        <w:pStyle w:val="Lijstalinea"/>
         <w:numPr>
           <w:ilvl w:val="0"/>
           <w:numId w:val="31"/>
@@ -7093,7 +9325,25 @@
           <w:sz w:val="24"/>
           <w:szCs w:val="24"/>
         </w:rPr>
-        <w:t>API endpoints structuu</w:t>
+        <w:t xml:space="preserve">API </w:t>
+      </w:r>
+      <w:proofErr w:type="spellStart"/>
+      <w:r>
+        <w:rPr>
+          <w:rFonts w:ascii="Calibri" w:eastAsia="Calibri" w:hAnsi="Calibri" w:cs="Calibri"/>
+          <w:sz w:val="24"/>
+          <w:szCs w:val="24"/>
+        </w:rPr>
+        <w:t>endpoints</w:t>
+      </w:r>
+      <w:proofErr w:type="spellEnd"/>
+      <w:r>
+        <w:rPr>
+          <w:rFonts w:ascii="Calibri" w:eastAsia="Calibri" w:hAnsi="Calibri" w:cs="Calibri"/>
+          <w:sz w:val="24"/>
+          <w:szCs w:val="24"/>
+        </w:rPr>
+        <w:t xml:space="preserve"> structuu</w:t>
       </w:r>
       <w:r>
         <w:rPr>
@@ -7108,7 +9358,7 @@
     <w:p/>
     <w:p>
       <w:pPr>
-        <w:pStyle w:val="Heading3"/>
+        <w:pStyle w:val="Kop3"/>
         <w:spacing w:before="281" w:after="281"/>
       </w:pPr>
       <w:r>
@@ -7122,7 +9372,7 @@
     </w:p>
     <w:p>
       <w:pPr>
-        <w:pStyle w:val="ListParagraph"/>
+        <w:pStyle w:val="Lijstalinea"/>
         <w:numPr>
           <w:ilvl w:val="0"/>
           <w:numId w:val="30"/>
@@ -7145,7 +9395,7 @@
     </w:p>
     <w:p>
       <w:pPr>
-        <w:pStyle w:val="ListParagraph"/>
+        <w:pStyle w:val="Lijstalinea"/>
         <w:numPr>
           <w:ilvl w:val="1"/>
           <w:numId w:val="30"/>
@@ -7168,7 +9418,7 @@
     </w:p>
     <w:p>
       <w:pPr>
-        <w:pStyle w:val="ListParagraph"/>
+        <w:pStyle w:val="Lijstalinea"/>
         <w:numPr>
           <w:ilvl w:val="1"/>
           <w:numId w:val="30"/>
@@ -7180,18 +9430,28 @@
           <w:szCs w:val="24"/>
         </w:rPr>
       </w:pPr>
-      <w:r>
-        <w:rPr>
-          <w:rFonts w:ascii="Calibri" w:eastAsia="Calibri" w:hAnsi="Calibri" w:cs="Calibri"/>
-          <w:sz w:val="24"/>
-          <w:szCs w:val="24"/>
-        </w:rPr>
-        <w:t xml:space="preserve">endpoints </w:t>
-      </w:r>
-    </w:p>
-    <w:p>
-      <w:pPr>
-        <w:pStyle w:val="ListParagraph"/>
+      <w:proofErr w:type="spellStart"/>
+      <w:r>
+        <w:rPr>
+          <w:rFonts w:ascii="Calibri" w:eastAsia="Calibri" w:hAnsi="Calibri" w:cs="Calibri"/>
+          <w:sz w:val="24"/>
+          <w:szCs w:val="24"/>
+        </w:rPr>
+        <w:t>endpoints</w:t>
+      </w:r>
+      <w:proofErr w:type="spellEnd"/>
+      <w:r>
+        <w:rPr>
+          <w:rFonts w:ascii="Calibri" w:eastAsia="Calibri" w:hAnsi="Calibri" w:cs="Calibri"/>
+          <w:sz w:val="24"/>
+          <w:szCs w:val="24"/>
+        </w:rPr>
+        <w:t xml:space="preserve"> </w:t>
+      </w:r>
+    </w:p>
+    <w:p>
+      <w:pPr>
+        <w:pStyle w:val="Lijstalinea"/>
         <w:numPr>
           <w:ilvl w:val="1"/>
           <w:numId w:val="30"/>
@@ -7203,18 +9463,28 @@
           <w:szCs w:val="24"/>
         </w:rPr>
       </w:pPr>
-      <w:r>
-        <w:rPr>
-          <w:rFonts w:ascii="Calibri" w:eastAsia="Calibri" w:hAnsi="Calibri" w:cs="Calibri"/>
-          <w:sz w:val="24"/>
-          <w:szCs w:val="24"/>
-        </w:rPr>
-        <w:t xml:space="preserve">docker images </w:t>
-      </w:r>
-    </w:p>
-    <w:p>
-      <w:pPr>
-        <w:pStyle w:val="ListParagraph"/>
+      <w:proofErr w:type="spellStart"/>
+      <w:r>
+        <w:rPr>
+          <w:rFonts w:ascii="Calibri" w:eastAsia="Calibri" w:hAnsi="Calibri" w:cs="Calibri"/>
+          <w:sz w:val="24"/>
+          <w:szCs w:val="24"/>
+        </w:rPr>
+        <w:t>docker</w:t>
+      </w:r>
+      <w:proofErr w:type="spellEnd"/>
+      <w:r>
+        <w:rPr>
+          <w:rFonts w:ascii="Calibri" w:eastAsia="Calibri" w:hAnsi="Calibri" w:cs="Calibri"/>
+          <w:sz w:val="24"/>
+          <w:szCs w:val="24"/>
+        </w:rPr>
+        <w:t xml:space="preserve"> images </w:t>
+      </w:r>
+    </w:p>
+    <w:p>
+      <w:pPr>
+        <w:pStyle w:val="Lijstalinea"/>
         <w:numPr>
           <w:ilvl w:val="0"/>
           <w:numId w:val="30"/>
@@ -7232,12 +9502,30 @@
           <w:sz w:val="24"/>
           <w:szCs w:val="24"/>
         </w:rPr>
-        <w:t>Maak overzicht (Excel / doc)</w:t>
-      </w:r>
-    </w:p>
-    <w:p>
-      <w:pPr>
-        <w:pStyle w:val="Heading2"/>
+        <w:t xml:space="preserve">Maak overzicht (Excel / </w:t>
+      </w:r>
+      <w:proofErr w:type="spellStart"/>
+      <w:r>
+        <w:rPr>
+          <w:rFonts w:ascii="Calibri" w:eastAsia="Calibri" w:hAnsi="Calibri" w:cs="Calibri"/>
+          <w:sz w:val="24"/>
+          <w:szCs w:val="24"/>
+        </w:rPr>
+        <w:t>doc</w:t>
+      </w:r>
+      <w:proofErr w:type="spellEnd"/>
+      <w:r>
+        <w:rPr>
+          <w:rFonts w:ascii="Calibri" w:eastAsia="Calibri" w:hAnsi="Calibri" w:cs="Calibri"/>
+          <w:sz w:val="24"/>
+          <w:szCs w:val="24"/>
+        </w:rPr>
+        <w:t>)</w:t>
+      </w:r>
+    </w:p>
+    <w:p>
+      <w:pPr>
+        <w:pStyle w:val="Kop2"/>
         <w:spacing w:before="299" w:after="299"/>
       </w:pPr>
       <w:r>
@@ -7264,7 +9552,7 @@
     </w:p>
     <w:p>
       <w:pPr>
-        <w:pStyle w:val="ListParagraph"/>
+        <w:pStyle w:val="Lijstalinea"/>
         <w:numPr>
           <w:ilvl w:val="0"/>
           <w:numId w:val="28"/>
@@ -7282,12 +9570,13 @@
           <w:sz w:val="24"/>
           <w:szCs w:val="24"/>
         </w:rPr>
+        <w:lastRenderedPageBreak/>
         <w:t xml:space="preserve">IP-adres server </w:t>
       </w:r>
     </w:p>
     <w:p>
       <w:pPr>
-        <w:pStyle w:val="ListParagraph"/>
+        <w:pStyle w:val="Lijstalinea"/>
         <w:numPr>
           <w:ilvl w:val="0"/>
           <w:numId w:val="28"/>
@@ -7310,7 +9599,7 @@
     </w:p>
     <w:p>
       <w:pPr>
-        <w:pStyle w:val="ListParagraph"/>
+        <w:pStyle w:val="Lijstalinea"/>
         <w:numPr>
           <w:ilvl w:val="0"/>
           <w:numId w:val="28"/>
@@ -7328,12 +9617,30 @@
           <w:sz w:val="24"/>
           <w:szCs w:val="24"/>
         </w:rPr>
-        <w:t xml:space="preserve">hoe deployen </w:t>
-      </w:r>
-    </w:p>
-    <w:p>
-      <w:pPr>
-        <w:pStyle w:val="ListParagraph"/>
+        <w:t xml:space="preserve">hoe </w:t>
+      </w:r>
+      <w:proofErr w:type="spellStart"/>
+      <w:r>
+        <w:rPr>
+          <w:rFonts w:ascii="Calibri" w:eastAsia="Calibri" w:hAnsi="Calibri" w:cs="Calibri"/>
+          <w:sz w:val="24"/>
+          <w:szCs w:val="24"/>
+        </w:rPr>
+        <w:t>deployen</w:t>
+      </w:r>
+      <w:proofErr w:type="spellEnd"/>
+      <w:r>
+        <w:rPr>
+          <w:rFonts w:ascii="Calibri" w:eastAsia="Calibri" w:hAnsi="Calibri" w:cs="Calibri"/>
+          <w:sz w:val="24"/>
+          <w:szCs w:val="24"/>
+        </w:rPr>
+        <w:t xml:space="preserve"> </w:t>
+      </w:r>
+    </w:p>
+    <w:p>
+      <w:pPr>
+        <w:pStyle w:val="Lijstalinea"/>
         <w:numPr>
           <w:ilvl w:val="0"/>
           <w:numId w:val="28"/>
@@ -7345,20 +9652,30 @@
           <w:szCs w:val="24"/>
         </w:rPr>
       </w:pPr>
-      <w:r>
-        <w:rPr>
-          <w:rFonts w:ascii="Calibri" w:eastAsia="Calibri" w:hAnsi="Calibri" w:cs="Calibri"/>
-          <w:sz w:val="24"/>
-          <w:szCs w:val="24"/>
-        </w:rPr>
-        <w:t>naming conventies</w:t>
+      <w:proofErr w:type="spellStart"/>
+      <w:r>
+        <w:rPr>
+          <w:rFonts w:ascii="Calibri" w:eastAsia="Calibri" w:hAnsi="Calibri" w:cs="Calibri"/>
+          <w:sz w:val="24"/>
+          <w:szCs w:val="24"/>
+        </w:rPr>
+        <w:t>naming</w:t>
+      </w:r>
+      <w:proofErr w:type="spellEnd"/>
+      <w:r>
+        <w:rPr>
+          <w:rFonts w:ascii="Calibri" w:eastAsia="Calibri" w:hAnsi="Calibri" w:cs="Calibri"/>
+          <w:sz w:val="24"/>
+          <w:szCs w:val="24"/>
+        </w:rPr>
+        <w:t xml:space="preserve"> conventies</w:t>
       </w:r>
     </w:p>
     <w:p/>
     <w:p/>
     <w:p>
       <w:pPr>
-        <w:pStyle w:val="Heading3"/>
+        <w:pStyle w:val="Kop3"/>
         <w:spacing w:before="281" w:after="281"/>
       </w:pPr>
       <w:r>
@@ -7372,7 +9689,7 @@
     </w:p>
     <w:p>
       <w:pPr>
-        <w:pStyle w:val="ListParagraph"/>
+        <w:pStyle w:val="Lijstalinea"/>
         <w:numPr>
           <w:ilvl w:val="0"/>
           <w:numId w:val="29"/>
@@ -7395,7 +9712,7 @@
     </w:p>
     <w:p>
       <w:pPr>
-        <w:pStyle w:val="ListParagraph"/>
+        <w:pStyle w:val="Lijstalinea"/>
         <w:numPr>
           <w:ilvl w:val="1"/>
           <w:numId w:val="29"/>
@@ -7418,7 +9735,7 @@
     </w:p>
     <w:p>
       <w:pPr>
-        <w:pStyle w:val="ListParagraph"/>
+        <w:pStyle w:val="Lijstalinea"/>
         <w:numPr>
           <w:ilvl w:val="1"/>
           <w:numId w:val="29"/>
@@ -7441,7 +9758,7 @@
     </w:p>
     <w:p>
       <w:pPr>
-        <w:pStyle w:val="ListParagraph"/>
+        <w:pStyle w:val="Lijstalinea"/>
         <w:numPr>
           <w:ilvl w:val="1"/>
           <w:numId w:val="29"/>
@@ -7472,7 +9789,7 @@
     <w:p/>
     <w:p>
       <w:pPr>
-        <w:pStyle w:val="Heading3"/>
+        <w:pStyle w:val="Kop3"/>
         <w:spacing w:before="281" w:after="281"/>
       </w:pPr>
       <w:r>
@@ -7486,7 +9803,7 @@
     </w:p>
     <w:p>
       <w:pPr>
-        <w:pStyle w:val="ListParagraph"/>
+        <w:pStyle w:val="Lijstalinea"/>
         <w:numPr>
           <w:ilvl w:val="0"/>
           <w:numId w:val="27"/>
@@ -7509,7 +9826,7 @@
     </w:p>
     <w:p>
       <w:pPr>
-        <w:pStyle w:val="ListParagraph"/>
+        <w:pStyle w:val="Lijstalinea"/>
         <w:numPr>
           <w:ilvl w:val="1"/>
           <w:numId w:val="27"/>
@@ -7533,7 +9850,7 @@
     <w:p/>
     <w:p>
       <w:pPr>
-        <w:pStyle w:val="Heading3"/>
+        <w:pStyle w:val="Kop3"/>
         <w:spacing w:before="281" w:after="281"/>
       </w:pPr>
       <w:r>
@@ -7542,12 +9859,30 @@
           <w:b/>
           <w:bCs/>
         </w:rPr>
-        <w:t>🔹 2. Container deployment testen (DR2)</w:t>
-      </w:r>
-    </w:p>
-    <w:p>
-      <w:pPr>
-        <w:pStyle w:val="ListParagraph"/>
+        <w:t xml:space="preserve">🔹 2. Container </w:t>
+      </w:r>
+      <w:proofErr w:type="spellStart"/>
+      <w:r>
+        <w:rPr>
+          <w:rFonts w:ascii="Calibri" w:eastAsia="Calibri" w:hAnsi="Calibri" w:cs="Calibri"/>
+          <w:b/>
+          <w:bCs/>
+        </w:rPr>
+        <w:t>deployment</w:t>
+      </w:r>
+      <w:proofErr w:type="spellEnd"/>
+      <w:r>
+        <w:rPr>
+          <w:rFonts w:ascii="Calibri" w:eastAsia="Calibri" w:hAnsi="Calibri" w:cs="Calibri"/>
+          <w:b/>
+          <w:bCs/>
+        </w:rPr>
+        <w:t xml:space="preserve"> testen (DR2)</w:t>
+      </w:r>
+    </w:p>
+    <w:p>
+      <w:pPr>
+        <w:pStyle w:val="Lijstalinea"/>
         <w:numPr>
           <w:ilvl w:val="0"/>
           <w:numId w:val="26"/>
@@ -7565,12 +9900,30 @@
           <w:sz w:val="24"/>
           <w:szCs w:val="24"/>
         </w:rPr>
-        <w:t xml:space="preserve">Start / stop / restart containers </w:t>
-      </w:r>
-    </w:p>
-    <w:p>
-      <w:pPr>
-        <w:pStyle w:val="ListParagraph"/>
+        <w:t xml:space="preserve">Start / stop / </w:t>
+      </w:r>
+      <w:proofErr w:type="spellStart"/>
+      <w:r>
+        <w:rPr>
+          <w:rFonts w:ascii="Calibri" w:eastAsia="Calibri" w:hAnsi="Calibri" w:cs="Calibri"/>
+          <w:sz w:val="24"/>
+          <w:szCs w:val="24"/>
+        </w:rPr>
+        <w:t>restart</w:t>
+      </w:r>
+      <w:proofErr w:type="spellEnd"/>
+      <w:r>
+        <w:rPr>
+          <w:rFonts w:ascii="Calibri" w:eastAsia="Calibri" w:hAnsi="Calibri" w:cs="Calibri"/>
+          <w:sz w:val="24"/>
+          <w:szCs w:val="24"/>
+        </w:rPr>
+        <w:t xml:space="preserve"> containers </w:t>
+      </w:r>
+    </w:p>
+    <w:p>
+      <w:pPr>
+        <w:pStyle w:val="Lijstalinea"/>
         <w:numPr>
           <w:ilvl w:val="0"/>
           <w:numId w:val="26"/>
@@ -7594,7 +9947,7 @@
     <w:p/>
     <w:p>
       <w:pPr>
-        <w:pStyle w:val="Heading3"/>
+        <w:pStyle w:val="Kop3"/>
         <w:spacing w:before="281" w:after="281"/>
       </w:pPr>
       <w:r>
@@ -7608,7 +9961,7 @@
     </w:p>
     <w:p>
       <w:pPr>
-        <w:pStyle w:val="ListParagraph"/>
+        <w:pStyle w:val="Lijstalinea"/>
         <w:numPr>
           <w:ilvl w:val="0"/>
           <w:numId w:val="25"/>
@@ -7631,7 +9984,7 @@
     </w:p>
     <w:p>
       <w:pPr>
-        <w:pStyle w:val="ListParagraph"/>
+        <w:pStyle w:val="Lijstalinea"/>
         <w:numPr>
           <w:ilvl w:val="0"/>
           <w:numId w:val="25"/>
@@ -7654,7 +10007,7 @@
     </w:p>
     <w:p>
       <w:pPr>
-        <w:pStyle w:val="ListParagraph"/>
+        <w:pStyle w:val="Lijstalinea"/>
         <w:numPr>
           <w:ilvl w:val="1"/>
           <w:numId w:val="25"/>
@@ -7677,7 +10030,7 @@
     </w:p>
     <w:p>
       <w:pPr>
-        <w:pStyle w:val="ListParagraph"/>
+        <w:pStyle w:val="Lijstalinea"/>
         <w:numPr>
           <w:ilvl w:val="1"/>
           <w:numId w:val="25"/>
@@ -7689,18 +10042,28 @@
           <w:szCs w:val="24"/>
         </w:rPr>
       </w:pPr>
-      <w:r>
-        <w:rPr>
-          <w:rFonts w:ascii="Calibri" w:eastAsia="Calibri" w:hAnsi="Calibri" w:cs="Calibri"/>
-          <w:sz w:val="24"/>
-          <w:szCs w:val="24"/>
-        </w:rPr>
-        <w:t xml:space="preserve">hostname </w:t>
-      </w:r>
-    </w:p>
-    <w:p>
-      <w:pPr>
-        <w:pStyle w:val="ListParagraph"/>
+      <w:proofErr w:type="spellStart"/>
+      <w:r>
+        <w:rPr>
+          <w:rFonts w:ascii="Calibri" w:eastAsia="Calibri" w:hAnsi="Calibri" w:cs="Calibri"/>
+          <w:sz w:val="24"/>
+          <w:szCs w:val="24"/>
+        </w:rPr>
+        <w:t>hostname</w:t>
+      </w:r>
+      <w:proofErr w:type="spellEnd"/>
+      <w:r>
+        <w:rPr>
+          <w:rFonts w:ascii="Calibri" w:eastAsia="Calibri" w:hAnsi="Calibri" w:cs="Calibri"/>
+          <w:sz w:val="24"/>
+          <w:szCs w:val="24"/>
+        </w:rPr>
+        <w:t xml:space="preserve"> </w:t>
+      </w:r>
+    </w:p>
+    <w:p>
+      <w:pPr>
+        <w:pStyle w:val="Lijstalinea"/>
         <w:numPr>
           <w:ilvl w:val="1"/>
           <w:numId w:val="25"/>
@@ -7718,13 +10081,31 @@
           <w:sz w:val="24"/>
           <w:szCs w:val="24"/>
         </w:rPr>
-        <w:t xml:space="preserve">Docker network </w:t>
+        <w:t xml:space="preserve">Docker </w:t>
+      </w:r>
+      <w:proofErr w:type="spellStart"/>
+      <w:r>
+        <w:rPr>
+          <w:rFonts w:ascii="Calibri" w:eastAsia="Calibri" w:hAnsi="Calibri" w:cs="Calibri"/>
+          <w:sz w:val="24"/>
+          <w:szCs w:val="24"/>
+        </w:rPr>
+        <w:t>network</w:t>
+      </w:r>
+      <w:proofErr w:type="spellEnd"/>
+      <w:r>
+        <w:rPr>
+          <w:rFonts w:ascii="Calibri" w:eastAsia="Calibri" w:hAnsi="Calibri" w:cs="Calibri"/>
+          <w:sz w:val="24"/>
+          <w:szCs w:val="24"/>
+        </w:rPr>
+        <w:t xml:space="preserve"> </w:t>
       </w:r>
     </w:p>
     <w:p/>
     <w:p>
       <w:pPr>
-        <w:pStyle w:val="Heading2"/>
+        <w:pStyle w:val="Kop2"/>
         <w:spacing w:before="299" w:after="299"/>
       </w:pPr>
       <w:r>
@@ -7735,12 +10116,13 @@
           <w:sz w:val="36"/>
           <w:szCs w:val="36"/>
         </w:rPr>
+        <w:lastRenderedPageBreak/>
         <w:t>🌇 NAMIDDAG</w:t>
       </w:r>
     </w:p>
     <w:p>
       <w:pPr>
-        <w:pStyle w:val="Heading3"/>
+        <w:pStyle w:val="Kop3"/>
         <w:spacing w:before="281" w:after="281"/>
       </w:pPr>
       <w:r>
@@ -7754,7 +10136,7 @@
     </w:p>
     <w:p>
       <w:pPr>
-        <w:pStyle w:val="Heading3"/>
+        <w:pStyle w:val="Kop3"/>
         <w:spacing w:before="281" w:after="281"/>
       </w:pPr>
       <w:r>
@@ -7768,7 +10150,7 @@
     </w:p>
     <w:p>
       <w:pPr>
-        <w:pStyle w:val="ListParagraph"/>
+        <w:pStyle w:val="Lijstalinea"/>
         <w:numPr>
           <w:ilvl w:val="0"/>
           <w:numId w:val="24"/>
@@ -7786,12 +10168,30 @@
           <w:sz w:val="24"/>
           <w:szCs w:val="24"/>
         </w:rPr>
-        <w:t xml:space="preserve">HTTP requests testen </w:t>
-      </w:r>
-    </w:p>
-    <w:p>
-      <w:pPr>
-        <w:pStyle w:val="ListParagraph"/>
+        <w:t xml:space="preserve">HTTP </w:t>
+      </w:r>
+      <w:proofErr w:type="spellStart"/>
+      <w:r>
+        <w:rPr>
+          <w:rFonts w:ascii="Calibri" w:eastAsia="Calibri" w:hAnsi="Calibri" w:cs="Calibri"/>
+          <w:sz w:val="24"/>
+          <w:szCs w:val="24"/>
+        </w:rPr>
+        <w:t>requests</w:t>
+      </w:r>
+      <w:proofErr w:type="spellEnd"/>
+      <w:r>
+        <w:rPr>
+          <w:rFonts w:ascii="Calibri" w:eastAsia="Calibri" w:hAnsi="Calibri" w:cs="Calibri"/>
+          <w:sz w:val="24"/>
+          <w:szCs w:val="24"/>
+        </w:rPr>
+        <w:t xml:space="preserve"> testen </w:t>
+      </w:r>
+    </w:p>
+    <w:p>
+      <w:pPr>
+        <w:pStyle w:val="Lijstalinea"/>
         <w:numPr>
           <w:ilvl w:val="0"/>
           <w:numId w:val="24"/>
@@ -7815,7 +10215,7 @@
     <w:p/>
     <w:p>
       <w:pPr>
-        <w:pStyle w:val="Heading3"/>
+        <w:pStyle w:val="Kop3"/>
         <w:spacing w:before="281" w:after="281"/>
       </w:pPr>
       <w:r>
@@ -7824,12 +10224,30 @@
           <w:b/>
           <w:bCs/>
         </w:rPr>
-        <w:t>🔹 5. Troubleshooting (FR6)</w:t>
-      </w:r>
-    </w:p>
-    <w:p>
-      <w:pPr>
-        <w:pStyle w:val="ListParagraph"/>
+        <w:t xml:space="preserve">🔹 5. </w:t>
+      </w:r>
+      <w:proofErr w:type="spellStart"/>
+      <w:r>
+        <w:rPr>
+          <w:rFonts w:ascii="Calibri" w:eastAsia="Calibri" w:hAnsi="Calibri" w:cs="Calibri"/>
+          <w:b/>
+          <w:bCs/>
+        </w:rPr>
+        <w:t>Troubleshooting</w:t>
+      </w:r>
+      <w:proofErr w:type="spellEnd"/>
+      <w:r>
+        <w:rPr>
+          <w:rFonts w:ascii="Calibri" w:eastAsia="Calibri" w:hAnsi="Calibri" w:cs="Calibri"/>
+          <w:b/>
+          <w:bCs/>
+        </w:rPr>
+        <w:t xml:space="preserve"> (FR6)</w:t>
+      </w:r>
+    </w:p>
+    <w:p>
+      <w:pPr>
+        <w:pStyle w:val="Lijstalinea"/>
         <w:numPr>
           <w:ilvl w:val="0"/>
           <w:numId w:val="23"/>
@@ -7852,7 +10270,7 @@
     </w:p>
     <w:p>
       <w:pPr>
-        <w:pStyle w:val="ListParagraph"/>
+        <w:pStyle w:val="Lijstalinea"/>
         <w:numPr>
           <w:ilvl w:val="1"/>
           <w:numId w:val="23"/>
@@ -7875,7 +10293,7 @@
     </w:p>
     <w:p>
       <w:pPr>
-        <w:pStyle w:val="ListParagraph"/>
+        <w:pStyle w:val="Lijstalinea"/>
         <w:numPr>
           <w:ilvl w:val="1"/>
           <w:numId w:val="23"/>
@@ -7887,18 +10305,46 @@
           <w:szCs w:val="24"/>
         </w:rPr>
       </w:pPr>
-      <w:r>
-        <w:rPr>
-          <w:rFonts w:ascii="Calibri" w:eastAsia="Calibri" w:hAnsi="Calibri" w:cs="Calibri"/>
-          <w:sz w:val="24"/>
-          <w:szCs w:val="24"/>
-        </w:rPr>
-        <w:t xml:space="preserve">network errors </w:t>
-      </w:r>
-    </w:p>
-    <w:p>
-      <w:pPr>
-        <w:pStyle w:val="ListParagraph"/>
+      <w:proofErr w:type="spellStart"/>
+      <w:r>
+        <w:rPr>
+          <w:rFonts w:ascii="Calibri" w:eastAsia="Calibri" w:hAnsi="Calibri" w:cs="Calibri"/>
+          <w:sz w:val="24"/>
+          <w:szCs w:val="24"/>
+        </w:rPr>
+        <w:t>network</w:t>
+      </w:r>
+      <w:proofErr w:type="spellEnd"/>
+      <w:r>
+        <w:rPr>
+          <w:rFonts w:ascii="Calibri" w:eastAsia="Calibri" w:hAnsi="Calibri" w:cs="Calibri"/>
+          <w:sz w:val="24"/>
+          <w:szCs w:val="24"/>
+        </w:rPr>
+        <w:t xml:space="preserve"> </w:t>
+      </w:r>
+      <w:proofErr w:type="spellStart"/>
+      <w:r>
+        <w:rPr>
+          <w:rFonts w:ascii="Calibri" w:eastAsia="Calibri" w:hAnsi="Calibri" w:cs="Calibri"/>
+          <w:sz w:val="24"/>
+          <w:szCs w:val="24"/>
+        </w:rPr>
+        <w:t>errors</w:t>
+      </w:r>
+      <w:proofErr w:type="spellEnd"/>
+      <w:r>
+        <w:rPr>
+          <w:rFonts w:ascii="Calibri" w:eastAsia="Calibri" w:hAnsi="Calibri" w:cs="Calibri"/>
+          <w:sz w:val="24"/>
+          <w:szCs w:val="24"/>
+        </w:rPr>
+        <w:t xml:space="preserve"> </w:t>
+      </w:r>
+    </w:p>
+    <w:p>
+      <w:pPr>
+        <w:pStyle w:val="Lijstalinea"/>
         <w:numPr>
           <w:ilvl w:val="1"/>
           <w:numId w:val="23"/>
@@ -7922,7 +10368,7 @@
     <w:p/>
     <w:p>
       <w:pPr>
-        <w:pStyle w:val="Heading3"/>
+        <w:pStyle w:val="Kop3"/>
         <w:spacing w:before="281" w:after="281"/>
       </w:pPr>
       <w:r>
@@ -7936,7 +10382,7 @@
     </w:p>
     <w:p>
       <w:pPr>
-        <w:pStyle w:val="ListParagraph"/>
+        <w:pStyle w:val="Lijstalinea"/>
         <w:numPr>
           <w:ilvl w:val="0"/>
           <w:numId w:val="22"/>
@@ -7959,7 +10405,7 @@
     </w:p>
     <w:p>
       <w:pPr>
-        <w:pStyle w:val="ListParagraph"/>
+        <w:pStyle w:val="Lijstalinea"/>
         <w:numPr>
           <w:ilvl w:val="1"/>
           <w:numId w:val="22"/>
@@ -7982,7 +10428,7 @@
     </w:p>
     <w:p>
       <w:pPr>
-        <w:pStyle w:val="ListParagraph"/>
+        <w:pStyle w:val="Lijstalinea"/>
         <w:numPr>
           <w:ilvl w:val="1"/>
           <w:numId w:val="22"/>
@@ -8011,13 +10457,41 @@
         <w:rPr>
           <w:rFonts w:ascii="Calibri" w:eastAsia="Calibri" w:hAnsi="Calibri" w:cs="Calibri"/>
         </w:rPr>
-        <w:t>(kan simpel: docker ps + logs)</w:t>
+        <w:t xml:space="preserve">(kan simpel: </w:t>
+      </w:r>
+      <w:proofErr w:type="spellStart"/>
+      <w:r>
+        <w:rPr>
+          <w:rFonts w:ascii="Calibri" w:eastAsia="Calibri" w:hAnsi="Calibri" w:cs="Calibri"/>
+        </w:rPr>
+        <w:t>docker</w:t>
+      </w:r>
+      <w:proofErr w:type="spellEnd"/>
+      <w:r>
+        <w:rPr>
+          <w:rFonts w:ascii="Calibri" w:eastAsia="Calibri" w:hAnsi="Calibri" w:cs="Calibri"/>
+        </w:rPr>
+        <w:t xml:space="preserve"> </w:t>
+      </w:r>
+      <w:proofErr w:type="spellStart"/>
+      <w:r>
+        <w:rPr>
+          <w:rFonts w:ascii="Calibri" w:eastAsia="Calibri" w:hAnsi="Calibri" w:cs="Calibri"/>
+        </w:rPr>
+        <w:t>ps</w:t>
+      </w:r>
+      <w:proofErr w:type="spellEnd"/>
+      <w:r>
+        <w:rPr>
+          <w:rFonts w:ascii="Calibri" w:eastAsia="Calibri" w:hAnsi="Calibri" w:cs="Calibri"/>
+        </w:rPr>
+        <w:t xml:space="preserve"> + logs)</w:t>
       </w:r>
     </w:p>
     <w:p/>
     <w:p>
       <w:pPr>
-        <w:pStyle w:val="Heading3"/>
+        <w:pStyle w:val="Kop3"/>
         <w:spacing w:before="281" w:after="281"/>
       </w:pPr>
       <w:r>
@@ -8032,7 +10506,7 @@
     <w:p/>
     <w:p>
       <w:pPr>
-        <w:pStyle w:val="ListParagraph"/>
+        <w:pStyle w:val="Lijstalinea"/>
         <w:numPr>
           <w:ilvl w:val="0"/>
           <w:numId w:val="21"/>
@@ -8055,7 +10529,7 @@
     </w:p>
     <w:p>
       <w:pPr>
-        <w:pStyle w:val="ListParagraph"/>
+        <w:pStyle w:val="Lijstalinea"/>
         <w:numPr>
           <w:ilvl w:val="0"/>
           <w:numId w:val="21"/>
@@ -8078,7 +10552,7 @@
     </w:p>
     <w:p>
       <w:pPr>
-        <w:pStyle w:val="ListParagraph"/>
+        <w:pStyle w:val="Lijstalinea"/>
         <w:numPr>
           <w:ilvl w:val="0"/>
           <w:numId w:val="21"/>
@@ -8090,19 +10564,29 @@
           <w:szCs w:val="24"/>
         </w:rPr>
       </w:pPr>
-      <w:r>
-        <w:rPr>
-          <w:rFonts w:ascii="Calibri" w:eastAsia="Calibri" w:hAnsi="Calibri" w:cs="Calibri"/>
-          <w:sz w:val="24"/>
-          <w:szCs w:val="24"/>
-        </w:rPr>
-        <w:t xml:space="preserve">deployment stappen </w:t>
+      <w:proofErr w:type="spellStart"/>
+      <w:r>
+        <w:rPr>
+          <w:rFonts w:ascii="Calibri" w:eastAsia="Calibri" w:hAnsi="Calibri" w:cs="Calibri"/>
+          <w:sz w:val="24"/>
+          <w:szCs w:val="24"/>
+        </w:rPr>
+        <w:t>deployment</w:t>
+      </w:r>
+      <w:proofErr w:type="spellEnd"/>
+      <w:r>
+        <w:rPr>
+          <w:rFonts w:ascii="Calibri" w:eastAsia="Calibri" w:hAnsi="Calibri" w:cs="Calibri"/>
+          <w:sz w:val="24"/>
+          <w:szCs w:val="24"/>
+        </w:rPr>
+        <w:t xml:space="preserve"> stappen </w:t>
       </w:r>
     </w:p>
     <w:p/>
     <w:p>
       <w:pPr>
-        <w:pStyle w:val="Heading2"/>
+        <w:pStyle w:val="Kop2"/>
         <w:spacing w:before="299" w:after="299"/>
       </w:pPr>
       <w:r>
@@ -8118,7 +10602,7 @@
     </w:p>
     <w:p>
       <w:pPr>
-        <w:pStyle w:val="ListParagraph"/>
+        <w:pStyle w:val="Lijstalinea"/>
         <w:numPr>
           <w:ilvl w:val="0"/>
           <w:numId w:val="20"/>
@@ -8141,7 +10625,7 @@
     </w:p>
     <w:p>
       <w:pPr>
-        <w:pStyle w:val="ListParagraph"/>
+        <w:pStyle w:val="Lijstalinea"/>
         <w:numPr>
           <w:ilvl w:val="0"/>
           <w:numId w:val="20"/>
@@ -8164,7 +10648,7 @@
     </w:p>
     <w:p>
       <w:pPr>
-        <w:pStyle w:val="ListParagraph"/>
+        <w:pStyle w:val="Lijstalinea"/>
         <w:numPr>
           <w:ilvl w:val="0"/>
           <w:numId w:val="20"/>
@@ -8176,24 +10660,35 @@
           <w:szCs w:val="24"/>
         </w:rPr>
       </w:pPr>
-      <w:r>
-        <w:rPr>
-          <w:rFonts w:ascii="Calibri" w:eastAsia="Calibri" w:hAnsi="Calibri" w:cs="Calibri"/>
-          <w:sz w:val="24"/>
-          <w:szCs w:val="24"/>
-        </w:rPr>
-        <w:t>Inter-container communicatie</w:t>
-      </w:r>
-    </w:p>
-    <w:p>
-      <w:r>
+      <w:proofErr w:type="spellStart"/>
+      <w:r>
+        <w:rPr>
+          <w:rFonts w:ascii="Calibri" w:eastAsia="Calibri" w:hAnsi="Calibri" w:cs="Calibri"/>
+          <w:sz w:val="24"/>
+          <w:szCs w:val="24"/>
+        </w:rPr>
+        <w:t>Inter</w:t>
+      </w:r>
+      <w:proofErr w:type="spellEnd"/>
+      <w:r>
+        <w:rPr>
+          <w:rFonts w:ascii="Calibri" w:eastAsia="Calibri" w:hAnsi="Calibri" w:cs="Calibri"/>
+          <w:sz w:val="24"/>
+          <w:szCs w:val="24"/>
+        </w:rPr>
+        <w:t>-container communicatie</w:t>
+      </w:r>
+    </w:p>
+    <w:p>
+      <w:r>
+        <w:lastRenderedPageBreak/>
         <w:t>Dag 3</w:t>
       </w:r>
     </w:p>
     <w:p/>
     <w:p>
       <w:pPr>
-        <w:pStyle w:val="Heading3"/>
+        <w:pStyle w:val="Kop3"/>
         <w:spacing w:before="281" w:after="281"/>
       </w:pPr>
       <w:r>
@@ -8207,7 +10702,7 @@
     </w:p>
     <w:p>
       <w:pPr>
-        <w:pStyle w:val="ListParagraph"/>
+        <w:pStyle w:val="Lijstalinea"/>
         <w:numPr>
           <w:ilvl w:val="0"/>
           <w:numId w:val="19"/>
@@ -8231,7 +10726,7 @@
     <w:p/>
     <w:p>
       <w:pPr>
-        <w:pStyle w:val="Heading3"/>
+        <w:pStyle w:val="Kop3"/>
         <w:spacing w:before="281" w:after="281"/>
       </w:pPr>
       <w:r>
@@ -8245,7 +10740,7 @@
     </w:p>
     <w:p>
       <w:pPr>
-        <w:pStyle w:val="ListParagraph"/>
+        <w:pStyle w:val="Lijstalinea"/>
         <w:numPr>
           <w:ilvl w:val="0"/>
           <w:numId w:val="18"/>
@@ -8263,12 +10758,30 @@
           <w:sz w:val="24"/>
           <w:szCs w:val="24"/>
         </w:rPr>
-        <w:t xml:space="preserve">Containers deployen </w:t>
-      </w:r>
-    </w:p>
-    <w:p>
-      <w:pPr>
-        <w:pStyle w:val="ListParagraph"/>
+        <w:t xml:space="preserve">Containers </w:t>
+      </w:r>
+      <w:proofErr w:type="spellStart"/>
+      <w:r>
+        <w:rPr>
+          <w:rFonts w:ascii="Calibri" w:eastAsia="Calibri" w:hAnsi="Calibri" w:cs="Calibri"/>
+          <w:sz w:val="24"/>
+          <w:szCs w:val="24"/>
+        </w:rPr>
+        <w:t>deployen</w:t>
+      </w:r>
+      <w:proofErr w:type="spellEnd"/>
+      <w:r>
+        <w:rPr>
+          <w:rFonts w:ascii="Calibri" w:eastAsia="Calibri" w:hAnsi="Calibri" w:cs="Calibri"/>
+          <w:sz w:val="24"/>
+          <w:szCs w:val="24"/>
+        </w:rPr>
+        <w:t xml:space="preserve"> </w:t>
+      </w:r>
+    </w:p>
+    <w:p>
+      <w:pPr>
+        <w:pStyle w:val="Lijstalinea"/>
         <w:numPr>
           <w:ilvl w:val="0"/>
           <w:numId w:val="18"/>
@@ -8292,7 +10805,7 @@
     <w:p/>
     <w:p>
       <w:pPr>
-        <w:pStyle w:val="Heading3"/>
+        <w:pStyle w:val="Kop3"/>
         <w:spacing w:before="281" w:after="281"/>
       </w:pPr>
       <w:r>
@@ -8306,7 +10819,7 @@
     </w:p>
     <w:p>
       <w:pPr>
-        <w:pStyle w:val="ListParagraph"/>
+        <w:pStyle w:val="Lijstalinea"/>
         <w:numPr>
           <w:ilvl w:val="0"/>
           <w:numId w:val="17"/>
@@ -8329,7 +10842,7 @@
     </w:p>
     <w:p>
       <w:pPr>
-        <w:pStyle w:val="ListParagraph"/>
+        <w:pStyle w:val="Lijstalinea"/>
         <w:numPr>
           <w:ilvl w:val="0"/>
           <w:numId w:val="17"/>
@@ -8355,7 +10868,7 @@
     <w:p/>
     <w:p>
       <w:pPr>
-        <w:pStyle w:val="Heading3"/>
+        <w:pStyle w:val="Kop3"/>
         <w:spacing w:before="281" w:after="281"/>
       </w:pPr>
       <w:r>
@@ -8369,7 +10882,7 @@
     </w:p>
     <w:p>
       <w:pPr>
-        <w:pStyle w:val="ListParagraph"/>
+        <w:pStyle w:val="Lijstalinea"/>
         <w:numPr>
           <w:ilvl w:val="0"/>
           <w:numId w:val="16"/>
@@ -8392,7 +10905,7 @@
     </w:p>
     <w:p>
       <w:pPr>
-        <w:pStyle w:val="ListParagraph"/>
+        <w:pStyle w:val="Lijstalinea"/>
         <w:numPr>
           <w:ilvl w:val="0"/>
           <w:numId w:val="16"/>
@@ -8416,7 +10929,7 @@
     <w:p/>
     <w:p>
       <w:pPr>
-        <w:pStyle w:val="Heading3"/>
+        <w:pStyle w:val="Kop3"/>
         <w:spacing w:before="281" w:after="281"/>
       </w:pPr>
       <w:r>
@@ -8430,7 +10943,7 @@
     </w:p>
     <w:p>
       <w:pPr>
-        <w:pStyle w:val="ListParagraph"/>
+        <w:pStyle w:val="Lijstalinea"/>
         <w:numPr>
           <w:ilvl w:val="0"/>
           <w:numId w:val="15"/>
@@ -8448,12 +10961,30 @@
           <w:sz w:val="24"/>
           <w:szCs w:val="24"/>
         </w:rPr>
-        <w:t xml:space="preserve">netwerk errors </w:t>
-      </w:r>
-    </w:p>
-    <w:p>
-      <w:pPr>
-        <w:pStyle w:val="ListParagraph"/>
+        <w:t xml:space="preserve">netwerk </w:t>
+      </w:r>
+      <w:proofErr w:type="spellStart"/>
+      <w:r>
+        <w:rPr>
+          <w:rFonts w:ascii="Calibri" w:eastAsia="Calibri" w:hAnsi="Calibri" w:cs="Calibri"/>
+          <w:sz w:val="24"/>
+          <w:szCs w:val="24"/>
+        </w:rPr>
+        <w:t>errors</w:t>
+      </w:r>
+      <w:proofErr w:type="spellEnd"/>
+      <w:r>
+        <w:rPr>
+          <w:rFonts w:ascii="Calibri" w:eastAsia="Calibri" w:hAnsi="Calibri" w:cs="Calibri"/>
+          <w:sz w:val="24"/>
+          <w:szCs w:val="24"/>
+        </w:rPr>
+        <w:t xml:space="preserve"> </w:t>
+      </w:r>
+    </w:p>
+    <w:p>
+      <w:pPr>
+        <w:pStyle w:val="Lijstalinea"/>
         <w:numPr>
           <w:ilvl w:val="0"/>
           <w:numId w:val="15"/>
@@ -8471,12 +11002,30 @@
           <w:sz w:val="24"/>
           <w:szCs w:val="24"/>
         </w:rPr>
-        <w:t xml:space="preserve">verkeerde configs </w:t>
-      </w:r>
-    </w:p>
-    <w:p>
-      <w:pPr>
-        <w:pStyle w:val="ListParagraph"/>
+        <w:t xml:space="preserve">verkeerde </w:t>
+      </w:r>
+      <w:proofErr w:type="spellStart"/>
+      <w:r>
+        <w:rPr>
+          <w:rFonts w:ascii="Calibri" w:eastAsia="Calibri" w:hAnsi="Calibri" w:cs="Calibri"/>
+          <w:sz w:val="24"/>
+          <w:szCs w:val="24"/>
+        </w:rPr>
+        <w:t>configs</w:t>
+      </w:r>
+      <w:proofErr w:type="spellEnd"/>
+      <w:r>
+        <w:rPr>
+          <w:rFonts w:ascii="Calibri" w:eastAsia="Calibri" w:hAnsi="Calibri" w:cs="Calibri"/>
+          <w:sz w:val="24"/>
+          <w:szCs w:val="24"/>
+        </w:rPr>
+        <w:t xml:space="preserve"> </w:t>
+      </w:r>
+    </w:p>
+    <w:p>
+      <w:pPr>
+        <w:pStyle w:val="Lijstalinea"/>
         <w:numPr>
           <w:ilvl w:val="0"/>
           <w:numId w:val="15"/>
@@ -8500,7 +11049,7 @@
     <w:p/>
     <w:p>
       <w:pPr>
-        <w:pStyle w:val="Heading3"/>
+        <w:pStyle w:val="Kop3"/>
         <w:spacing w:before="281" w:after="281"/>
         <w:rPr>
           <w:lang w:val="en-US"/>
@@ -8521,12 +11070,32 @@
           <w:bCs/>
           <w:lang w:val="en-US"/>
         </w:rPr>
-        <w:t xml:space="preserve"> 6. Security implementeren (SR1–SR4)</w:t>
-      </w:r>
-    </w:p>
-    <w:p>
-      <w:pPr>
-        <w:pStyle w:val="ListParagraph"/>
+        <w:t xml:space="preserve"> 6. Security </w:t>
+      </w:r>
+      <w:proofErr w:type="spellStart"/>
+      <w:r>
+        <w:rPr>
+          <w:rFonts w:ascii="Calibri" w:eastAsia="Calibri" w:hAnsi="Calibri" w:cs="Calibri"/>
+          <w:b/>
+          <w:bCs/>
+          <w:lang w:val="en-US"/>
+        </w:rPr>
+        <w:t>implementeren</w:t>
+      </w:r>
+      <w:proofErr w:type="spellEnd"/>
+      <w:r>
+        <w:rPr>
+          <w:rFonts w:ascii="Calibri" w:eastAsia="Calibri" w:hAnsi="Calibri" w:cs="Calibri"/>
+          <w:b/>
+          <w:bCs/>
+          <w:lang w:val="en-US"/>
+        </w:rPr>
+        <w:t xml:space="preserve"> (SR1–SR4)</w:t>
+      </w:r>
+    </w:p>
+    <w:p>
+      <w:pPr>
+        <w:pStyle w:val="Lijstalinea"/>
         <w:numPr>
           <w:ilvl w:val="0"/>
           <w:numId w:val="14"/>
@@ -8549,7 +11118,7 @@
     </w:p>
     <w:p>
       <w:pPr>
-        <w:pStyle w:val="ListParagraph"/>
+        <w:pStyle w:val="Lijstalinea"/>
         <w:numPr>
           <w:ilvl w:val="1"/>
           <w:numId w:val="14"/>
@@ -8572,7 +11141,7 @@
     </w:p>
     <w:p>
       <w:pPr>
-        <w:pStyle w:val="ListParagraph"/>
+        <w:pStyle w:val="Lijstalinea"/>
         <w:numPr>
           <w:ilvl w:val="0"/>
           <w:numId w:val="14"/>
@@ -8595,7 +11164,7 @@
     </w:p>
     <w:p>
       <w:pPr>
-        <w:pStyle w:val="ListParagraph"/>
+        <w:pStyle w:val="Lijstalinea"/>
         <w:numPr>
           <w:ilvl w:val="0"/>
           <w:numId w:val="14"/>
@@ -8613,13 +11182,14 @@
           <w:sz w:val="24"/>
           <w:szCs w:val="24"/>
         </w:rPr>
+        <w:lastRenderedPageBreak/>
         <w:t>Environment variables gebruiken</w:t>
       </w:r>
     </w:p>
     <w:p/>
     <w:p>
       <w:pPr>
-        <w:pStyle w:val="Heading3"/>
+        <w:pStyle w:val="Kop3"/>
         <w:spacing w:before="281" w:after="281"/>
       </w:pPr>
       <w:r>
@@ -8633,7 +11203,7 @@
     </w:p>
     <w:p>
       <w:pPr>
-        <w:pStyle w:val="ListParagraph"/>
+        <w:pStyle w:val="Lijstalinea"/>
         <w:numPr>
           <w:ilvl w:val="0"/>
           <w:numId w:val="13"/>
@@ -8656,7 +11226,7 @@
     </w:p>
     <w:p>
       <w:pPr>
-        <w:pStyle w:val="ListParagraph"/>
+        <w:pStyle w:val="Lijstalinea"/>
         <w:numPr>
           <w:ilvl w:val="0"/>
           <w:numId w:val="13"/>
@@ -8668,19 +11238,29 @@
           <w:szCs w:val="24"/>
         </w:rPr>
       </w:pPr>
-      <w:r>
-        <w:rPr>
-          <w:rFonts w:ascii="Calibri" w:eastAsia="Calibri" w:hAnsi="Calibri" w:cs="Calibri"/>
-          <w:sz w:val="24"/>
-          <w:szCs w:val="24"/>
-        </w:rPr>
-        <w:t xml:space="preserve">minimal downtime </w:t>
+      <w:proofErr w:type="spellStart"/>
+      <w:r>
+        <w:rPr>
+          <w:rFonts w:ascii="Calibri" w:eastAsia="Calibri" w:hAnsi="Calibri" w:cs="Calibri"/>
+          <w:sz w:val="24"/>
+          <w:szCs w:val="24"/>
+        </w:rPr>
+        <w:t>minimal</w:t>
+      </w:r>
+      <w:proofErr w:type="spellEnd"/>
+      <w:r>
+        <w:rPr>
+          <w:rFonts w:ascii="Calibri" w:eastAsia="Calibri" w:hAnsi="Calibri" w:cs="Calibri"/>
+          <w:sz w:val="24"/>
+          <w:szCs w:val="24"/>
+        </w:rPr>
+        <w:t xml:space="preserve"> downtime </w:t>
       </w:r>
     </w:p>
     <w:p/>
     <w:p>
       <w:pPr>
-        <w:pStyle w:val="Heading3"/>
+        <w:pStyle w:val="Kop3"/>
         <w:spacing w:before="281" w:after="281"/>
       </w:pPr>
       <w:r>
@@ -8689,12 +11269,30 @@
           <w:b/>
           <w:bCs/>
         </w:rPr>
-        <w:t>🔹 8. Final documentatie (DRV2–DRV5)</w:t>
-      </w:r>
-    </w:p>
-    <w:p>
-      <w:pPr>
-        <w:pStyle w:val="ListParagraph"/>
+        <w:t xml:space="preserve">🔹 8. </w:t>
+      </w:r>
+      <w:proofErr w:type="spellStart"/>
+      <w:r>
+        <w:rPr>
+          <w:rFonts w:ascii="Calibri" w:eastAsia="Calibri" w:hAnsi="Calibri" w:cs="Calibri"/>
+          <w:b/>
+          <w:bCs/>
+        </w:rPr>
+        <w:t>Final</w:t>
+      </w:r>
+      <w:proofErr w:type="spellEnd"/>
+      <w:r>
+        <w:rPr>
+          <w:rFonts w:ascii="Calibri" w:eastAsia="Calibri" w:hAnsi="Calibri" w:cs="Calibri"/>
+          <w:b/>
+          <w:bCs/>
+        </w:rPr>
+        <w:t xml:space="preserve"> documentatie (DRV2–DRV5)</w:t>
+      </w:r>
+    </w:p>
+    <w:p>
+      <w:pPr>
+        <w:pStyle w:val="Lijstalinea"/>
         <w:numPr>
           <w:ilvl w:val="0"/>
           <w:numId w:val="12"/>
@@ -8717,7 +11315,7 @@
     </w:p>
     <w:p>
       <w:pPr>
-        <w:pStyle w:val="ListParagraph"/>
+        <w:pStyle w:val="Lijstalinea"/>
         <w:numPr>
           <w:ilvl w:val="0"/>
           <w:numId w:val="12"/>
@@ -8740,7 +11338,7 @@
     </w:p>
     <w:p>
       <w:pPr>
-        <w:pStyle w:val="ListParagraph"/>
+        <w:pStyle w:val="Lijstalinea"/>
         <w:numPr>
           <w:ilvl w:val="0"/>
           <w:numId w:val="12"/>
@@ -8763,7 +11361,7 @@
     </w:p>
     <w:p>
       <w:pPr>
-        <w:pStyle w:val="ListParagraph"/>
+        <w:pStyle w:val="Lijstalinea"/>
         <w:numPr>
           <w:ilvl w:val="0"/>
           <w:numId w:val="12"/>
@@ -8824,7 +11422,7 @@
     <w:p/>
     <w:p>
       <w:pPr>
-        <w:pStyle w:val="Heading1"/>
+        <w:pStyle w:val="Kop1"/>
       </w:pPr>
       <w:bookmarkStart w:id="39" w:name="_Toc1296669292"/>
       <w:r>
@@ -8834,12 +11432,12 @@
     </w:p>
     <w:p>
       <w:pPr>
-        <w:pStyle w:val="Heading1"/>
-      </w:pPr>
-    </w:p>
-    <w:p>
-      <w:pPr>
-        <w:pStyle w:val="Heading1"/>
+        <w:pStyle w:val="Kop1"/>
+      </w:pPr>
+    </w:p>
+    <w:p>
+      <w:pPr>
+        <w:pStyle w:val="Kop1"/>
       </w:pPr>
       <w:r>
         <w:t>Bijlagen</w:t>
@@ -8877,7 +11475,7 @@
     <w:p/>
     <w:p/>
     <w:sectPr>
-      <w:headerReference w:type="default" r:id="rId13"/>
+      <w:headerReference w:type="default" r:id="rId21"/>
       <w:pgSz w:w="11906" w:h="16838"/>
       <w:pgMar w:top="1417" w:right="1417" w:bottom="1417" w:left="1417" w:header="708" w:footer="708" w:gutter="0"/>
       <w:cols w:space="708"/>
@@ -8923,7 +11521,7 @@
 <w:ftr xmlns:wpc="http://schemas.microsoft.com/office/word/2010/wordprocessingCanvas" xmlns:cx="http://schemas.microsoft.com/office/drawing/2014/chartex" xmlns:cx1="http://schemas.microsoft.com/office/drawing/2015/9/8/chartex" xmlns:cx2="http://schemas.microsoft.com/office/drawing/2015/10/21/chartex" xmlns:cx3="http://schemas.microsoft.com/office/drawing/2016/5/9/chartex" xmlns:cx4="http://schemas.microsoft.com/office/drawing/2016/5/10/chartex" xmlns:cx5="http://schemas.microsoft.com/office/drawing/2016/5/11/chartex" xmlns:cx6="http://schemas.microsoft.com/office/drawing/2016/5/12/chartex" xmlns:cx7="http://schemas.microsoft.com/office/drawing/2016/5/13/chartex" xmlns:cx8="http://schemas.microsoft.com/office/drawing/2016/5/14/chartex" xmlns:mc="http://schemas.openxmlformats.org/markup-compatibility/2006" xmlns:aink="http://schemas.microsoft.com/office/drawing/2016/ink" xmlns:am3d="http://schemas.microsoft.com/office/drawing/2017/model3d" xmlns:o="urn:schemas-microsoft-com:office:office" xmlns:oel="http://schemas.microsoft.com/office/2019/extlst" xmlns:r="http://schemas.openxmlformats.org/officeDocument/2006/relationships" xmlns:m="http://schemas.openxmlformats.org/officeDocument/2006/math" xmlns:v="urn:schemas-microsoft-com:vml" xmlns:wp14="http://schemas.microsoft.com/office/word/2010/wordprocessingDrawing" xmlns:wp="http://schemas.openxmlformats.org/drawingml/2006/wordprocessingDrawing" xmlns:w10="urn:schemas-microsoft-com:office:word" xmlns:w="http://schemas.openxmlformats.org/wordprocessingml/2006/main" xmlns:w14="http://schemas.microsoft.com/office/word/2010/wordml" xmlns:w15="http://schemas.microsoft.com/office/word/2012/wordml" xmlns:w16cex="http://schemas.microsoft.com/office/word/2018/wordml/cex" xmlns:w16cid="http://schemas.microsoft.com/office/word/2016/wordml/cid" xmlns:w16="http://schemas.microsoft.com/office/word/2018/wordml" xmlns:w16du="http://schemas.microsoft.com/office/word/2023/wordml/word16du" xmlns:w16sdtdh="http://schemas.microsoft.com/office/word/2020/wordml/sdtdatahash" xmlns:w16sdtfl="http://schemas.microsoft.com/office/word/2024/wordml/sdtformatlock" xmlns:w16se="http://schemas.microsoft.com/office/word/2015/wordml/symex" xmlns:wpg="http://schemas.microsoft.com/office/word/2010/wordprocessingGroup" xmlns:wpi="http://schemas.microsoft.com/office/word/2010/wordprocessingInk" xmlns:wne="http://schemas.microsoft.com/office/word/2006/wordml" xmlns:wps="http://schemas.microsoft.com/office/word/2010/wordprocessingShape" mc:Ignorable="w14 w15 w16se w16cid w16 w16cex w16sdtdh w16sdtfl w16du wp14">
   <w:p>
     <w:pPr>
-      <w:pStyle w:val="Footer"/>
+      <w:pStyle w:val="Voettekst"/>
     </w:pPr>
     <w:r>
       <w:tab/>
@@ -8957,7 +11555,7 @@
 <w:ftr xmlns:wpc="http://schemas.microsoft.com/office/word/2010/wordprocessingCanvas" xmlns:cx="http://schemas.microsoft.com/office/drawing/2014/chartex" xmlns:cx1="http://schemas.microsoft.com/office/drawing/2015/9/8/chartex" xmlns:cx2="http://schemas.microsoft.com/office/drawing/2015/10/21/chartex" xmlns:cx3="http://schemas.microsoft.com/office/drawing/2016/5/9/chartex" xmlns:cx4="http://schemas.microsoft.com/office/drawing/2016/5/10/chartex" xmlns:cx5="http://schemas.microsoft.com/office/drawing/2016/5/11/chartex" xmlns:cx6="http://schemas.microsoft.com/office/drawing/2016/5/12/chartex" xmlns:cx7="http://schemas.microsoft.com/office/drawing/2016/5/13/chartex" xmlns:cx8="http://schemas.microsoft.com/office/drawing/2016/5/14/chartex" xmlns:mc="http://schemas.openxmlformats.org/markup-compatibility/2006" xmlns:aink="http://schemas.microsoft.com/office/drawing/2016/ink" xmlns:am3d="http://schemas.microsoft.com/office/drawing/2017/model3d" xmlns:o="urn:schemas-microsoft-com:office:office" xmlns:oel="http://schemas.microsoft.com/office/2019/extlst" xmlns:r="http://schemas.openxmlformats.org/officeDocument/2006/relationships" xmlns:m="http://schemas.openxmlformats.org/officeDocument/2006/math" xmlns:v="urn:schemas-microsoft-com:vml" xmlns:wp14="http://schemas.microsoft.com/office/word/2010/wordprocessingDrawing" xmlns:wp="http://schemas.openxmlformats.org/drawingml/2006/wordprocessingDrawing" xmlns:w10="urn:schemas-microsoft-com:office:word" xmlns:w="http://schemas.openxmlformats.org/wordprocessingml/2006/main" xmlns:w14="http://schemas.microsoft.com/office/word/2010/wordml" xmlns:w15="http://schemas.microsoft.com/office/word/2012/wordml" xmlns:w16cex="http://schemas.microsoft.com/office/word/2018/wordml/cex" xmlns:w16cid="http://schemas.microsoft.com/office/word/2016/wordml/cid" xmlns:w16="http://schemas.microsoft.com/office/word/2018/wordml" xmlns:w16du="http://schemas.microsoft.com/office/word/2023/wordml/word16du" xmlns:w16sdtdh="http://schemas.microsoft.com/office/word/2020/wordml/sdtdatahash" xmlns:w16sdtfl="http://schemas.microsoft.com/office/word/2024/wordml/sdtformatlock" xmlns:w16se="http://schemas.microsoft.com/office/word/2015/wordml/symex" xmlns:wpg="http://schemas.microsoft.com/office/word/2010/wordprocessingGroup" xmlns:wpi="http://schemas.microsoft.com/office/word/2010/wordprocessingInk" xmlns:wne="http://schemas.microsoft.com/office/word/2006/wordml" xmlns:wps="http://schemas.microsoft.com/office/word/2010/wordprocessingShape" mc:Ignorable="w14 w15 w16se w16cid w16 w16cex w16sdtdh w16sdtfl w16du wp14">
   <w:p>
     <w:pPr>
-      <w:pStyle w:val="Footer"/>
+      <w:pStyle w:val="Voettekst"/>
       <w:rPr>
         <w:rFonts w:ascii="Syntax Com" w:hAnsi="Syntax Com"/>
         <w:color w:val="595959"/>
@@ -9090,7 +11688,7 @@
         </w:tcPr>
         <w:p>
           <w:pPr>
-            <w:pStyle w:val="Header"/>
+            <w:pStyle w:val="Koptekst"/>
             <w:ind w:left="-115"/>
           </w:pPr>
         </w:p>
@@ -9101,7 +11699,7 @@
         </w:tcPr>
         <w:p>
           <w:pPr>
-            <w:pStyle w:val="Header"/>
+            <w:pStyle w:val="Koptekst"/>
             <w:jc w:val="center"/>
           </w:pPr>
         </w:p>
@@ -9112,7 +11710,7 @@
         </w:tcPr>
         <w:p>
           <w:pPr>
-            <w:pStyle w:val="Header"/>
+            <w:pStyle w:val="Koptekst"/>
             <w:ind w:right="-115"/>
             <w:jc w:val="right"/>
           </w:pPr>
@@ -9122,7 +11720,7 @@
   </w:tbl>
   <w:p>
     <w:pPr>
-      <w:pStyle w:val="Header"/>
+      <w:pStyle w:val="Koptekst"/>
     </w:pPr>
   </w:p>
 </w:hdr>
@@ -9132,7 +11730,7 @@
 <w:hdr xmlns:wpc="http://schemas.microsoft.com/office/word/2010/wordprocessingCanvas" xmlns:cx="http://schemas.microsoft.com/office/drawing/2014/chartex" xmlns:cx1="http://schemas.microsoft.com/office/drawing/2015/9/8/chartex" xmlns:cx2="http://schemas.microsoft.com/office/drawing/2015/10/21/chartex" xmlns:cx3="http://schemas.microsoft.com/office/drawing/2016/5/9/chartex" xmlns:cx4="http://schemas.microsoft.com/office/drawing/2016/5/10/chartex" xmlns:cx5="http://schemas.microsoft.com/office/drawing/2016/5/11/chartex" xmlns:cx6="http://schemas.microsoft.com/office/drawing/2016/5/12/chartex" xmlns:cx7="http://schemas.microsoft.com/office/drawing/2016/5/13/chartex" xmlns:cx8="http://schemas.microsoft.com/office/drawing/2016/5/14/chartex" xmlns:mc="http://schemas.openxmlformats.org/markup-compatibility/2006" xmlns:aink="http://schemas.microsoft.com/office/drawing/2016/ink" xmlns:am3d="http://schemas.microsoft.com/office/drawing/2017/model3d" xmlns:o="urn:schemas-microsoft-com:office:office" xmlns:oel="http://schemas.microsoft.com/office/2019/extlst" xmlns:r="http://schemas.openxmlformats.org/officeDocument/2006/relationships" xmlns:m="http://schemas.openxmlformats.org/officeDocument/2006/math" xmlns:v="urn:schemas-microsoft-com:vml" xmlns:wp14="http://schemas.microsoft.com/office/word/2010/wordprocessingDrawing" xmlns:wp="http://schemas.openxmlformats.org/drawingml/2006/wordprocessingDrawing" xmlns:w10="urn:schemas-microsoft-com:office:word" xmlns:w="http://schemas.openxmlformats.org/wordprocessingml/2006/main" xmlns:w14="http://schemas.microsoft.com/office/word/2010/wordml" xmlns:w15="http://schemas.microsoft.com/office/word/2012/wordml" xmlns:w16cex="http://schemas.microsoft.com/office/word/2018/wordml/cex" xmlns:w16cid="http://schemas.microsoft.com/office/word/2016/wordml/cid" xmlns:w16="http://schemas.microsoft.com/office/word/2018/wordml" xmlns:w16du="http://schemas.microsoft.com/office/word/2023/wordml/word16du" xmlns:w16sdtdh="http://schemas.microsoft.com/office/word/2020/wordml/sdtdatahash" xmlns:w16sdtfl="http://schemas.microsoft.com/office/word/2024/wordml/sdtformatlock" xmlns:w16se="http://schemas.microsoft.com/office/word/2015/wordml/symex" xmlns:wpg="http://schemas.microsoft.com/office/word/2010/wordprocessingGroup" xmlns:wpi="http://schemas.microsoft.com/office/word/2010/wordprocessingInk" xmlns:wne="http://schemas.microsoft.com/office/word/2006/wordml" xmlns:wps="http://schemas.microsoft.com/office/word/2010/wordprocessingShape" mc:Ignorable="w14 w15 w16se w16cid w16 w16cex w16sdtdh w16sdtfl w16du wp14">
   <w:p>
     <w:pPr>
-      <w:pStyle w:val="Header"/>
+      <w:pStyle w:val="Koptekst"/>
     </w:pPr>
     <w:r>
       <w:rPr>
@@ -9213,7 +11811,7 @@
         </w:tcPr>
         <w:p>
           <w:pPr>
-            <w:pStyle w:val="Header"/>
+            <w:pStyle w:val="Koptekst"/>
             <w:ind w:left="-115"/>
           </w:pPr>
         </w:p>
@@ -9224,7 +11822,7 @@
         </w:tcPr>
         <w:p>
           <w:pPr>
-            <w:pStyle w:val="Header"/>
+            <w:pStyle w:val="Koptekst"/>
             <w:jc w:val="center"/>
           </w:pPr>
         </w:p>
@@ -9235,7 +11833,7 @@
         </w:tcPr>
         <w:p>
           <w:pPr>
-            <w:pStyle w:val="Header"/>
+            <w:pStyle w:val="Koptekst"/>
             <w:ind w:right="-115"/>
             <w:jc w:val="right"/>
           </w:pPr>
@@ -9245,7 +11843,7 @@
   </w:tbl>
   <w:p>
     <w:pPr>
-      <w:pStyle w:val="Header"/>
+      <w:pStyle w:val="Koptekst"/>
     </w:pPr>
   </w:p>
 </w:hdr>
@@ -17291,11 +19889,11 @@
     <w:lsdException w:name="Unresolved Mention" w:semiHidden="1" w:unhideWhenUsed="1"/>
     <w:lsdException w:name="Smart Link" w:semiHidden="1" w:unhideWhenUsed="1"/>
   </w:latentStyles>
-  <w:style w:type="paragraph" w:default="1" w:styleId="Normal">
+  <w:style w:type="paragraph" w:default="1" w:styleId="Standaard">
     <w:name w:val="Normal"/>
     <w:uiPriority w:val="2"/>
     <w:qFormat/>
-    <w:rsid w:val="007F13D4"/>
+    <w:rsid w:val="00DB59A0"/>
     <w:pPr>
       <w:spacing w:before="120" w:after="120" w:line="240" w:lineRule="auto"/>
     </w:pPr>
@@ -17307,7 +19905,7 @@
       <w14:ligatures w14:val="none"/>
     </w:rPr>
   </w:style>
-  <w:style w:type="paragraph" w:styleId="Heading1">
+  <w:style w:type="paragraph" w:styleId="Kop1">
     <w:name w:val="heading 1"/>
     <w:uiPriority w:val="9"/>
     <w:qFormat/>
@@ -17325,7 +19923,7 @@
       <w:szCs w:val="40"/>
     </w:rPr>
   </w:style>
-  <w:style w:type="paragraph" w:styleId="Heading2">
+  <w:style w:type="paragraph" w:styleId="Kop2">
     <w:name w:val="heading 2"/>
     <w:uiPriority w:val="9"/>
     <w:unhideWhenUsed/>
@@ -17344,7 +19942,7 @@
       <w:szCs w:val="32"/>
     </w:rPr>
   </w:style>
-  <w:style w:type="paragraph" w:styleId="Heading3">
+  <w:style w:type="paragraph" w:styleId="Kop3">
     <w:name w:val="heading 3"/>
     <w:uiPriority w:val="9"/>
     <w:unhideWhenUsed/>
@@ -17363,13 +19961,34 @@
       <w:szCs w:val="28"/>
     </w:rPr>
   </w:style>
-  <w:style w:type="character" w:default="1" w:styleId="DefaultParagraphFont">
+  <w:style w:type="paragraph" w:styleId="Kop4">
+    <w:name w:val="heading 4"/>
+    <w:basedOn w:val="Standaard"/>
+    <w:next w:val="Standaard"/>
+    <w:link w:val="Kop4Char"/>
+    <w:uiPriority w:val="9"/>
+    <w:unhideWhenUsed/>
+    <w:qFormat/>
+    <w:rsid w:val="006A3FD7"/>
+    <w:pPr>
+      <w:keepNext/>
+      <w:keepLines/>
+      <w:spacing w:before="40" w:after="0"/>
+      <w:outlineLvl w:val="3"/>
+    </w:pPr>
+    <w:rPr>
+      <w:rFonts w:asciiTheme="majorHAnsi" w:eastAsiaTheme="majorEastAsia" w:hAnsiTheme="majorHAnsi" w:cstheme="majorBidi"/>
+      <w:i/>
+      <w:iCs/>
+      <w:color w:val="2F5496" w:themeColor="accent1" w:themeShade="BF"/>
+    </w:rPr>
+  </w:style>
+  <w:style w:type="character" w:default="1" w:styleId="Standaardalinea-lettertype">
     <w:name w:val="Default Paragraph Font"/>
     <w:uiPriority w:val="1"/>
-    <w:semiHidden/>
     <w:unhideWhenUsed/>
   </w:style>
-  <w:style w:type="table" w:default="1" w:styleId="TableNormal">
+  <w:style w:type="table" w:default="1" w:styleId="Standaardtabel">
     <w:name w:val="Normal Table"/>
     <w:uiPriority w:val="99"/>
     <w:semiHidden/>
@@ -17384,15 +20003,15 @@
       </w:tblCellMar>
     </w:tblPr>
   </w:style>
-  <w:style w:type="numbering" w:default="1" w:styleId="NoList">
+  <w:style w:type="numbering" w:default="1" w:styleId="Geenlijst">
     <w:name w:val="No List"/>
     <w:uiPriority w:val="99"/>
     <w:semiHidden/>
     <w:unhideWhenUsed/>
   </w:style>
-  <w:style w:type="paragraph" w:styleId="Header">
+  <w:style w:type="paragraph" w:styleId="Koptekst">
     <w:name w:val="header"/>
-    <w:link w:val="HeaderChar"/>
+    <w:link w:val="KoptekstChar"/>
     <w:uiPriority w:val="4"/>
     <w:rsid w:val="3FB0BF70"/>
     <w:pPr>
@@ -17402,9 +20021,9 @@
       </w:tabs>
     </w:pPr>
   </w:style>
-  <w:style w:type="character" w:customStyle="1" w:styleId="HeaderChar">
-    <w:name w:val="Header Char"/>
-    <w:link w:val="Header"/>
+  <w:style w:type="character" w:customStyle="1" w:styleId="KoptekstChar">
+    <w:name w:val="Koptekst Char"/>
+    <w:link w:val="Koptekst"/>
     <w:uiPriority w:val="4"/>
     <w:rsid w:val="3FB0BF70"/>
     <w:rPr>
@@ -17413,9 +20032,9 @@
       <w:szCs w:val="24"/>
     </w:rPr>
   </w:style>
-  <w:style w:type="paragraph" w:styleId="Footer">
+  <w:style w:type="paragraph" w:styleId="Voettekst">
     <w:name w:val="footer"/>
-    <w:link w:val="FooterChar"/>
+    <w:link w:val="VoettekstChar"/>
     <w:uiPriority w:val="99"/>
     <w:rsid w:val="3FB0BF70"/>
     <w:pPr>
@@ -17425,9 +20044,9 @@
       </w:tabs>
     </w:pPr>
   </w:style>
-  <w:style w:type="character" w:customStyle="1" w:styleId="FooterChar">
-    <w:name w:val="Footer Char"/>
-    <w:link w:val="Footer"/>
+  <w:style w:type="character" w:customStyle="1" w:styleId="VoettekstChar">
+    <w:name w:val="Voettekst Char"/>
+    <w:link w:val="Voettekst"/>
     <w:uiPriority w:val="99"/>
     <w:rsid w:val="3FB0BF70"/>
     <w:rPr>
@@ -17436,9 +20055,9 @@
       <w:szCs w:val="24"/>
     </w:rPr>
   </w:style>
-  <w:style w:type="paragraph" w:styleId="Title">
+  <w:style w:type="paragraph" w:styleId="Titel">
     <w:name w:val="Title"/>
-    <w:link w:val="TitleChar"/>
+    <w:link w:val="TitelChar"/>
     <w:uiPriority w:val="10"/>
     <w:qFormat/>
     <w:rsid w:val="3FB0BF70"/>
@@ -17455,9 +20074,9 @@
       <w:szCs w:val="56"/>
     </w:rPr>
   </w:style>
-  <w:style w:type="character" w:customStyle="1" w:styleId="TitleChar">
-    <w:name w:val="Title Char"/>
-    <w:link w:val="Title"/>
+  <w:style w:type="character" w:customStyle="1" w:styleId="TitelChar">
+    <w:name w:val="Titel Char"/>
+    <w:link w:val="Titel"/>
     <w:uiPriority w:val="10"/>
     <w:rsid w:val="3FB0BF70"/>
     <w:rPr>
@@ -17499,7 +20118,7 @@
       <w:szCs w:val="26"/>
     </w:rPr>
   </w:style>
-  <w:style w:type="character" w:styleId="PlaceholderText">
+  <w:style w:type="character" w:styleId="Tekstvantijdelijkeaanduiding">
     <w:name w:val="Placeholder Text"/>
     <w:uiPriority w:val="99"/>
     <w:semiHidden/>
@@ -17508,9 +20127,9 @@
       <w:color w:val="808080" w:themeColor="background1" w:themeShade="80"/>
     </w:rPr>
   </w:style>
-  <w:style w:type="table" w:styleId="TableGrid">
+  <w:style w:type="table" w:styleId="Tabelraster">
     <w:name w:val="Table Grid"/>
-    <w:basedOn w:val="TableNormal"/>
+    <w:basedOn w:val="Standaardtabel"/>
     <w:uiPriority w:val="59"/>
     <w:rsid w:val="007F13D4"/>
     <w:pPr>
@@ -17568,7 +20187,7 @@
       <w:framePr w:hSpace="141" w:wrap="around" w:vAnchor="text" w:hAnchor="text" w:x="-459" w:y="5388"/>
     </w:pPr>
   </w:style>
-  <w:style w:type="paragraph" w:styleId="ListParagraph">
+  <w:style w:type="paragraph" w:styleId="Lijstalinea">
     <w:name w:val="List Paragraph"/>
     <w:uiPriority w:val="34"/>
     <w:qFormat/>
@@ -17588,7 +20207,7 @@
       <w:u w:val="single"/>
     </w:rPr>
   </w:style>
-  <w:style w:type="paragraph" w:styleId="TOC1">
+  <w:style w:type="paragraph" w:styleId="Inhopg1">
     <w:name w:val="toc 1"/>
     <w:uiPriority w:val="39"/>
     <w:unhideWhenUsed/>
@@ -17597,7 +20216,7 @@
       <w:spacing w:after="100"/>
     </w:pPr>
   </w:style>
-  <w:style w:type="paragraph" w:styleId="TOC2">
+  <w:style w:type="paragraph" w:styleId="Inhopg2">
     <w:name w:val="toc 2"/>
     <w:uiPriority w:val="39"/>
     <w:unhideWhenUsed/>
@@ -17607,7 +20226,7 @@
       <w:ind w:left="220"/>
     </w:pPr>
   </w:style>
-  <w:style w:type="paragraph" w:styleId="TOC3">
+  <w:style w:type="paragraph" w:styleId="Inhopg3">
     <w:name w:val="toc 3"/>
     <w:uiPriority w:val="39"/>
     <w:unhideWhenUsed/>
@@ -17616,6 +20235,35 @@
       <w:spacing w:after="100"/>
       <w:ind w:left="440"/>
     </w:pPr>
+  </w:style>
+  <w:style w:type="character" w:customStyle="1" w:styleId="Kop4Char">
+    <w:name w:val="Kop 4 Char"/>
+    <w:basedOn w:val="Standaardalinea-lettertype"/>
+    <w:link w:val="Kop4"/>
+    <w:uiPriority w:val="9"/>
+    <w:rsid w:val="006A3FD7"/>
+    <w:rPr>
+      <w:rFonts w:asciiTheme="majorHAnsi" w:eastAsiaTheme="majorEastAsia" w:hAnsiTheme="majorHAnsi" w:cstheme="majorBidi"/>
+      <w:i/>
+      <w:iCs/>
+      <w:color w:val="2F5496" w:themeColor="accent1" w:themeShade="BF"/>
+      <w:kern w:val="0"/>
+      <w:sz w:val="24"/>
+      <w:szCs w:val="24"/>
+      <w14:ligatures w14:val="none"/>
+    </w:rPr>
+  </w:style>
+  <w:style w:type="character" w:styleId="Onopgelostemelding">
+    <w:name w:val="Unresolved Mention"/>
+    <w:basedOn w:val="Standaardalinea-lettertype"/>
+    <w:uiPriority w:val="99"/>
+    <w:semiHidden/>
+    <w:unhideWhenUsed/>
+    <w:rsid w:val="00B70640"/>
+    <w:rPr>
+      <w:color w:val="605E5C"/>
+      <w:shd w:val="clear" w:color="auto" w:fill="E1DFDD"/>
+    </w:rPr>
   </w:style>
 </w:styles>
 </file>
@@ -17645,7 +20293,7 @@
           </w:pPr>
           <w:r>
             <w:rPr>
-              <w:rStyle w:val="PlaceholderText"/>
+              <w:rStyle w:val="Tekstvantijdelijkeaanduiding"/>
             </w:rPr>
             <w:t>Fase?</w:t>
           </w:r>
@@ -17674,7 +20322,7 @@
           </w:pPr>
           <w:r>
             <w:rPr>
-              <w:rStyle w:val="PlaceholderText"/>
+              <w:rStyle w:val="Tekstvantijdelijkeaanduiding"/>
             </w:rPr>
             <w:t>Bachelor/Graduaat?</w:t>
           </w:r>
@@ -17703,7 +20351,7 @@
           </w:pPr>
           <w:r>
             <w:rPr>
-              <w:rStyle w:val="PlaceholderText"/>
+              <w:rStyle w:val="Tekstvantijdelijkeaanduiding"/>
             </w:rPr>
             <w:t>Opleiding?</w:t>
           </w:r>
@@ -17732,28 +20380,28 @@
           </w:pPr>
           <w:r>
             <w:rPr>
-              <w:rStyle w:val="PlaceholderText"/>
+              <w:rStyle w:val="Tekstvantijdelijkeaanduiding"/>
               <w:vanish/>
             </w:rPr>
             <w:t>Afst</w:t>
           </w:r>
           <w:r>
             <w:rPr>
-              <w:rStyle w:val="PlaceholderText"/>
+              <w:rStyle w:val="Tekstvantijdelijkeaanduiding"/>
               <w:vanish/>
             </w:rPr>
             <w:t>ud</w:t>
           </w:r>
           <w:r>
             <w:rPr>
-              <w:rStyle w:val="PlaceholderText"/>
+              <w:rStyle w:val="Tekstvantijdelijkeaanduiding"/>
               <w:vanish/>
             </w:rPr>
             <w:t>eerrichting</w:t>
           </w:r>
           <w:r>
             <w:rPr>
-              <w:rStyle w:val="PlaceholderText"/>
+              <w:rStyle w:val="Tekstvantijdelijkeaanduiding"/>
               <w:vanish/>
             </w:rPr>
             <w:t>?</w:t>
@@ -17783,7 +20431,7 @@
           </w:pPr>
           <w:r>
             <w:rPr>
-              <w:rStyle w:val="PlaceholderText"/>
+              <w:rStyle w:val="Tekstvantijdelijkeaanduiding"/>
             </w:rPr>
             <w:t>Click here to enter text.</w:t>
           </w:r>
@@ -17825,11 +20473,10 @@
     <w:sig w:usb0="00000000" w:usb1="10000000" w:usb2="00000000" w:usb3="00000000" w:csb0="80000000" w:csb1="00000000"/>
   </w:font>
   <w:font w:name="Aptos">
-    <w:panose1 w:val="00000000000000000000"/>
     <w:charset w:val="00"/>
-    <w:family w:val="roman"/>
-    <w:notTrueType/>
-    <w:pitch w:val="default"/>
+    <w:family w:val="swiss"/>
+    <w:pitch w:val="variable"/>
+    <w:sig w:usb0="20000287" w:usb1="00000003" w:usb2="00000000" w:usb3="00000000" w:csb0="0000019F" w:csb1="00000000"/>
   </w:font>
   <w:font w:name="Calibri">
     <w:panose1 w:val="020F0502020204030204"/>
@@ -17874,6 +20521,13 @@
     <w:pitch w:val="variable"/>
     <w:sig w:usb0="00000001" w:usb1="5000204A" w:usb2="00000000" w:usb3="00000000" w:csb0="0000009B" w:csb1="00000000"/>
   </w:font>
+  <w:font w:name="Segoe UI Emoji">
+    <w:panose1 w:val="020B0502040204020203"/>
+    <w:charset w:val="00"/>
+    <w:family w:val="swiss"/>
+    <w:pitch w:val="variable"/>
+    <w:sig w:usb0="00000003" w:usb1="02000000" w:usb2="08000000" w:usb3="00000000" w:csb0="00000001" w:csb1="00000000"/>
+  </w:font>
   <w:font w:name="Consolas">
     <w:panose1 w:val="020B0609020204030204"/>
     <w:charset w:val="00"/>
@@ -17882,12 +20536,16 @@
     <w:sig w:usb0="E00006FF" w:usb1="0000FCFF" w:usb2="00000001" w:usb3="00000000" w:csb0="0000019F" w:csb1="00000000"/>
   </w:font>
   <w:font w:name="Yu Mincho">
-    <w:altName w:val="游明朝"/>
-    <w:panose1 w:val="00000000000000000000"/>
     <w:charset w:val="80"/>
     <w:family w:val="roman"/>
-    <w:notTrueType/>
-    <w:pitch w:val="default"/>
+    <w:pitch w:val="variable"/>
+    <w:sig w:usb0="800002E7" w:usb1="2AC7FCFF" w:usb2="00000012" w:usb3="00000000" w:csb0="0002009F" w:csb1="00000000"/>
+  </w:font>
+  <w:font w:name="Aptos Display">
+    <w:charset w:val="00"/>
+    <w:family w:val="swiss"/>
+    <w:pitch w:val="variable"/>
+    <w:sig w:usb0="20000287" w:usb1="00000003" w:usb2="00000000" w:usb3="00000000" w:csb0="0000019F" w:csb1="00000000"/>
   </w:font>
 </w:fonts>
 </file>
@@ -17915,11 +20573,13 @@
     <w:rsid w:val="004739FF"/>
     <w:rsid w:val="005A7CBF"/>
     <w:rsid w:val="005B160E"/>
+    <w:rsid w:val="00663FB1"/>
     <w:rsid w:val="006D4892"/>
     <w:rsid w:val="007B6908"/>
     <w:rsid w:val="00867BC8"/>
     <w:rsid w:val="008B350A"/>
     <w:rsid w:val="00A4757A"/>
+    <w:rsid w:val="00AD3923"/>
     <w:rsid w:val="00B0387D"/>
     <w:rsid w:val="00B5485A"/>
     <w:rsid w:val="00D17C09"/>
@@ -18346,17 +21006,17 @@
     <w:lsdException w:name="Unresolved Mention" w:semiHidden="1" w:unhideWhenUsed="1"/>
     <w:lsdException w:name="Smart Link" w:semiHidden="1" w:unhideWhenUsed="1"/>
   </w:latentStyles>
-  <w:style w:type="paragraph" w:default="1" w:styleId="Normal">
+  <w:style w:type="paragraph" w:default="1" w:styleId="Standaard">
     <w:name w:val="Normal"/>
     <w:qFormat/>
   </w:style>
-  <w:style w:type="character" w:default="1" w:styleId="DefaultParagraphFont">
+  <w:style w:type="character" w:default="1" w:styleId="Standaardalinea-lettertype">
     <w:name w:val="Default Paragraph Font"/>
     <w:uiPriority w:val="1"/>
     <w:semiHidden/>
     <w:unhideWhenUsed/>
   </w:style>
-  <w:style w:type="table" w:default="1" w:styleId="TableNormal">
+  <w:style w:type="table" w:default="1" w:styleId="Standaardtabel">
     <w:name w:val="Normal Table"/>
     <w:uiPriority w:val="99"/>
     <w:semiHidden/>
@@ -18371,15 +21031,15 @@
       </w:tblCellMar>
     </w:tblPr>
   </w:style>
-  <w:style w:type="numbering" w:default="1" w:styleId="NoList">
+  <w:style w:type="numbering" w:default="1" w:styleId="Geenlijst">
     <w:name w:val="No List"/>
     <w:uiPriority w:val="99"/>
     <w:semiHidden/>
     <w:unhideWhenUsed/>
   </w:style>
-  <w:style w:type="character" w:styleId="PlaceholderText">
+  <w:style w:type="character" w:styleId="Tekstvantijdelijkeaanduiding">
     <w:name w:val="Placeholder Text"/>
-    <w:basedOn w:val="DefaultParagraphFont"/>
+    <w:basedOn w:val="Standaardalinea-lettertype"/>
     <w:uiPriority w:val="99"/>
     <w:semiHidden/>
     <w:rsid w:val="00E64492"/>
